--- a/eng/docx/15.content.docx
+++ b/eng/docx/15.content.docx
@@ -7,6 +7,15 @@
       <w:r/>
     </w:p>
     <w:p>
+      <w:pPr>
+        <w:pStyle w:val="Heading2"/>
+      </w:pPr>
+      <w:r>
+        <w:t>Resource: Study Notes (Tyndale)</w:t>
+      </w:r>
+      <w:r/>
+    </w:p>
+    <w:p>
       <w:r/>
       <w:r>
         <w:rPr>
@@ -46,7 +55,7 @@
         <w:pStyle w:val="Heading1"/>
       </w:pPr>
       <w:r>
-        <w:t>Aquifer Open Study Notes</w:t>
+        <w:t>Study Notes (Tyndale)</w:t>
       </w:r>
     </w:p>
     <w:p>
@@ -55,6 +64,51 @@
           <w:headerReference w:type="even" r:id="rId8"/>
           <w:headerReference w:type="default" r:id="rId9"/>
           <w:footerReference w:type="default" r:id="rId10"/>
+          <w:footnotePr>
+            <w:numRestart w:val="eachSect"/>
+          </w:footnotePr>
+          <w:type w:val="continuous"/>
+          <w:pgSz w:w="12240" w:h="15840" w:code="1"/>
+          <w:pgMar w:top="1440" w:right="1440" w:bottom="1440" w:left="1440" w:header="504" w:footer="504" w:gutter="0"/>
+          <w:cols w:space="708"/>
+          <w:titlePg/>
+          <w:docGrid w:linePitch="360"/>
+        </w:sectPr>
+      </w:pPr>
+    </w:p>
+    <w:p>
+      <w:r/>
+    </w:p>
+    <w:p>
+      <w:pPr>
+        <w:pStyle w:val="Heading2"/>
+      </w:pPr>
+      <w:r>
+        <w:t>EZR</w:t>
+      </w:r>
+      <w:r/>
+    </w:p>
+    <w:p>
+      <w:r/>
+      <w:r>
+        <w:rPr>
+          <w:i/>
+        </w:rPr>
+        <w:t>Ezra 1:1, Ezra 1:1–3, Ezra 1:2, Ezra 1:3, Ezra 1:4, Ezra 1:5–6, Ezra 1:7, Ezra 1:8, Ezra 1:9–11, Ezra 2:1–70, Ezra 2:2, Ezra 2:3–20, Ezra 2:21–35, Ezra 2:36–42, Ezra 2:41–42, Ezra 2:43–54, Ezra 2:55–58, Ezra 2:59–60, Ezra 2:61–63, Ezra 2:64–66, Ezra 2:68–69, Ezra 2:69, Ezra 3:1, Ezra 3:1–4.5, Ezra 3:2, Ezra 3:3, Ezra 3:4, Ezra 3:5–6, Ezra 3:7, Ezra 3:8, Ezra 3:10–11, Ezra 3:12, Ezra 4:1, Ezra 4:2, Ezra 4:3, Ezra 4:4, Ezra 4:5, Ezra 4:6–23, Ezra 4:7, Ezra 4:9, Ezra 4:10, Ezra 4:11–22, Ezra 4:13, Ezra 4:14, Ezra 4:15–16, Ezra 4:18, Ezra 4:19–20, Ezra 4:21, Ezra 4:23, Ezra 4:24, Ezra 4:24–5.5, Ezra 5:1, Ezra 5:2, Ezra 5:3, Ezra 5:5, Ezra 5:6, Ezra 5:6–17, Ezra 5:8, Ezra 5:11, Ezra 5:12, Ezra 5:13, Ezra 5:14–15, Ezra 5:16, Ezra 6:2, Ezra 6:3, Ezra 6:4, Ezra 6:8, Ezra 6:10, Ezra 6:11–12, Ezra 6:15, Ezra 6:17, Ezra 6:18, Ezra 6:19, Ezra 6:20, Ezra 6:21, Ezra 6:22, Ezra 7:1, Ezra 7:1–5, Ezra 7:6, Ezra 7:9, Ezra 7:10, Ezra 7:11–26, Ezra 7:14, Ezra 7:15, Ezra 7:16, Ezra 7:21–22, Ezra 7:23, Ezra 7:24, Ezra 7:25–26, Ezra 8:1–14, Ezra 8:15, Ezra 8:16–17, Ezra 8:18, Ezra 8:20, Ezra 8:21, Ezra 8:22, Ezra 8:23, Ezra 8:25, Ezra 8:26–27, Ezra 8:31–32, Ezra 8:35, Ezra 9:1–2, Ezra 9:1–10.44, Ezra 9:3, Ezra 9:4, Ezra 9:5, Ezra 9:6, Ezra 9:6–15, Ezra 9:7, Ezra 9:8–9, Ezra 9:11–12, Ezra 9:14, Ezra 9:15, Ezra 10:1, Ezra 10:2, Ezra 10:3, Ezra 10:4, Ezra 10:5, Ezra 10:8, Ezra 10:9, Ezra 10:15, Ezra 10:44</w:t>
+      </w:r>
+      <w:r/>
+    </w:p>
+    <w:p>
+      <w:r/>
+      <w:r>
+        <w:t xml:space="preserve"> </w:t>
+      </w:r>
+      <w:r/>
+      <w:r/>
+    </w:p>
+    <w:p>
+      <w:pPr>
+        <w:sectPr>
           <w:footnotePr>
             <w:numRestart w:val="eachSect"/>
           </w:footnotePr>

--- a/eng/docx/15.content.docx
+++ b/eng/docx/15.content.docx
@@ -166,13 +166,6 @@
       </w:r>
       <w:r>
         <w:rPr>
-          <w:i/>
-          <w:lang w:val="en_US" w:bidi="en_US"/>
-        </w:rPr>
-        <w:t>Ezra 1:1, Ezra 1:1–3, Ezra 1:2, Ezra 1:3, Ezra 1:4, Ezra 1:5–6, Ezra 1:7, Ezra 1:8, Ezra 1:9–11, Ezra 2:1–70, Ezra 2:2, Ezra 2:3–20, Ezra 2:21–35, Ezra 2:36–42, Ezra 2:41–42, Ezra 2:43–54, Ezra 2:55–58, Ezra 2:59–60, Ezra 2:61–63, Ezra 2:64–66, Ezra 2:68–69, Ezra 2:69, Ezra 3:1, Ezra 3:1–4.5, Ezra 3:2, Ezra 3:3, Ezra 3:4, Ezra 3:5–6, Ezra 3:7, Ezra 3:8, Ezra 3:10–11, Ezra 3:12, Ezra 4:1, Ezra 4:2, Ezra 4:3, Ezra 4:4, Ezra 4:5, Ezra 4:6–23, Ezra 4:7, Ezra 4:9, Ezra 4:10, Ezra 4:11–22, Ezra 4:13, Ezra 4:14, Ezra 4:15–16, Ezra 4:18, Ezra 4:19–20, Ezra 4:21, Ezra 4:23, Ezra 4:24, Ezra 4:24–5.5, Ezra 5:1, Ezra 5:2, Ezra 5:3, Ezra 5:5, Ezra 5:6, Ezra 5:6–17, Ezra 5:8, Ezra 5:11, Ezra 5:12, Ezra 5:13, Ezra 5:14–15, Ezra 5:16, Ezra 6:2, Ezra 6:3, Ezra 6:4, Ezra 6:8, Ezra 6:10, Ezra 6:11–12, Ezra 6:15, Ezra 6:17, Ezra 6:18, Ezra 6:19, Ezra 6:20, Ezra 6:21, Ezra 6:22, Ezra 7:1, Ezra 7:1–5, Ezra 7:6, Ezra 7:9, Ezra 7:10, Ezra 7:11–26, Ezra 7:14, Ezra 7:15, Ezra 7:16, Ezra 7:21–22, Ezra 7:23, Ezra 7:24, Ezra 7:25–26, Ezra 8:1–14, Ezra 8:15, Ezra 8:16–17, Ezra 8:18, Ezra 8:20, Ezra 8:21, Ezra 8:22, Ezra 8:23, Ezra 8:25, Ezra 8:26–27, Ezra 8:31–32, Ezra 8:35, Ezra 9:1–2, Ezra 9:1–10.44, Ezra 9:3, Ezra 9:4, Ezra 9:5, Ezra 9:6, Ezra 9:6–15, Ezra 9:7, Ezra 9:8–9, Ezra 9:11–12, Ezra 9:14, Ezra 9:15, Ezra 10:1, Ezra 10:2, Ezra 10:3, Ezra 10:4, Ezra 10:5, Ezra 10:8, Ezra 10:9, Ezra 10:15, Ezra 10:44</w:t>
-      </w:r>
-      <w:r>
-        <w:rPr>
           <w:lang w:val="en_US" w:bidi="en_US"/>
         </w:rPr>
       </w:r>
@@ -8041,7 +8034,7 @@
         <w:rPr>
           <w:lang w:val="en_US" w:bidi="en_US"/>
         </w:rPr>
-        <w:t>Ezra emphasizes his status by tracing his genealogy through Zadok, a priest under Solomon (</w:t>
+        <w:t>Ezra highlights his authority by listing his genealogy (record of ancestors). He traces his family line through Zadok, who served as priest under Solomon, and back to Aaron, the high priest and brother of Moses (</w:t>
       </w:r>
       <w:hyperlink r:id="rId147">
         <w:r>
@@ -8059,7 +8052,7 @@
         <w:rPr>
           <w:lang w:val="en_US" w:bidi="en_US"/>
         </w:rPr>
-        <w:t xml:space="preserve">), back to Aaron, the high priest and Moses' brother. This list is clearly shortened, showing only sixteen generations from Aaron to eighty years after the exile in Babylon. In contrast, </w:t>
+        <w:t xml:space="preserve">). This genealogy is clearly shortened. It includes only 16 generations from Aaron to about eighty years after the exile, while </w:t>
       </w:r>
       <w:hyperlink r:id="rId148">
         <w:r>
@@ -8077,7 +8070,7 @@
         <w:rPr>
           <w:lang w:val="en_US" w:bidi="en_US"/>
         </w:rPr>
-        <w:t xml:space="preserve"> lists twenty-three generations from Aaron to the exile in Babylon.</w:t>
+        <w:t xml:space="preserve"> lists 23 generations from Aaron to the exile in Babylon.</w:t>
       </w:r>
       <w:r>
         <w:rPr>

--- a/eng/docx/15.content.docx
+++ b/eng/docx/15.content.docx
@@ -150,19 +150,6 @@
           <w:lang w:val="en_US" w:bidi="en_US"/>
         </w:rPr>
         <w:t>EZR</w:t>
-      </w:r>
-      <w:r>
-        <w:rPr>
-          <w:lang w:val="en_US" w:bidi="en_US"/>
-        </w:rPr>
-      </w:r>
-    </w:p>
-    <w:p>
-      <w:pPr/>
-      <w:r>
-        <w:rPr>
-          <w:lang w:val="en_US" w:bidi="en_US"/>
-        </w:rPr>
       </w:r>
       <w:r>
         <w:rPr>

--- a/eng/docx/15.content.docx
+++ b/eng/docx/15.content.docx
@@ -19,7 +19,7 @@
         <w:rPr>
           <w:lang w:val="en_US" w:bidi="en_US"/>
         </w:rPr>
-        <w:t>Resource: Study Notes (Tyndale)</w:t>
+        <w:t>Resource: Tyndale Open Study Notes</w:t>
       </w:r>
       <w:r>
         <w:rPr>
@@ -112,7 +112,7 @@
         <w:rPr>
           <w:lang w:val="en_US" w:bidi="en_US"/>
         </w:rPr>
-        <w:t>Study Notes (Tyndale)</w:t>
+        <w:t>Tyndale Open Study Notes</w:t>
       </w:r>
     </w:p>
     <w:p>

--- a/eng/docx/15.content.docx
+++ b/eng/docx/15.content.docx
@@ -19,7 +19,7 @@
         <w:rPr>
           <w:lang w:val="en_US" w:bidi="en_US"/>
         </w:rPr>
-        <w:t>Resource: Tyndale Open Study Notes</w:t>
+        <w:t>Resource: Aquifer Open Study Notes</w:t>
       </w:r>
       <w:r>
         <w:rPr>
@@ -112,7 +112,7 @@
         <w:rPr>
           <w:lang w:val="en_US" w:bidi="en_US"/>
         </w:rPr>
-        <w:t>Tyndale Open Study Notes</w:t>
+        <w:t>Aquifer Open Study Notes</w:t>
       </w:r>
     </w:p>
     <w:p>

--- a/eng/docx/15.content.docx
+++ b/eng/docx/15.content.docx
@@ -237,18 +237,12 @@
         </w:rPr>
         <w:t>King Cyrus II ruled Persia from 559 to 530 BC. In October 539 BC, Cyrus and his Persian forces conquered Babylon, as Daniel had predicted (</w:t>
       </w:r>
-      <w:hyperlink r:id="rId13">
-        <w:r>
-          <w:rPr>
-            <w:lang w:val="en_US" w:bidi="en_US"/>
-          </w:rPr>
-          <w:rPr>
-            <w:color w:val="0000EE"/>
-            <w:u w:val="single"/>
-          </w:rPr>
-          <w:t>Daniel 5</w:t>
-        </w:r>
-      </w:hyperlink>
+      <w:r>
+        <w:rPr>
+          <w:lang w:val="en_US" w:bidi="en_US"/>
+        </w:rPr>
+        <w:t>Daniel 5</w:t>
+      </w:r>
       <w:r>
         <w:rPr>
           <w:lang w:val="en_US" w:bidi="en_US"/>
@@ -280,36 +274,24 @@
         </w:rPr>
         <w:t>: God promised to bring his people back after seventy years in exile (</w:t>
       </w:r>
-      <w:hyperlink r:id="rId14">
-        <w:r>
-          <w:rPr>
-            <w:lang w:val="en_US" w:bidi="en_US"/>
-          </w:rPr>
-          <w:rPr>
-            <w:color w:val="0000EE"/>
-            <w:u w:val="single"/>
-          </w:rPr>
-          <w:t>Jeremiah 25:11–12</w:t>
-        </w:r>
-      </w:hyperlink>
+      <w:r>
+        <w:rPr>
+          <w:lang w:val="en_US" w:bidi="en_US"/>
+        </w:rPr>
+        <w:t>Jeremiah 25:11–12</w:t>
+      </w:r>
       <w:r>
         <w:rPr>
           <w:lang w:val="en_US" w:bidi="en_US"/>
         </w:rPr>
         <w:t xml:space="preserve">; </w:t>
       </w:r>
-      <w:hyperlink r:id="rId15">
-        <w:r>
-          <w:rPr>
-            <w:lang w:val="en_US" w:bidi="en_US"/>
-          </w:rPr>
-          <w:rPr>
-            <w:color w:val="0000EE"/>
-            <w:u w:val="single"/>
-          </w:rPr>
-          <w:t>29:10</w:t>
-        </w:r>
-      </w:hyperlink>
+      <w:r>
+        <w:rPr>
+          <w:lang w:val="en_US" w:bidi="en_US"/>
+        </w:rPr>
+        <w:t>29:10</w:t>
+      </w:r>
       <w:r>
         <w:rPr>
           <w:lang w:val="en_US" w:bidi="en_US"/>
@@ -334,108 +316,72 @@
         </w:rPr>
         <w:t xml:space="preserve">God's influence over this non-believing king led him to issue the following decree (see also </w:t>
       </w:r>
-      <w:hyperlink r:id="rId16">
-        <w:r>
-          <w:rPr>
-            <w:lang w:val="en_US" w:bidi="en_US"/>
-          </w:rPr>
-          <w:rPr>
-            <w:color w:val="0000EE"/>
-            <w:u w:val="single"/>
-          </w:rPr>
-          <w:t>Isaiah 13:17</w:t>
-        </w:r>
-      </w:hyperlink>
+      <w:r>
+        <w:rPr>
+          <w:lang w:val="en_US" w:bidi="en_US"/>
+        </w:rPr>
+        <w:t>Isaiah 13:17</w:t>
+      </w:r>
       <w:r>
         <w:rPr>
           <w:lang w:val="en_US" w:bidi="en_US"/>
         </w:rPr>
         <w:t xml:space="preserve">; </w:t>
       </w:r>
-      <w:hyperlink r:id="rId17">
-        <w:r>
-          <w:rPr>
-            <w:lang w:val="en_US" w:bidi="en_US"/>
-          </w:rPr>
-          <w:rPr>
-            <w:color w:val="0000EE"/>
-            <w:u w:val="single"/>
-          </w:rPr>
-          <w:t>41:2</w:t>
-        </w:r>
-      </w:hyperlink>
+      <w:r>
+        <w:rPr>
+          <w:lang w:val="en_US" w:bidi="en_US"/>
+        </w:rPr>
+        <w:t>41:2</w:t>
+      </w:r>
       <w:r>
         <w:rPr>
           <w:lang w:val="en_US" w:bidi="en_US"/>
         </w:rPr>
         <w:t xml:space="preserve">, </w:t>
       </w:r>
-      <w:hyperlink r:id="rId18">
-        <w:r>
-          <w:rPr>
-            <w:lang w:val="en_US" w:bidi="en_US"/>
-          </w:rPr>
-          <w:rPr>
-            <w:color w:val="0000EE"/>
-            <w:u w:val="single"/>
-          </w:rPr>
-          <w:t>25</w:t>
-        </w:r>
-      </w:hyperlink>
+      <w:r>
+        <w:rPr>
+          <w:lang w:val="en_US" w:bidi="en_US"/>
+        </w:rPr>
+        <w:t>25</w:t>
+      </w:r>
       <w:r>
         <w:rPr>
           <w:lang w:val="en_US" w:bidi="en_US"/>
         </w:rPr>
         <w:t xml:space="preserve">; </w:t>
       </w:r>
-      <w:hyperlink r:id="rId19">
-        <w:r>
-          <w:rPr>
-            <w:lang w:val="en_US" w:bidi="en_US"/>
-          </w:rPr>
-          <w:rPr>
-            <w:color w:val="0000EE"/>
-            <w:u w:val="single"/>
-          </w:rPr>
-          <w:t>Jeremiah 50:9</w:t>
-        </w:r>
-      </w:hyperlink>
+      <w:r>
+        <w:rPr>
+          <w:lang w:val="en_US" w:bidi="en_US"/>
+        </w:rPr>
+        <w:t>Jeremiah 50:9</w:t>
+      </w:r>
       <w:r>
         <w:rPr>
           <w:lang w:val="en_US" w:bidi="en_US"/>
         </w:rPr>
         <w:t>). God remains in control, even when rulers and nations do not acknowledge his authority (</w:t>
       </w:r>
-      <w:hyperlink r:id="rId20">
-        <w:r>
-          <w:rPr>
-            <w:lang w:val="en_US" w:bidi="en_US"/>
-          </w:rPr>
-          <w:rPr>
-            <w:color w:val="0000EE"/>
-            <w:u w:val="single"/>
-          </w:rPr>
-          <w:t>Isaiah 10:5</w:t>
-        </w:r>
-      </w:hyperlink>
+      <w:r>
+        <w:rPr>
+          <w:lang w:val="en_US" w:bidi="en_US"/>
+        </w:rPr>
+        <w:t>Isaiah 10:5</w:t>
+      </w:r>
       <w:r>
         <w:rPr>
           <w:lang w:val="en_US" w:bidi="en_US"/>
         </w:rPr>
         <w:t xml:space="preserve">, </w:t>
       </w:r>
-      <w:hyperlink r:id="rId21">
-        <w:r>
-          <w:rPr>
-            <w:lang w:val="en_US" w:bidi="en_US"/>
-          </w:rPr>
-          <w:rPr>
-            <w:color w:val="0000EE"/>
-            <w:u w:val="single"/>
-          </w:rPr>
-          <w:t>12–14</w:t>
-        </w:r>
-      </w:hyperlink>
+      <w:r>
+        <w:rPr>
+          <w:lang w:val="en_US" w:bidi="en_US"/>
+        </w:rPr>
+        <w:t>12–14</w:t>
+      </w:r>
       <w:r>
         <w:rPr>
           <w:lang w:val="en_US" w:bidi="en_US"/>
@@ -490,18 +436,12 @@
         </w:rPr>
         <w:t xml:space="preserve">The first three verses of Ezra are nearly identical to </w:t>
       </w:r>
-      <w:hyperlink r:id="rId22">
-        <w:r>
-          <w:rPr>
-            <w:lang w:val="en_US" w:bidi="en_US"/>
-          </w:rPr>
-          <w:rPr>
-            <w:color w:val="0000EE"/>
-            <w:u w:val="single"/>
-          </w:rPr>
-          <w:t>2 Chronicles 36:22–23</w:t>
-        </w:r>
-      </w:hyperlink>
+      <w:r>
+        <w:rPr>
+          <w:lang w:val="en_US" w:bidi="en_US"/>
+        </w:rPr>
+        <w:t>2 Chronicles 36:22–23</w:t>
+      </w:r>
       <w:r>
         <w:rPr>
           <w:lang w:val="en_US" w:bidi="en_US"/>
@@ -556,144 +496,96 @@
         </w:rPr>
         <w:t xml:space="preserve">Although Cyrus mentions the Lord, the God of heaven, he was actually a Zoroastrian. His proclamation, written in Hebrew, was likely political propaganda to gain Jewish support for his rule. In a similar statement to the Babylonians, Cyrus claimed to worship their chief god, Marduk. However, his words here show that God appointed him to build a temple in Jerusalem (see </w:t>
       </w:r>
-      <w:hyperlink r:id="rId23">
-        <w:r>
-          <w:rPr>
-            <w:lang w:val="en_US" w:bidi="en_US"/>
-          </w:rPr>
-          <w:rPr>
-            <w:color w:val="0000EE"/>
-            <w:u w:val="single"/>
-          </w:rPr>
-          <w:t>Isaiah 44:28</w:t>
-        </w:r>
-      </w:hyperlink>
+      <w:r>
+        <w:rPr>
+          <w:lang w:val="en_US" w:bidi="en_US"/>
+        </w:rPr>
+        <w:t>Isaiah 44:28</w:t>
+      </w:r>
       <w:r>
         <w:rPr>
           <w:lang w:val="en_US" w:bidi="en_US"/>
         </w:rPr>
         <w:t xml:space="preserve">; </w:t>
       </w:r>
-      <w:hyperlink r:id="rId24">
-        <w:r>
-          <w:rPr>
-            <w:lang w:val="en_US" w:bidi="en_US"/>
-          </w:rPr>
-          <w:rPr>
-            <w:color w:val="0000EE"/>
-            <w:u w:val="single"/>
-          </w:rPr>
-          <w:t>45:1</w:t>
-        </w:r>
-      </w:hyperlink>
+      <w:r>
+        <w:rPr>
+          <w:lang w:val="en_US" w:bidi="en_US"/>
+        </w:rPr>
+        <w:t>45:1</w:t>
+      </w:r>
       <w:r>
         <w:rPr>
           <w:lang w:val="en_US" w:bidi="en_US"/>
         </w:rPr>
         <w:t xml:space="preserve">, </w:t>
       </w:r>
-      <w:hyperlink r:id="rId25">
-        <w:r>
-          <w:rPr>
-            <w:lang w:val="en_US" w:bidi="en_US"/>
-          </w:rPr>
-          <w:rPr>
-            <w:color w:val="0000EE"/>
-            <w:u w:val="single"/>
-          </w:rPr>
-          <w:t>13</w:t>
-        </w:r>
-      </w:hyperlink>
+      <w:r>
+        <w:rPr>
+          <w:lang w:val="en_US" w:bidi="en_US"/>
+        </w:rPr>
+        <w:t>13</w:t>
+      </w:r>
       <w:r>
         <w:rPr>
           <w:lang w:val="en_US" w:bidi="en_US"/>
         </w:rPr>
         <w:t xml:space="preserve">). He might have learned about these prophecies from Daniel, who served in his court as a high government official (Cyrus is likely referred to by his Median name, Darius, in </w:t>
       </w:r>
-      <w:hyperlink r:id="rId26">
-        <w:r>
-          <w:rPr>
-            <w:lang w:val="en_US" w:bidi="en_US"/>
-          </w:rPr>
-          <w:rPr>
-            <w:color w:val="0000EE"/>
-            <w:u w:val="single"/>
-          </w:rPr>
-          <w:t>Daniel 6:1–28</w:t>
-        </w:r>
-      </w:hyperlink>
+      <w:r>
+        <w:rPr>
+          <w:lang w:val="en_US" w:bidi="en_US"/>
+        </w:rPr>
+        <w:t>Daniel 6:1–28</w:t>
+      </w:r>
       <w:r>
         <w:rPr>
           <w:lang w:val="en_US" w:bidi="en_US"/>
         </w:rPr>
         <w:t xml:space="preserve">; </w:t>
       </w:r>
-      <w:hyperlink r:id="rId27">
-        <w:r>
-          <w:rPr>
-            <w:lang w:val="en_US" w:bidi="en_US"/>
-          </w:rPr>
-          <w:rPr>
-            <w:color w:val="0000EE"/>
-            <w:u w:val="single"/>
-          </w:rPr>
-          <w:t>9:1</w:t>
-        </w:r>
-      </w:hyperlink>
+      <w:r>
+        <w:rPr>
+          <w:lang w:val="en_US" w:bidi="en_US"/>
+        </w:rPr>
+        <w:t>9:1</w:t>
+      </w:r>
       <w:r>
         <w:rPr>
           <w:lang w:val="en_US" w:bidi="en_US"/>
         </w:rPr>
         <w:t>). God had long planned to raise up Cyrus and give him a vision to restore worship in Jerusalem (</w:t>
       </w:r>
-      <w:hyperlink r:id="rId23">
-        <w:r>
-          <w:rPr>
-            <w:lang w:val="en_US" w:bidi="en_US"/>
-          </w:rPr>
-          <w:rPr>
-            <w:color w:val="0000EE"/>
-            <w:u w:val="single"/>
-          </w:rPr>
-          <w:t>Isaiah 44:28</w:t>
-        </w:r>
-      </w:hyperlink>
+      <w:r>
+        <w:rPr>
+          <w:lang w:val="en_US" w:bidi="en_US"/>
+        </w:rPr>
+        <w:t>Isaiah 44:28</w:t>
+      </w:r>
       <w:r>
         <w:rPr>
           <w:lang w:val="en_US" w:bidi="en_US"/>
         </w:rPr>
         <w:t xml:space="preserve">; </w:t>
       </w:r>
-      <w:hyperlink r:id="rId25">
-        <w:r>
-          <w:rPr>
-            <w:lang w:val="en_US" w:bidi="en_US"/>
-          </w:rPr>
-          <w:rPr>
-            <w:color w:val="0000EE"/>
-            <w:u w:val="single"/>
-          </w:rPr>
-          <w:t>45:13</w:t>
-        </w:r>
-      </w:hyperlink>
+      <w:r>
+        <w:rPr>
+          <w:lang w:val="en_US" w:bidi="en_US"/>
+        </w:rPr>
+        <w:t>45:13</w:t>
+      </w:r>
       <w:r>
         <w:rPr>
           <w:lang w:val="en_US" w:bidi="en_US"/>
         </w:rPr>
         <w:t xml:space="preserve">; </w:t>
       </w:r>
-      <w:hyperlink r:id="rId28">
-        <w:r>
-          <w:rPr>
-            <w:lang w:val="en_US" w:bidi="en_US"/>
-          </w:rPr>
-          <w:rPr>
-            <w:color w:val="0000EE"/>
-            <w:u w:val="single"/>
-          </w:rPr>
-          <w:t>48:14–15</w:t>
-        </w:r>
-      </w:hyperlink>
+      <w:r>
+        <w:rPr>
+          <w:lang w:val="en_US" w:bidi="en_US"/>
+        </w:rPr>
+        <w:t>48:14–15</w:t>
+      </w:r>
       <w:r>
         <w:rPr>
           <w:lang w:val="en_US" w:bidi="en_US"/>
@@ -855,18 +747,12 @@
         </w:rPr>
         <w:t>As with Cyrus's heart (</w:t>
       </w:r>
-      <w:hyperlink r:id="rId29">
-        <w:r>
-          <w:rPr>
-            <w:lang w:val="en_US" w:bidi="en_US"/>
-          </w:rPr>
-          <w:rPr>
-            <w:color w:val="0000EE"/>
-            <w:u w:val="single"/>
-          </w:rPr>
-          <w:t>Ezra 1:1</w:t>
-        </w:r>
-      </w:hyperlink>
+      <w:r>
+        <w:rPr>
+          <w:lang w:val="en_US" w:bidi="en_US"/>
+        </w:rPr>
+        <w:t>Ezra 1:1</w:t>
+      </w:r>
       <w:r>
         <w:rPr>
           <w:lang w:val="en_US" w:bidi="en_US"/>
@@ -891,18 +777,12 @@
         </w:rPr>
         <w:t xml:space="preserve">Few priests and Levites responded (see </w:t>
       </w:r>
-      <w:hyperlink r:id="rId30">
-        <w:r>
-          <w:rPr>
-            <w:lang w:val="en_US" w:bidi="en_US"/>
-          </w:rPr>
-          <w:rPr>
-            <w:color w:val="0000EE"/>
-            <w:u w:val="single"/>
-          </w:rPr>
-          <w:t>Ezra 2:36–42</w:t>
-        </w:r>
-      </w:hyperlink>
+      <w:r>
+        <w:rPr>
+          <w:lang w:val="en_US" w:bidi="en_US"/>
+        </w:rPr>
+        <w:t>Ezra 2:36–42</w:t>
+      </w:r>
       <w:r>
         <w:rPr>
           <w:lang w:val="en_US" w:bidi="en_US"/>
@@ -957,54 +837,36 @@
         </w:rPr>
         <w:t xml:space="preserve">Many items from the Lord’s temple had been taken to Babylon (see </w:t>
       </w:r>
-      <w:hyperlink r:id="rId31">
-        <w:r>
-          <w:rPr>
-            <w:lang w:val="en_US" w:bidi="en_US"/>
-          </w:rPr>
-          <w:rPr>
-            <w:color w:val="0000EE"/>
-            <w:u w:val="single"/>
-          </w:rPr>
-          <w:t>2 Chronicles 36:7</w:t>
-        </w:r>
-      </w:hyperlink>
+      <w:r>
+        <w:rPr>
+          <w:lang w:val="en_US" w:bidi="en_US"/>
+        </w:rPr>
+        <w:t>2 Chronicles 36:7</w:t>
+      </w:r>
       <w:r>
         <w:rPr>
           <w:lang w:val="en_US" w:bidi="en_US"/>
         </w:rPr>
         <w:t xml:space="preserve">; </w:t>
       </w:r>
-      <w:hyperlink r:id="rId32">
-        <w:r>
-          <w:rPr>
-            <w:lang w:val="en_US" w:bidi="en_US"/>
-          </w:rPr>
-          <w:rPr>
-            <w:color w:val="0000EE"/>
-            <w:u w:val="single"/>
-          </w:rPr>
-          <w:t>Daniel 1:2</w:t>
-        </w:r>
-      </w:hyperlink>
+      <w:r>
+        <w:rPr>
+          <w:lang w:val="en_US" w:bidi="en_US"/>
+        </w:rPr>
+        <w:t>Daniel 1:2</w:t>
+      </w:r>
       <w:r>
         <w:rPr>
           <w:lang w:val="en_US" w:bidi="en_US"/>
         </w:rPr>
         <w:t xml:space="preserve">). By placing these items in his pagan temple, Nebuchadnezzar tried to show his god’s power over the Hebrew God. However, God promised the return of all the stolen items (see </w:t>
       </w:r>
-      <w:hyperlink r:id="rId33">
-        <w:r>
-          <w:rPr>
-            <w:lang w:val="en_US" w:bidi="en_US"/>
-          </w:rPr>
-          <w:rPr>
-            <w:color w:val="0000EE"/>
-            <w:u w:val="single"/>
-          </w:rPr>
-          <w:t>Jeremiah 27:16–22</w:t>
-        </w:r>
-      </w:hyperlink>
+      <w:r>
+        <w:rPr>
+          <w:lang w:val="en_US" w:bidi="en_US"/>
+        </w:rPr>
+        <w:t>Jeremiah 27:16–22</w:t>
+      </w:r>
       <w:r>
         <w:rPr>
           <w:lang w:val="en_US" w:bidi="en_US"/>
@@ -1059,72 +921,48 @@
         </w:rPr>
         <w:t>Sheshbazzar was the Persian-appointed governor of Judah who laid the temple's foundation (</w:t>
       </w:r>
-      <w:hyperlink r:id="rId34">
-        <w:r>
-          <w:rPr>
-            <w:lang w:val="en_US" w:bidi="en_US"/>
-          </w:rPr>
-          <w:rPr>
-            <w:color w:val="0000EE"/>
-            <w:u w:val="single"/>
-          </w:rPr>
-          <w:t>Ezra 5:14–16</w:t>
-        </w:r>
-      </w:hyperlink>
+      <w:r>
+        <w:rPr>
+          <w:lang w:val="en_US" w:bidi="en_US"/>
+        </w:rPr>
+        <w:t>Ezra 5:14–16</w:t>
+      </w:r>
       <w:r>
         <w:rPr>
           <w:lang w:val="en_US" w:bidi="en_US"/>
         </w:rPr>
         <w:t>). Some believe Zerubbabel (</w:t>
       </w:r>
-      <w:hyperlink r:id="rId35">
-        <w:r>
-          <w:rPr>
-            <w:lang w:val="en_US" w:bidi="en_US"/>
-          </w:rPr>
-          <w:rPr>
-            <w:color w:val="0000EE"/>
-            <w:u w:val="single"/>
-          </w:rPr>
-          <w:t>Ezra 3:2</w:t>
-        </w:r>
-      </w:hyperlink>
+      <w:r>
+        <w:rPr>
+          <w:lang w:val="en_US" w:bidi="en_US"/>
+        </w:rPr>
+        <w:t>Ezra 3:2</w:t>
+      </w:r>
       <w:r>
         <w:rPr>
           <w:lang w:val="en_US" w:bidi="en_US"/>
         </w:rPr>
         <w:t xml:space="preserve">, </w:t>
       </w:r>
-      <w:hyperlink r:id="rId36">
-        <w:r>
-          <w:rPr>
-            <w:lang w:val="en_US" w:bidi="en_US"/>
-          </w:rPr>
-          <w:rPr>
-            <w:color w:val="0000EE"/>
-            <w:u w:val="single"/>
-          </w:rPr>
-          <w:t>8</w:t>
-        </w:r>
-      </w:hyperlink>
+      <w:r>
+        <w:rPr>
+          <w:lang w:val="en_US" w:bidi="en_US"/>
+        </w:rPr>
+        <w:t>8</w:t>
+      </w:r>
       <w:r>
         <w:rPr>
           <w:lang w:val="en_US" w:bidi="en_US"/>
         </w:rPr>
         <w:t xml:space="preserve">) was the same person with a new name (see </w:t>
       </w:r>
-      <w:hyperlink r:id="rId37">
-        <w:r>
-          <w:rPr>
-            <w:lang w:val="en_US" w:bidi="en_US"/>
-          </w:rPr>
-          <w:rPr>
-            <w:color w:val="0000EE"/>
-            <w:u w:val="single"/>
-          </w:rPr>
-          <w:t>Daniel 1:7</w:t>
-        </w:r>
-      </w:hyperlink>
+      <w:r>
+        <w:rPr>
+          <w:lang w:val="en_US" w:bidi="en_US"/>
+        </w:rPr>
+        <w:t>Daniel 1:7</w:t>
+      </w:r>
       <w:r>
         <w:rPr>
           <w:lang w:val="en_US" w:bidi="en_US"/>
@@ -1266,18 +1104,12 @@
         </w:rPr>
         <w:t xml:space="preserve">This chapter is Ezra's first major digression from the main story. The returning exiles needed to identify true Jews to maintain their community identity and theological purity. This helped them know whom they could marry and who could worship at the temple. This list is not the initial list of all Jews who returned to Jerusalem (compare </w:t>
       </w:r>
-      <w:hyperlink r:id="rId38">
-        <w:r>
-          <w:rPr>
-            <w:lang w:val="en_US" w:bidi="en_US"/>
-          </w:rPr>
-          <w:rPr>
-            <w:color w:val="0000EE"/>
-            <w:u w:val="single"/>
-          </w:rPr>
-          <w:t>Nehemiah 7:6–73</w:t>
-        </w:r>
-      </w:hyperlink>
+      <w:r>
+        <w:rPr>
+          <w:lang w:val="en_US" w:bidi="en_US"/>
+        </w:rPr>
+        <w:t>Nehemiah 7:6–73</w:t>
+      </w:r>
       <w:r>
         <w:rPr>
           <w:lang w:val="en_US" w:bidi="en_US"/>
@@ -1345,72 +1177,48 @@
         </w:rPr>
         <w:t>, son of Jehozadak (</w:t>
       </w:r>
-      <w:hyperlink r:id="rId35">
-        <w:r>
-          <w:rPr>
-            <w:lang w:val="en_US" w:bidi="en_US"/>
-          </w:rPr>
-          <w:rPr>
-            <w:color w:val="0000EE"/>
-            <w:u w:val="single"/>
-          </w:rPr>
-          <w:t>Ezra 3:2</w:t>
-        </w:r>
-      </w:hyperlink>
+      <w:r>
+        <w:rPr>
+          <w:lang w:val="en_US" w:bidi="en_US"/>
+        </w:rPr>
+        <w:t>Ezra 3:2</w:t>
+      </w:r>
       <w:r>
         <w:rPr>
           <w:lang w:val="en_US" w:bidi="en_US"/>
         </w:rPr>
         <w:t xml:space="preserve">, </w:t>
       </w:r>
-      <w:hyperlink r:id="rId36">
-        <w:r>
-          <w:rPr>
-            <w:lang w:val="en_US" w:bidi="en_US"/>
-          </w:rPr>
-          <w:rPr>
-            <w:color w:val="0000EE"/>
-            <w:u w:val="single"/>
-          </w:rPr>
-          <w:t>8</w:t>
-        </w:r>
-      </w:hyperlink>
+      <w:r>
+        <w:rPr>
+          <w:lang w:val="en_US" w:bidi="en_US"/>
+        </w:rPr>
+        <w:t>8</w:t>
+      </w:r>
       <w:r>
         <w:rPr>
           <w:lang w:val="en_US" w:bidi="en_US"/>
         </w:rPr>
         <w:t>), from Aaron's lineage, was the high priest (</w:t>
       </w:r>
-      <w:hyperlink r:id="rId39">
-        <w:r>
-          <w:rPr>
-            <w:lang w:val="en_US" w:bidi="en_US"/>
-          </w:rPr>
-          <w:rPr>
-            <w:color w:val="0000EE"/>
-            <w:u w:val="single"/>
-          </w:rPr>
-          <w:t>Haggai 1:1</w:t>
-        </w:r>
-      </w:hyperlink>
+      <w:r>
+        <w:rPr>
+          <w:lang w:val="en_US" w:bidi="en_US"/>
+        </w:rPr>
+        <w:t>Haggai 1:1</w:t>
+      </w:r>
       <w:r>
         <w:rPr>
           <w:lang w:val="en_US" w:bidi="en_US"/>
         </w:rPr>
         <w:t xml:space="preserve">; </w:t>
       </w:r>
-      <w:hyperlink r:id="rId40">
-        <w:r>
-          <w:rPr>
-            <w:lang w:val="en_US" w:bidi="en_US"/>
-          </w:rPr>
-          <w:rPr>
-            <w:color w:val="0000EE"/>
-            <w:u w:val="single"/>
-          </w:rPr>
-          <w:t>Zechariah 3:1</w:t>
-        </w:r>
-      </w:hyperlink>
+      <w:r>
+        <w:rPr>
+          <w:lang w:val="en_US" w:bidi="en_US"/>
+        </w:rPr>
+        <w:t>Zechariah 3:1</w:t>
+      </w:r>
       <w:r>
         <w:rPr>
           <w:lang w:val="en_US" w:bidi="en_US"/>
@@ -1465,18 +1273,12 @@
         </w:rPr>
         <w:t>In the ancient Near East, people identified themselves by answering, “Who are your father and your family?” Priests were known as the sons of Aaron. If they could not prove this link, they could not serve (</w:t>
       </w:r>
-      <w:hyperlink r:id="rId41">
-        <w:r>
-          <w:rPr>
-            <w:lang w:val="en_US" w:bidi="en_US"/>
-          </w:rPr>
-          <w:rPr>
-            <w:color w:val="0000EE"/>
-            <w:u w:val="single"/>
-          </w:rPr>
-          <w:t>Ezra 2:61–62</w:t>
-        </w:r>
-      </w:hyperlink>
+      <w:r>
+        <w:rPr>
+          <w:lang w:val="en_US" w:bidi="en_US"/>
+        </w:rPr>
+        <w:t>Ezra 2:61–62</w:t>
+      </w:r>
       <w:r>
         <w:rPr>
           <w:lang w:val="en_US" w:bidi="en_US"/>
@@ -1663,90 +1465,60 @@
         </w:rPr>
         <w:t>The singers played instruments and sang for worship at the temple (</w:t>
       </w:r>
-      <w:hyperlink r:id="rId42">
-        <w:r>
-          <w:rPr>
-            <w:lang w:val="en_US" w:bidi="en_US"/>
-          </w:rPr>
-          <w:rPr>
-            <w:color w:val="0000EE"/>
-            <w:u w:val="single"/>
-          </w:rPr>
-          <w:t>1 Chronicles 25:1–31</w:t>
-        </w:r>
-      </w:hyperlink>
+      <w:r>
+        <w:rPr>
+          <w:lang w:val="en_US" w:bidi="en_US"/>
+        </w:rPr>
+        <w:t>1 Chronicles 25:1–31</w:t>
+      </w:r>
       <w:r>
         <w:rPr>
           <w:lang w:val="en_US" w:bidi="en_US"/>
         </w:rPr>
         <w:t xml:space="preserve">; </w:t>
       </w:r>
-      <w:hyperlink r:id="rId43">
-        <w:r>
-          <w:rPr>
-            <w:lang w:val="en_US" w:bidi="en_US"/>
-          </w:rPr>
-          <w:rPr>
-            <w:color w:val="0000EE"/>
-            <w:u w:val="single"/>
-          </w:rPr>
-          <w:t>Psalms 73–83</w:t>
-        </w:r>
-      </w:hyperlink>
+      <w:r>
+        <w:rPr>
+          <w:lang w:val="en_US" w:bidi="en_US"/>
+        </w:rPr>
+        <w:t>Psalms 73–83</w:t>
+      </w:r>
       <w:r>
         <w:rPr>
           <w:lang w:val="en_US" w:bidi="en_US"/>
         </w:rPr>
         <w:t>). The gatekeepers managed the temple gates and storehouses (</w:t>
       </w:r>
-      <w:hyperlink r:id="rId44">
-        <w:r>
-          <w:rPr>
-            <w:lang w:val="en_US" w:bidi="en_US"/>
-          </w:rPr>
-          <w:rPr>
-            <w:color w:val="0000EE"/>
-            <w:u w:val="single"/>
-          </w:rPr>
-          <w:t>1 Chronicles 9:26–27</w:t>
-        </w:r>
-      </w:hyperlink>
+      <w:r>
+        <w:rPr>
+          <w:lang w:val="en_US" w:bidi="en_US"/>
+        </w:rPr>
+        <w:t>1 Chronicles 9:26–27</w:t>
+      </w:r>
       <w:r>
         <w:rPr>
           <w:lang w:val="en_US" w:bidi="en_US"/>
         </w:rPr>
         <w:t xml:space="preserve">; </w:t>
       </w:r>
-      <w:hyperlink r:id="rId45">
-        <w:r>
-          <w:rPr>
-            <w:lang w:val="en_US" w:bidi="en_US"/>
-          </w:rPr>
-          <w:rPr>
-            <w:color w:val="0000EE"/>
-            <w:u w:val="single"/>
-          </w:rPr>
-          <w:t>2 Chronicles 23:19</w:t>
-        </w:r>
-      </w:hyperlink>
+      <w:r>
+        <w:rPr>
+          <w:lang w:val="en_US" w:bidi="en_US"/>
+        </w:rPr>
+        <w:t>2 Chronicles 23:19</w:t>
+      </w:r>
       <w:r>
         <w:rPr>
           <w:lang w:val="en_US" w:bidi="en_US"/>
         </w:rPr>
         <w:t xml:space="preserve">; </w:t>
       </w:r>
-      <w:hyperlink r:id="rId46">
-        <w:r>
-          <w:rPr>
-            <w:lang w:val="en_US" w:bidi="en_US"/>
-          </w:rPr>
-          <w:rPr>
-            <w:color w:val="0000EE"/>
-            <w:u w:val="single"/>
-          </w:rPr>
-          <w:t>Nehemiah 12:25</w:t>
-        </w:r>
-      </w:hyperlink>
+      <w:r>
+        <w:rPr>
+          <w:lang w:val="en_US" w:bidi="en_US"/>
+        </w:rPr>
+        <w:t>Nehemiah 12:25</w:t>
+      </w:r>
       <w:r>
         <w:rPr>
           <w:lang w:val="en_US" w:bidi="en_US"/>
@@ -1771,90 +1543,60 @@
         </w:rPr>
         <w:t>Asaph was one of the three Levites King David appointed to lead music at the temple (</w:t>
       </w:r>
-      <w:hyperlink r:id="rId47">
-        <w:r>
-          <w:rPr>
-            <w:lang w:val="en_US" w:bidi="en_US"/>
-          </w:rPr>
-          <w:rPr>
-            <w:color w:val="0000EE"/>
-            <w:u w:val="single"/>
-          </w:rPr>
-          <w:t>1 Chronicles 16:5</w:t>
-        </w:r>
-      </w:hyperlink>
+      <w:r>
+        <w:rPr>
+          <w:lang w:val="en_US" w:bidi="en_US"/>
+        </w:rPr>
+        <w:t>1 Chronicles 16:5</w:t>
+      </w:r>
       <w:r>
         <w:rPr>
           <w:lang w:val="en_US" w:bidi="en_US"/>
         </w:rPr>
         <w:t xml:space="preserve">, </w:t>
       </w:r>
-      <w:hyperlink r:id="rId48">
-        <w:r>
-          <w:rPr>
-            <w:lang w:val="en_US" w:bidi="en_US"/>
-          </w:rPr>
-          <w:rPr>
-            <w:color w:val="0000EE"/>
-            <w:u w:val="single"/>
-          </w:rPr>
-          <w:t>7</w:t>
-        </w:r>
-      </w:hyperlink>
+      <w:r>
+        <w:rPr>
+          <w:lang w:val="en_US" w:bidi="en_US"/>
+        </w:rPr>
+        <w:t>7</w:t>
+      </w:r>
       <w:r>
         <w:rPr>
           <w:lang w:val="en_US" w:bidi="en_US"/>
         </w:rPr>
         <w:t>). He wrote a collection of psalms (</w:t>
       </w:r>
-      <w:hyperlink r:id="rId49">
-        <w:r>
-          <w:rPr>
-            <w:lang w:val="en_US" w:bidi="en_US"/>
-          </w:rPr>
-          <w:rPr>
-            <w:color w:val="0000EE"/>
-            <w:u w:val="single"/>
-          </w:rPr>
-          <w:t>Psalms 50</w:t>
-        </w:r>
-      </w:hyperlink>
+      <w:r>
+        <w:rPr>
+          <w:lang w:val="en_US" w:bidi="en_US"/>
+        </w:rPr>
+        <w:t>Psalms 50</w:t>
+      </w:r>
       <w:r>
         <w:rPr>
           <w:lang w:val="en_US" w:bidi="en_US"/>
         </w:rPr>
         <w:t xml:space="preserve">, </w:t>
       </w:r>
-      <w:hyperlink r:id="rId43">
-        <w:r>
-          <w:rPr>
-            <w:lang w:val="en_US" w:bidi="en_US"/>
-          </w:rPr>
-          <w:rPr>
-            <w:color w:val="0000EE"/>
-            <w:u w:val="single"/>
-          </w:rPr>
-          <w:t>73–83</w:t>
-        </w:r>
-      </w:hyperlink>
+      <w:r>
+        <w:rPr>
+          <w:lang w:val="en_US" w:bidi="en_US"/>
+        </w:rPr>
+        <w:t>73–83</w:t>
+      </w:r>
       <w:r>
         <w:rPr>
           <w:lang w:val="en_US" w:bidi="en_US"/>
         </w:rPr>
         <w:t>). His family continued his work (</w:t>
       </w:r>
-      <w:hyperlink r:id="rId50">
-        <w:r>
-          <w:rPr>
-            <w:lang w:val="en_US" w:bidi="en_US"/>
-          </w:rPr>
-          <w:rPr>
-            <w:color w:val="0000EE"/>
-            <w:u w:val="single"/>
-          </w:rPr>
-          <w:t>1 Chronicles 25:1–7</w:t>
-        </w:r>
-      </w:hyperlink>
+      <w:r>
+        <w:rPr>
+          <w:lang w:val="en_US" w:bidi="en_US"/>
+        </w:rPr>
+        <w:t>1 Chronicles 25:1–7</w:t>
+      </w:r>
       <w:r>
         <w:rPr>
           <w:lang w:val="en_US" w:bidi="en_US"/>
@@ -1909,36 +1651,24 @@
         </w:rPr>
         <w:t>The temple servants were likely descendants of the Gibeonites (</w:t>
       </w:r>
-      <w:hyperlink r:id="rId51">
-        <w:r>
-          <w:rPr>
-            <w:lang w:val="en_US" w:bidi="en_US"/>
-          </w:rPr>
-          <w:rPr>
-            <w:color w:val="0000EE"/>
-            <w:u w:val="single"/>
-          </w:rPr>
-          <w:t>Joshua 9:23–27</w:t>
-        </w:r>
-      </w:hyperlink>
+      <w:r>
+        <w:rPr>
+          <w:lang w:val="en_US" w:bidi="en_US"/>
+        </w:rPr>
+        <w:t>Joshua 9:23–27</w:t>
+      </w:r>
       <w:r>
         <w:rPr>
           <w:lang w:val="en_US" w:bidi="en_US"/>
         </w:rPr>
         <w:t>). They helped the Levites (</w:t>
       </w:r>
-      <w:hyperlink r:id="rId52">
-        <w:r>
-          <w:rPr>
-            <w:lang w:val="en_US" w:bidi="en_US"/>
-          </w:rPr>
-          <w:rPr>
-            <w:color w:val="0000EE"/>
-            <w:u w:val="single"/>
-          </w:rPr>
-          <w:t>Ezra 8:20</w:t>
-        </w:r>
-      </w:hyperlink>
+      <w:r>
+        <w:rPr>
+          <w:lang w:val="en_US" w:bidi="en_US"/>
+        </w:rPr>
+        <w:t>Ezra 8:20</w:t>
+      </w:r>
       <w:r>
         <w:rPr>
           <w:lang w:val="en_US" w:bidi="en_US"/>
@@ -1997,18 +1727,12 @@
         </w:rPr>
         <w:t>The descendants of King Solomon's servants are linked to the temple servants (</w:t>
       </w:r>
-      <w:hyperlink r:id="rId53">
-        <w:r>
-          <w:rPr>
-            <w:lang w:val="en_US" w:bidi="en_US"/>
-          </w:rPr>
-          <w:rPr>
-            <w:color w:val="0000EE"/>
-            <w:u w:val="single"/>
-          </w:rPr>
-          <w:t>Ezra 2:43–54</w:t>
-        </w:r>
-      </w:hyperlink>
+      <w:r>
+        <w:rPr>
+          <w:lang w:val="en_US" w:bidi="en_US"/>
+        </w:rPr>
+        <w:t>Ezra 2:43–54</w:t>
+      </w:r>
       <w:r>
         <w:rPr>
           <w:lang w:val="en_US" w:bidi="en_US"/>
@@ -2113,18 +1837,12 @@
         </w:rPr>
         <w:t xml:space="preserve">Some returnees believed in Israel's God but lacked genealogical records to prove they were Israelites. Without this information, the other Israelites were unsure whether to treat them as family and intermarry with them or as outsiders. The genealogies in </w:t>
       </w:r>
-      <w:hyperlink r:id="rId54">
-        <w:r>
-          <w:rPr>
-            <w:lang w:val="en_US" w:bidi="en_US"/>
-          </w:rPr>
-          <w:rPr>
-            <w:color w:val="0000EE"/>
-            <w:u w:val="single"/>
-          </w:rPr>
-          <w:t>1 Chronicles 1–9</w:t>
-        </w:r>
-      </w:hyperlink>
+      <w:r>
+        <w:rPr>
+          <w:lang w:val="en_US" w:bidi="en_US"/>
+        </w:rPr>
+        <w:t>1 Chronicles 1–9</w:t>
+      </w:r>
       <w:r>
         <w:rPr>
           <w:lang w:val="en_US" w:bidi="en_US"/>
@@ -2192,54 +1910,36 @@
         </w:rPr>
         <w:t xml:space="preserve"> The lack of a genealogy was a problem for three families (</w:t>
       </w:r>
-      <w:hyperlink r:id="rId41">
-        <w:r>
-          <w:rPr>
-            <w:lang w:val="en_US" w:bidi="en_US"/>
-          </w:rPr>
-          <w:rPr>
-            <w:color w:val="0000EE"/>
-            <w:u w:val="single"/>
-          </w:rPr>
-          <w:t>Ezra 2:61–62</w:t>
-        </w:r>
-      </w:hyperlink>
+      <w:r>
+        <w:rPr>
+          <w:lang w:val="en_US" w:bidi="en_US"/>
+        </w:rPr>
+        <w:t>Ezra 2:61–62</w:t>
+      </w:r>
       <w:r>
         <w:rPr>
           <w:lang w:val="en_US" w:bidi="en_US"/>
         </w:rPr>
         <w:t xml:space="preserve">). They were excluded from priestly privileges or responsibilities until the high priest received divine guidance through the Urim and Thummim to know God's will (see </w:t>
       </w:r>
-      <w:hyperlink r:id="rId55">
-        <w:r>
-          <w:rPr>
-            <w:lang w:val="en_US" w:bidi="en_US"/>
-          </w:rPr>
-          <w:rPr>
-            <w:color w:val="0000EE"/>
-            <w:u w:val="single"/>
-          </w:rPr>
-          <w:t>Exodus 28:30</w:t>
-        </w:r>
-      </w:hyperlink>
+      <w:r>
+        <w:rPr>
+          <w:lang w:val="en_US" w:bidi="en_US"/>
+        </w:rPr>
+        <w:t>Exodus 28:30</w:t>
+      </w:r>
       <w:r>
         <w:rPr>
           <w:lang w:val="en_US" w:bidi="en_US"/>
         </w:rPr>
         <w:t xml:space="preserve">; </w:t>
       </w:r>
-      <w:hyperlink r:id="rId56">
-        <w:r>
-          <w:rPr>
-            <w:lang w:val="en_US" w:bidi="en_US"/>
-          </w:rPr>
-          <w:rPr>
-            <w:color w:val="0000EE"/>
-            <w:u w:val="single"/>
-          </w:rPr>
-          <w:t>Numbers 27:21</w:t>
-        </w:r>
-      </w:hyperlink>
+      <w:r>
+        <w:rPr>
+          <w:lang w:val="en_US" w:bidi="en_US"/>
+        </w:rPr>
+        <w:t>Numbers 27:21</w:t>
+      </w:r>
       <w:r>
         <w:rPr>
           <w:lang w:val="en_US" w:bidi="en_US"/>
@@ -2318,18 +2018,12 @@
         </w:rPr>
         <w:t xml:space="preserve">: This number might include children, as it does not match the 28,774 people listed in </w:t>
       </w:r>
-      <w:hyperlink r:id="rId57">
-        <w:r>
-          <w:rPr>
-            <w:lang w:val="en_US" w:bidi="en_US"/>
-          </w:rPr>
-          <w:rPr>
-            <w:color w:val="0000EE"/>
-            <w:u w:val="single"/>
-          </w:rPr>
-          <w:t>Ezra 2:3–42</w:t>
-        </w:r>
-      </w:hyperlink>
+      <w:r>
+        <w:rPr>
+          <w:lang w:val="en_US" w:bidi="en_US"/>
+        </w:rPr>
+        <w:t>Ezra 2:3–42</w:t>
+      </w:r>
       <w:r>
         <w:rPr>
           <w:lang w:val="en_US" w:bidi="en_US"/>
@@ -2402,90 +2096,60 @@
         </w:rPr>
         <w:t>When the tabernacle was built (</w:t>
       </w:r>
-      <w:hyperlink r:id="rId58">
-        <w:r>
-          <w:rPr>
-            <w:lang w:val="en_US" w:bidi="en_US"/>
-          </w:rPr>
-          <w:rPr>
-            <w:color w:val="0000EE"/>
-            <w:u w:val="single"/>
-          </w:rPr>
-          <w:t>Exodus 25:2–7</w:t>
-        </w:r>
-      </w:hyperlink>
+      <w:r>
+        <w:rPr>
+          <w:lang w:val="en_US" w:bidi="en_US"/>
+        </w:rPr>
+        <w:t>Exodus 25:2–7</w:t>
+      </w:r>
       <w:r>
         <w:rPr>
           <w:lang w:val="en_US" w:bidi="en_US"/>
         </w:rPr>
         <w:t xml:space="preserve">; </w:t>
       </w:r>
-      <w:hyperlink r:id="rId59">
-        <w:r>
-          <w:rPr>
-            <w:lang w:val="en_US" w:bidi="en_US"/>
-          </w:rPr>
-          <w:rPr>
-            <w:color w:val="0000EE"/>
-            <w:u w:val="single"/>
-          </w:rPr>
-          <w:t>35:4–9</w:t>
-        </w:r>
-      </w:hyperlink>
+      <w:r>
+        <w:rPr>
+          <w:lang w:val="en_US" w:bidi="en_US"/>
+        </w:rPr>
+        <w:t>35:4–9</w:t>
+      </w:r>
       <w:r>
         <w:rPr>
           <w:lang w:val="en_US" w:bidi="en_US"/>
         </w:rPr>
         <w:t>) and the temple was renovated (</w:t>
       </w:r>
-      <w:hyperlink r:id="rId60">
-        <w:r>
-          <w:rPr>
-            <w:lang w:val="en_US" w:bidi="en_US"/>
-          </w:rPr>
-          <w:rPr>
-            <w:color w:val="0000EE"/>
-            <w:u w:val="single"/>
-          </w:rPr>
-          <w:t>2 Kings 12:1–21</w:t>
-        </w:r>
-      </w:hyperlink>
+      <w:r>
+        <w:rPr>
+          <w:lang w:val="en_US" w:bidi="en_US"/>
+        </w:rPr>
+        <w:t>2 Kings 12:1–21</w:t>
+      </w:r>
       <w:r>
         <w:rPr>
           <w:lang w:val="en_US" w:bidi="en_US"/>
         </w:rPr>
         <w:t>), the people gave voluntary offerings to support the work. These funds added to the provincial grant by Darius (</w:t>
       </w:r>
-      <w:hyperlink r:id="rId61">
-        <w:r>
-          <w:rPr>
-            <w:lang w:val="en_US" w:bidi="en_US"/>
-          </w:rPr>
-          <w:rPr>
-            <w:color w:val="0000EE"/>
-            <w:u w:val="single"/>
-          </w:rPr>
-          <w:t>Ezra 6:8</w:t>
-        </w:r>
-      </w:hyperlink>
+      <w:r>
+        <w:rPr>
+          <w:lang w:val="en_US" w:bidi="en_US"/>
+        </w:rPr>
+        <w:t>Ezra 6:8</w:t>
+      </w:r>
       <w:r>
         <w:rPr>
           <w:lang w:val="en_US" w:bidi="en_US"/>
         </w:rPr>
         <w:t>) and gifts from Israelites who remained in Babylon (</w:t>
       </w:r>
-      <w:hyperlink r:id="rId62">
-        <w:r>
-          <w:rPr>
-            <w:lang w:val="en_US" w:bidi="en_US"/>
-          </w:rPr>
-          <w:rPr>
-            <w:color w:val="0000EE"/>
-            <w:u w:val="single"/>
-          </w:rPr>
-          <w:t>1:6</w:t>
-        </w:r>
-      </w:hyperlink>
+      <w:r>
+        <w:rPr>
+          <w:lang w:val="en_US" w:bidi="en_US"/>
+        </w:rPr>
+        <w:t>1:6</w:t>
+      </w:r>
       <w:r>
         <w:rPr>
           <w:lang w:val="en_US" w:bidi="en_US"/>
@@ -2630,54 +2294,36 @@
         </w:rPr>
         <w:t xml:space="preserve">) included the Feast of Trumpets (see </w:t>
       </w:r>
-      <w:hyperlink r:id="rId63">
-        <w:r>
-          <w:rPr>
-            <w:lang w:val="en_US" w:bidi="en_US"/>
-          </w:rPr>
-          <w:rPr>
-            <w:color w:val="0000EE"/>
-            <w:u w:val="single"/>
-          </w:rPr>
-          <w:t>Leviticus 23:23–25</w:t>
-        </w:r>
-      </w:hyperlink>
+      <w:r>
+        <w:rPr>
+          <w:lang w:val="en_US" w:bidi="en_US"/>
+        </w:rPr>
+        <w:t>Leviticus 23:23–25</w:t>
+      </w:r>
       <w:r>
         <w:rPr>
           <w:lang w:val="en_US" w:bidi="en_US"/>
         </w:rPr>
         <w:t xml:space="preserve">), the Day of Atonement (see </w:t>
       </w:r>
-      <w:hyperlink r:id="rId64">
-        <w:r>
-          <w:rPr>
-            <w:lang w:val="en_US" w:bidi="en_US"/>
-          </w:rPr>
-          <w:rPr>
-            <w:color w:val="0000EE"/>
-            <w:u w:val="single"/>
-          </w:rPr>
-          <w:t>Leviticus 16</w:t>
-        </w:r>
-      </w:hyperlink>
+      <w:r>
+        <w:rPr>
+          <w:lang w:val="en_US" w:bidi="en_US"/>
+        </w:rPr>
+        <w:t>Leviticus 16</w:t>
+      </w:r>
       <w:r>
         <w:rPr>
           <w:lang w:val="en_US" w:bidi="en_US"/>
         </w:rPr>
         <w:t xml:space="preserve">), and the Feast of Tabernacles (see </w:t>
       </w:r>
-      <w:hyperlink r:id="rId65">
-        <w:r>
-          <w:rPr>
-            <w:lang w:val="en_US" w:bidi="en_US"/>
-          </w:rPr>
-          <w:rPr>
-            <w:color w:val="0000EE"/>
-            <w:u w:val="single"/>
-          </w:rPr>
-          <w:t>Leviticus 23:34–36</w:t>
-        </w:r>
-      </w:hyperlink>
+      <w:r>
+        <w:rPr>
+          <w:lang w:val="en_US" w:bidi="en_US"/>
+        </w:rPr>
+        <w:t>Leviticus 23:34–36</w:t>
+      </w:r>
       <w:r>
         <w:rPr>
           <w:lang w:val="en_US" w:bidi="en_US"/>
@@ -2732,54 +2378,36 @@
         </w:rPr>
         <w:t>After resettling in various towns in Judah, the community focused on restoring the worship of God in Jerusalem. They quickly rebuilt the altar and began regular sacrifices in time to celebrate the Jewish festivals (</w:t>
       </w:r>
-      <w:hyperlink r:id="rId66">
-        <w:r>
-          <w:rPr>
-            <w:lang w:val="en_US" w:bidi="en_US"/>
-          </w:rPr>
-          <w:rPr>
-            <w:color w:val="0000EE"/>
-            <w:u w:val="single"/>
-          </w:rPr>
-          <w:t>Ezra 3:4</w:t>
-        </w:r>
-      </w:hyperlink>
+      <w:r>
+        <w:rPr>
+          <w:lang w:val="en_US" w:bidi="en_US"/>
+        </w:rPr>
+        <w:t>Ezra 3:4</w:t>
+      </w:r>
       <w:r>
         <w:rPr>
           <w:lang w:val="en_US" w:bidi="en_US"/>
         </w:rPr>
         <w:t>). Then, they started the more challenging task of rebuilding the temple itself (</w:t>
       </w:r>
-      <w:hyperlink r:id="rId36">
-        <w:r>
-          <w:rPr>
-            <w:lang w:val="en_US" w:bidi="en_US"/>
-          </w:rPr>
-          <w:rPr>
-            <w:color w:val="0000EE"/>
-            <w:u w:val="single"/>
-          </w:rPr>
-          <w:t>Ezra 3:8</w:t>
-        </w:r>
-      </w:hyperlink>
+      <w:r>
+        <w:rPr>
+          <w:lang w:val="en_US" w:bidi="en_US"/>
+        </w:rPr>
+        <w:t>Ezra 3:8</w:t>
+      </w:r>
       <w:r>
         <w:rPr>
           <w:lang w:val="en_US" w:bidi="en_US"/>
         </w:rPr>
         <w:t>). Soon, they faced opposition from local foreigners (</w:t>
       </w:r>
-      <w:hyperlink r:id="rId67">
-        <w:r>
-          <w:rPr>
-            <w:lang w:val="en_US" w:bidi="en_US"/>
-          </w:rPr>
-          <w:rPr>
-            <w:color w:val="0000EE"/>
-            <w:u w:val="single"/>
-          </w:rPr>
-          <w:t>Ezra 4:1–5</w:t>
-        </w:r>
-      </w:hyperlink>
+      <w:r>
+        <w:rPr>
+          <w:lang w:val="en_US" w:bidi="en_US"/>
+        </w:rPr>
+        <w:t>Ezra 4:1–5</w:t>
+      </w:r>
       <w:r>
         <w:rPr>
           <w:lang w:val="en_US" w:bidi="en_US"/>
@@ -2838,144 +2466,96 @@
         </w:rPr>
         <w:t>Jeshua (</w:t>
       </w:r>
-      <w:hyperlink r:id="rId39">
-        <w:r>
-          <w:rPr>
-            <w:lang w:val="en_US" w:bidi="en_US"/>
-          </w:rPr>
-          <w:rPr>
-            <w:color w:val="0000EE"/>
-            <w:u w:val="single"/>
-          </w:rPr>
-          <w:t>Haggai 1:1</w:t>
-        </w:r>
-      </w:hyperlink>
+      <w:r>
+        <w:rPr>
+          <w:lang w:val="en_US" w:bidi="en_US"/>
+        </w:rPr>
+        <w:t>Haggai 1:1</w:t>
+      </w:r>
       <w:r>
         <w:rPr>
           <w:lang w:val="en_US" w:bidi="en_US"/>
         </w:rPr>
         <w:t xml:space="preserve">; </w:t>
       </w:r>
-      <w:hyperlink r:id="rId40">
-        <w:r>
-          <w:rPr>
-            <w:lang w:val="en_US" w:bidi="en_US"/>
-          </w:rPr>
-          <w:rPr>
-            <w:color w:val="0000EE"/>
-            <w:u w:val="single"/>
-          </w:rPr>
-          <w:t>Zechariah 3:1</w:t>
-        </w:r>
-      </w:hyperlink>
+      <w:r>
+        <w:rPr>
+          <w:lang w:val="en_US" w:bidi="en_US"/>
+        </w:rPr>
+        <w:t>Zechariah 3:1</w:t>
+      </w:r>
       <w:r>
         <w:rPr>
           <w:lang w:val="en_US" w:bidi="en_US"/>
         </w:rPr>
         <w:t>) was the high priest (</w:t>
       </w:r>
-      <w:hyperlink r:id="rId68">
-        <w:r>
-          <w:rPr>
-            <w:lang w:val="en_US" w:bidi="en_US"/>
-          </w:rPr>
-          <w:rPr>
-            <w:color w:val="0000EE"/>
-            <w:u w:val="single"/>
-          </w:rPr>
-          <w:t>Nehemiah 12:1</w:t>
-        </w:r>
-      </w:hyperlink>
+      <w:r>
+        <w:rPr>
+          <w:lang w:val="en_US" w:bidi="en_US"/>
+        </w:rPr>
+        <w:t>Nehemiah 12:1</w:t>
+      </w:r>
       <w:r>
         <w:rPr>
           <w:lang w:val="en_US" w:bidi="en_US"/>
         </w:rPr>
         <w:t>). However, Ezra did not use this title (</w:t>
       </w:r>
-      <w:hyperlink r:id="rId69">
-        <w:r>
-          <w:rPr>
-            <w:lang w:val="en_US" w:bidi="en_US"/>
-          </w:rPr>
-          <w:rPr>
-            <w:color w:val="0000EE"/>
-            <w:u w:val="single"/>
-          </w:rPr>
-          <w:t>Ezra 2:2</w:t>
-        </w:r>
-      </w:hyperlink>
+      <w:r>
+        <w:rPr>
+          <w:lang w:val="en_US" w:bidi="en_US"/>
+        </w:rPr>
+        <w:t>Ezra 2:2</w:t>
+      </w:r>
       <w:r>
         <w:rPr>
           <w:lang w:val="en_US" w:bidi="en_US"/>
         </w:rPr>
         <w:t xml:space="preserve">; </w:t>
       </w:r>
-      <w:hyperlink r:id="rId35">
-        <w:r>
-          <w:rPr>
-            <w:lang w:val="en_US" w:bidi="en_US"/>
-          </w:rPr>
-          <w:rPr>
-            <w:color w:val="0000EE"/>
-            <w:u w:val="single"/>
-          </w:rPr>
-          <w:t>3:2</w:t>
-        </w:r>
-      </w:hyperlink>
+      <w:r>
+        <w:rPr>
+          <w:lang w:val="en_US" w:bidi="en_US"/>
+        </w:rPr>
+        <w:t>3:2</w:t>
+      </w:r>
       <w:r>
         <w:rPr>
           <w:lang w:val="en_US" w:bidi="en_US"/>
         </w:rPr>
         <w:t xml:space="preserve">; </w:t>
       </w:r>
-      <w:hyperlink r:id="rId70">
-        <w:r>
-          <w:rPr>
-            <w:lang w:val="en_US" w:bidi="en_US"/>
-          </w:rPr>
-          <w:rPr>
-            <w:color w:val="0000EE"/>
-            <w:u w:val="single"/>
-          </w:rPr>
-          <w:t>4:3</w:t>
-        </w:r>
-      </w:hyperlink>
+      <w:r>
+        <w:rPr>
+          <w:lang w:val="en_US" w:bidi="en_US"/>
+        </w:rPr>
+        <w:t>4:3</w:t>
+      </w:r>
       <w:r>
         <w:rPr>
           <w:lang w:val="en_US" w:bidi="en_US"/>
         </w:rPr>
         <w:t xml:space="preserve">; </w:t>
       </w:r>
-      <w:hyperlink r:id="rId71">
-        <w:r>
-          <w:rPr>
-            <w:lang w:val="en_US" w:bidi="en_US"/>
-          </w:rPr>
-          <w:rPr>
-            <w:color w:val="0000EE"/>
-            <w:u w:val="single"/>
-          </w:rPr>
-          <w:t>5:2</w:t>
-        </w:r>
-      </w:hyperlink>
+      <w:r>
+        <w:rPr>
+          <w:lang w:val="en_US" w:bidi="en_US"/>
+        </w:rPr>
+        <w:t>5:2</w:t>
+      </w:r>
       <w:r>
         <w:rPr>
           <w:lang w:val="en_US" w:bidi="en_US"/>
         </w:rPr>
         <w:t>), which suggests the title was given after the temple was completed (</w:t>
       </w:r>
-      <w:hyperlink r:id="rId72">
-        <w:r>
-          <w:rPr>
-            <w:lang w:val="en_US" w:bidi="en_US"/>
-          </w:rPr>
-          <w:rPr>
-            <w:color w:val="0000EE"/>
-            <w:u w:val="single"/>
-          </w:rPr>
-          <w:t>6:15</w:t>
-        </w:r>
-      </w:hyperlink>
+      <w:r>
+        <w:rPr>
+          <w:lang w:val="en_US" w:bidi="en_US"/>
+        </w:rPr>
+        <w:t>6:15</w:t>
+      </w:r>
       <w:r>
         <w:rPr>
           <w:lang w:val="en_US" w:bidi="en_US"/>
@@ -3000,18 +2580,12 @@
         </w:rPr>
         <w:t>Zerubbabel served as the governor of Judah, appointed by Persia (</w:t>
       </w:r>
-      <w:hyperlink r:id="rId39">
-        <w:r>
-          <w:rPr>
-            <w:lang w:val="en_US" w:bidi="en_US"/>
-          </w:rPr>
-          <w:rPr>
-            <w:color w:val="0000EE"/>
-            <w:u w:val="single"/>
-          </w:rPr>
-          <w:t>Haggai 1:1</w:t>
-        </w:r>
-      </w:hyperlink>
+      <w:r>
+        <w:rPr>
+          <w:lang w:val="en_US" w:bidi="en_US"/>
+        </w:rPr>
+        <w:t>Haggai 1:1</w:t>
+      </w:r>
       <w:r>
         <w:rPr>
           <w:lang w:val="en_US" w:bidi="en_US"/>
@@ -3030,18 +2604,12 @@
         </w:rPr>
         <w:t>). He was the grandson of King Jehoiachin of Judah (</w:t>
       </w:r>
-      <w:hyperlink r:id="rId73">
-        <w:r>
-          <w:rPr>
-            <w:lang w:val="en_US" w:bidi="en_US"/>
-          </w:rPr>
-          <w:rPr>
-            <w:color w:val="0000EE"/>
-            <w:u w:val="single"/>
-          </w:rPr>
-          <w:t>1 Chronicles 3:17</w:t>
-        </w:r>
-      </w:hyperlink>
+      <w:r>
+        <w:rPr>
+          <w:lang w:val="en_US" w:bidi="en_US"/>
+        </w:rPr>
+        <w:t>1 Chronicles 3:17</w:t>
+      </w:r>
       <w:r>
         <w:rPr>
           <w:lang w:val="en_US" w:bidi="en_US"/>
@@ -3100,18 +2668,12 @@
         </w:rPr>
         <w:t>The local residents were foreigners resettled from abroad by the Assyrian king Esarhaddon, who ruled from 680 to 669 BC after the people of the northern kingdom of Israel were exiled in 722 BC (</w:t>
       </w:r>
-      <w:hyperlink r:id="rId74">
-        <w:r>
-          <w:rPr>
-            <w:lang w:val="en_US" w:bidi="en_US"/>
-          </w:rPr>
-          <w:rPr>
-            <w:color w:val="0000EE"/>
-            <w:u w:val="single"/>
-          </w:rPr>
-          <w:t>2 Kings 17:24–40</w:t>
-        </w:r>
-      </w:hyperlink>
+      <w:r>
+        <w:rPr>
+          <w:lang w:val="en_US" w:bidi="en_US"/>
+        </w:rPr>
+        <w:t>2 Kings 17:24–40</w:t>
+      </w:r>
       <w:r>
         <w:rPr>
           <w:lang w:val="en_US" w:bidi="en_US"/>
@@ -3161,36 +2723,24 @@
         </w:rPr>
         <w:t xml:space="preserve">Daily morning and evening sacrifices (see </w:t>
       </w:r>
-      <w:hyperlink r:id="rId75">
-        <w:r>
-          <w:rPr>
-            <w:lang w:val="en_US" w:bidi="en_US"/>
-          </w:rPr>
-          <w:rPr>
-            <w:color w:val="0000EE"/>
-            <w:u w:val="single"/>
-          </w:rPr>
-          <w:t>Exodus 29:38–42</w:t>
-        </w:r>
-      </w:hyperlink>
+      <w:r>
+        <w:rPr>
+          <w:lang w:val="en_US" w:bidi="en_US"/>
+        </w:rPr>
+        <w:t>Exodus 29:38–42</w:t>
+      </w:r>
       <w:r>
         <w:rPr>
           <w:lang w:val="en_US" w:bidi="en_US"/>
         </w:rPr>
         <w:t xml:space="preserve">; </w:t>
       </w:r>
-      <w:hyperlink r:id="rId76">
-        <w:r>
-          <w:rPr>
-            <w:lang w:val="en_US" w:bidi="en_US"/>
-          </w:rPr>
-          <w:rPr>
-            <w:color w:val="0000EE"/>
-            <w:u w:val="single"/>
-          </w:rPr>
-          <w:t>Numbers 28:3–8</w:t>
-        </w:r>
-      </w:hyperlink>
+      <w:r>
+        <w:rPr>
+          <w:lang w:val="en_US" w:bidi="en_US"/>
+        </w:rPr>
+        <w:t>Numbers 28:3–8</w:t>
+      </w:r>
       <w:r>
         <w:rPr>
           <w:lang w:val="en_US" w:bidi="en_US"/>
@@ -3245,54 +2795,36 @@
         </w:rPr>
         <w:t>The seven-day Festival of Shelters, as described in the Law (</w:t>
       </w:r>
-      <w:hyperlink r:id="rId77">
-        <w:r>
-          <w:rPr>
-            <w:lang w:val="en_US" w:bidi="en_US"/>
-          </w:rPr>
-          <w:rPr>
-            <w:color w:val="0000EE"/>
-            <w:u w:val="single"/>
-          </w:rPr>
-          <w:t>Leviticus 23:33–36</w:t>
-        </w:r>
-      </w:hyperlink>
+      <w:r>
+        <w:rPr>
+          <w:lang w:val="en_US" w:bidi="en_US"/>
+        </w:rPr>
+        <w:t>Leviticus 23:33–36</w:t>
+      </w:r>
       <w:r>
         <w:rPr>
           <w:lang w:val="en_US" w:bidi="en_US"/>
         </w:rPr>
         <w:t xml:space="preserve">; </w:t>
       </w:r>
-      <w:hyperlink r:id="rId78">
-        <w:r>
-          <w:rPr>
-            <w:lang w:val="en_US" w:bidi="en_US"/>
-          </w:rPr>
-          <w:rPr>
-            <w:color w:val="0000EE"/>
-            <w:u w:val="single"/>
-          </w:rPr>
-          <w:t>Numbers 29:12–38</w:t>
-        </w:r>
-      </w:hyperlink>
+      <w:r>
+        <w:rPr>
+          <w:lang w:val="en_US" w:bidi="en_US"/>
+        </w:rPr>
+        <w:t>Numbers 29:12–38</w:t>
+      </w:r>
       <w:r>
         <w:rPr>
           <w:lang w:val="en_US" w:bidi="en_US"/>
         </w:rPr>
         <w:t xml:space="preserve">; </w:t>
       </w:r>
-      <w:hyperlink r:id="rId79">
-        <w:r>
-          <w:rPr>
-            <w:lang w:val="en_US" w:bidi="en_US"/>
-          </w:rPr>
-          <w:rPr>
-            <w:color w:val="0000EE"/>
-            <w:u w:val="single"/>
-          </w:rPr>
-          <w:t>Deuteronomy 16:13–16</w:t>
-        </w:r>
-      </w:hyperlink>
+      <w:r>
+        <w:rPr>
+          <w:lang w:val="en_US" w:bidi="en_US"/>
+        </w:rPr>
+        <w:t>Deuteronomy 16:13–16</w:t>
+      </w:r>
       <w:r>
         <w:rPr>
           <w:lang w:val="en_US" w:bidi="en_US"/>
@@ -3369,36 +2901,24 @@
         </w:rPr>
         <w:t>The new moon celebrations occurred on the first day of each Hebrew month. The sacrifices and trumpet blasts reminded the people of God's covenant with them (</w:t>
       </w:r>
-      <w:hyperlink r:id="rId80">
-        <w:r>
-          <w:rPr>
-            <w:lang w:val="en_US" w:bidi="en_US"/>
-          </w:rPr>
-          <w:rPr>
-            <w:color w:val="0000EE"/>
-            <w:u w:val="single"/>
-          </w:rPr>
-          <w:t>Numbers 10:10</w:t>
-        </w:r>
-      </w:hyperlink>
+      <w:r>
+        <w:rPr>
+          <w:lang w:val="en_US" w:bidi="en_US"/>
+        </w:rPr>
+        <w:t>Numbers 10:10</w:t>
+      </w:r>
       <w:r>
         <w:rPr>
           <w:lang w:val="en_US" w:bidi="en_US"/>
         </w:rPr>
         <w:t xml:space="preserve">; </w:t>
       </w:r>
-      <w:hyperlink r:id="rId81">
-        <w:r>
-          <w:rPr>
-            <w:lang w:val="en_US" w:bidi="en_US"/>
-          </w:rPr>
-          <w:rPr>
-            <w:color w:val="0000EE"/>
-            <w:u w:val="single"/>
-          </w:rPr>
-          <w:t>28:11–15</w:t>
-        </w:r>
-      </w:hyperlink>
+      <w:r>
+        <w:rPr>
+          <w:lang w:val="en_US" w:bidi="en_US"/>
+        </w:rPr>
+        <w:t>28:11–15</w:t>
+      </w:r>
       <w:r>
         <w:rPr>
           <w:lang w:val="en_US" w:bidi="en_US"/>
@@ -3423,54 +2943,36 @@
         </w:rPr>
         <w:t>Voluntary offerings included gifts like money for building the temple (</w:t>
       </w:r>
-      <w:hyperlink r:id="rId82">
-        <w:r>
-          <w:rPr>
-            <w:lang w:val="en_US" w:bidi="en_US"/>
-          </w:rPr>
-          <w:rPr>
-            <w:color w:val="0000EE"/>
-            <w:u w:val="single"/>
-          </w:rPr>
-          <w:t>Exodus 35:29</w:t>
-        </w:r>
-      </w:hyperlink>
+      <w:r>
+        <w:rPr>
+          <w:lang w:val="en_US" w:bidi="en_US"/>
+        </w:rPr>
+        <w:t>Exodus 35:29</w:t>
+      </w:r>
       <w:r>
         <w:rPr>
           <w:lang w:val="en_US" w:bidi="en_US"/>
         </w:rPr>
         <w:t xml:space="preserve">; </w:t>
       </w:r>
-      <w:hyperlink r:id="rId83">
-        <w:r>
-          <w:rPr>
-            <w:lang w:val="en_US" w:bidi="en_US"/>
-          </w:rPr>
-          <w:rPr>
-            <w:color w:val="0000EE"/>
-            <w:u w:val="single"/>
-          </w:rPr>
-          <w:t>36:3</w:t>
-        </w:r>
-      </w:hyperlink>
+      <w:r>
+        <w:rPr>
+          <w:lang w:val="en_US" w:bidi="en_US"/>
+        </w:rPr>
+        <w:t>36:3</w:t>
+      </w:r>
       <w:r>
         <w:rPr>
           <w:lang w:val="en_US" w:bidi="en_US"/>
         </w:rPr>
         <w:t>). The Hebrew term can also refer to peace offerings of meat or bread, eaten to celebrate fellowship with God (</w:t>
       </w:r>
-      <w:hyperlink r:id="rId84">
-        <w:r>
-          <w:rPr>
-            <w:lang w:val="en_US" w:bidi="en_US"/>
-          </w:rPr>
-          <w:rPr>
-            <w:color w:val="0000EE"/>
-            <w:u w:val="single"/>
-          </w:rPr>
-          <w:t>Leviticus 7:11–21</w:t>
-        </w:r>
-      </w:hyperlink>
+      <w:r>
+        <w:rPr>
+          <w:lang w:val="en_US" w:bidi="en_US"/>
+        </w:rPr>
+        <w:t>Leviticus 7:11–21</w:t>
+      </w:r>
       <w:r>
         <w:rPr>
           <w:lang w:val="en_US" w:bidi="en_US"/>
@@ -3532,36 +3034,24 @@
         </w:rPr>
         <w:t xml:space="preserve">: Few tall and straight trees grew in the dry climate of Judah. Those that had grown in Israel were already cut down. Therefore, they hired skilled laborers from countries with tall trees (see also </w:t>
       </w:r>
-      <w:hyperlink r:id="rId85">
-        <w:r>
-          <w:rPr>
-            <w:lang w:val="en_US" w:bidi="en_US"/>
-          </w:rPr>
-          <w:rPr>
-            <w:color w:val="0000EE"/>
-            <w:u w:val="single"/>
-          </w:rPr>
-          <w:t>1 Chronicles 22:1–5</w:t>
-        </w:r>
-      </w:hyperlink>
+      <w:r>
+        <w:rPr>
+          <w:lang w:val="en_US" w:bidi="en_US"/>
+        </w:rPr>
+        <w:t>1 Chronicles 22:1–5</w:t>
+      </w:r>
       <w:r>
         <w:rPr>
           <w:lang w:val="en_US" w:bidi="en_US"/>
         </w:rPr>
         <w:t xml:space="preserve">; </w:t>
       </w:r>
-      <w:hyperlink r:id="rId86">
-        <w:r>
-          <w:rPr>
-            <w:lang w:val="en_US" w:bidi="en_US"/>
-          </w:rPr>
-          <w:rPr>
-            <w:color w:val="0000EE"/>
-            <w:u w:val="single"/>
-          </w:rPr>
-          <w:t>2 Chronicles 2:7–16</w:t>
-        </w:r>
-      </w:hyperlink>
+      <w:r>
+        <w:rPr>
+          <w:lang w:val="en_US" w:bidi="en_US"/>
+        </w:rPr>
+        <w:t>2 Chronicles 2:7–16</w:t>
+      </w:r>
       <w:r>
         <w:rPr>
           <w:lang w:val="en_US" w:bidi="en_US"/>
@@ -3714,18 +3204,12 @@
         </w:rPr>
         <w:t>The music at this dedication ceremony was similar to the singing when Solomon first brought the ark into the temple (</w:t>
       </w:r>
-      <w:hyperlink r:id="rId87">
-        <w:r>
-          <w:rPr>
-            <w:lang w:val="en_US" w:bidi="en_US"/>
-          </w:rPr>
-          <w:rPr>
-            <w:color w:val="0000EE"/>
-            <w:u w:val="single"/>
-          </w:rPr>
-          <w:t>2 Chronicles 5:12–13</w:t>
-        </w:r>
-      </w:hyperlink>
+      <w:r>
+        <w:rPr>
+          <w:lang w:val="en_US" w:bidi="en_US"/>
+        </w:rPr>
+        <w:t>2 Chronicles 5:12–13</w:t>
+      </w:r>
       <w:r>
         <w:rPr>
           <w:lang w:val="en_US" w:bidi="en_US"/>
@@ -3757,18 +3241,12 @@
         </w:rPr>
         <w:t xml:space="preserve">: See </w:t>
       </w:r>
-      <w:hyperlink r:id="rId50">
-        <w:r>
-          <w:rPr>
-            <w:lang w:val="en_US" w:bidi="en_US"/>
-          </w:rPr>
-          <w:rPr>
-            <w:color w:val="0000EE"/>
-            <w:u w:val="single"/>
-          </w:rPr>
-          <w:t>1 Chronicles 25:1–7</w:t>
-        </w:r>
-      </w:hyperlink>
+      <w:r>
+        <w:rPr>
+          <w:lang w:val="en_US" w:bidi="en_US"/>
+        </w:rPr>
+        <w:t>1 Chronicles 25:1–7</w:t>
+      </w:r>
       <w:r>
         <w:rPr>
           <w:lang w:val="en_US" w:bidi="en_US"/>
@@ -3823,18 +3301,12 @@
         </w:rPr>
         <w:t xml:space="preserve">Some people cried loudly because they were disappointed that the new temple's foundation was not as impressive as the old one (see </w:t>
       </w:r>
-      <w:hyperlink r:id="rId88">
-        <w:r>
-          <w:rPr>
-            <w:lang w:val="en_US" w:bidi="en_US"/>
-          </w:rPr>
-          <w:rPr>
-            <w:color w:val="0000EE"/>
-            <w:u w:val="single"/>
-          </w:rPr>
-          <w:t>Haggai 2:3</w:t>
-        </w:r>
-      </w:hyperlink>
+      <w:r>
+        <w:rPr>
+          <w:lang w:val="en_US" w:bidi="en_US"/>
+        </w:rPr>
+        <w:t>Haggai 2:3</w:t>
+      </w:r>
       <w:r>
         <w:rPr>
           <w:lang w:val="en_US" w:bidi="en_US"/>
@@ -3896,18 +3368,12 @@
         </w:rPr>
         <w:t>: Most of the people who returned from exile were from these two tribes of Israel (</w:t>
       </w:r>
-      <w:hyperlink r:id="rId89">
-        <w:r>
-          <w:rPr>
-            <w:lang w:val="en_US" w:bidi="en_US"/>
-          </w:rPr>
-          <w:rPr>
-            <w:color w:val="0000EE"/>
-            <w:u w:val="single"/>
-          </w:rPr>
-          <w:t>Ezra 1:5</w:t>
-        </w:r>
-      </w:hyperlink>
+      <w:r>
+        <w:rPr>
+          <w:lang w:val="en_US" w:bidi="en_US"/>
+        </w:rPr>
+        <w:t>Ezra 1:5</w:t>
+      </w:r>
       <w:r>
         <w:rPr>
           <w:lang w:val="en_US" w:bidi="en_US"/>
@@ -3962,36 +3428,24 @@
         </w:rPr>
         <w:t>King Esarhaddon of Assyria, who ruled from 680 to 669 BC, deported the people of Israel to foreign lands. He relocated other conquered peoples to Israel during King Manasseh's reign in Judah. These foreigners learned about the Lord when they arrived in Israel, but they also continued to worship their old gods (</w:t>
       </w:r>
-      <w:hyperlink r:id="rId90">
-        <w:r>
-          <w:rPr>
-            <w:lang w:val="en_US" w:bidi="en_US"/>
-          </w:rPr>
-          <w:rPr>
-            <w:color w:val="0000EE"/>
-            <w:u w:val="single"/>
-          </w:rPr>
-          <w:t>2 Kings 17:27–34</w:t>
-        </w:r>
-      </w:hyperlink>
+      <w:r>
+        <w:rPr>
+          <w:lang w:val="en_US" w:bidi="en_US"/>
+        </w:rPr>
+        <w:t>2 Kings 17:27–34</w:t>
+      </w:r>
       <w:r>
         <w:rPr>
           <w:lang w:val="en_US" w:bidi="en_US"/>
         </w:rPr>
         <w:t xml:space="preserve">, </w:t>
       </w:r>
-      <w:hyperlink r:id="rId91">
-        <w:r>
-          <w:rPr>
-            <w:lang w:val="en_US" w:bidi="en_US"/>
-          </w:rPr>
-          <w:rPr>
-            <w:color w:val="0000EE"/>
-            <w:u w:val="single"/>
-          </w:rPr>
-          <w:t>40–41</w:t>
-        </w:r>
-      </w:hyperlink>
+      <w:r>
+        <w:rPr>
+          <w:lang w:val="en_US" w:bidi="en_US"/>
+        </w:rPr>
+        <w:t>40–41</w:t>
+      </w:r>
       <w:r>
         <w:rPr>
           <w:lang w:val="en_US" w:bidi="en_US"/>
@@ -4075,18 +3529,12 @@
         </w:rPr>
         <w:t xml:space="preserve">: See </w:t>
       </w:r>
-      <w:hyperlink r:id="rId92">
-        <w:r>
-          <w:rPr>
-            <w:lang w:val="en_US" w:bidi="en_US"/>
-          </w:rPr>
-          <w:rPr>
-            <w:color w:val="0000EE"/>
-            <w:u w:val="single"/>
-          </w:rPr>
-          <w:t>Ezra 1:2–4</w:t>
-        </w:r>
-      </w:hyperlink>
+      <w:r>
+        <w:rPr>
+          <w:lang w:val="en_US" w:bidi="en_US"/>
+        </w:rPr>
+        <w:t>Ezra 1:2–4</w:t>
+      </w:r>
       <w:r>
         <w:rPr>
           <w:lang w:val="en_US" w:bidi="en_US"/>
@@ -4141,18 +3589,12 @@
         </w:rPr>
         <w:t>Realizing they could not influence the established Jewish community (</w:t>
       </w:r>
-      <w:hyperlink r:id="rId93">
-        <w:r>
-          <w:rPr>
-            <w:lang w:val="en_US" w:bidi="en_US"/>
-          </w:rPr>
-          <w:rPr>
-            <w:color w:val="0000EE"/>
-            <w:u w:val="single"/>
-          </w:rPr>
-          <w:t>Ezra 4:1–3</w:t>
-        </w:r>
-      </w:hyperlink>
+      <w:r>
+        <w:rPr>
+          <w:lang w:val="en_US" w:bidi="en_US"/>
+        </w:rPr>
+        <w:t>Ezra 4:1–3</w:t>
+      </w:r>
       <w:r>
         <w:rPr>
           <w:lang w:val="en_US" w:bidi="en_US"/>
@@ -4229,18 +3671,12 @@
         </w:rPr>
         <w:t xml:space="preserve">King Cyrus ruled until 530 BC. Darius (Darius I) became the king of Persia in 521 BC. Construction on the temple restarted in 520 BC and concluded in 515 BC (see </w:t>
       </w:r>
-      <w:hyperlink r:id="rId72">
-        <w:r>
-          <w:rPr>
-            <w:lang w:val="en_US" w:bidi="en_US"/>
-          </w:rPr>
-          <w:rPr>
-            <w:color w:val="0000EE"/>
-            <w:u w:val="single"/>
-          </w:rPr>
-          <w:t>Ezra 6:15</w:t>
-        </w:r>
-      </w:hyperlink>
+      <w:r>
+        <w:rPr>
+          <w:lang w:val="en_US" w:bidi="en_US"/>
+        </w:rPr>
+        <w:t>Ezra 6:15</w:t>
+      </w:r>
       <w:r>
         <w:rPr>
           <w:lang w:val="en_US" w:bidi="en_US"/>
@@ -4345,90 +3781,60 @@
         </w:rPr>
         <w:t xml:space="preserve">However, they are included here because they match the theme of opposition. Chronologically, </w:t>
       </w:r>
-      <w:hyperlink r:id="rId94">
-        <w:r>
-          <w:rPr>
-            <w:lang w:val="en_US" w:bidi="en_US"/>
-          </w:rPr>
-          <w:rPr>
-            <w:color w:val="0000EE"/>
-            <w:u w:val="single"/>
-          </w:rPr>
-          <w:t>Ezra 4:6</w:t>
-        </w:r>
-      </w:hyperlink>
+      <w:r>
+        <w:rPr>
+          <w:lang w:val="en_US" w:bidi="en_US"/>
+        </w:rPr>
+        <w:t>Ezra 4:6</w:t>
+      </w:r>
       <w:r>
         <w:rPr>
           <w:lang w:val="en_US" w:bidi="en_US"/>
         </w:rPr>
         <w:t xml:space="preserve"> fits between chapters </w:t>
       </w:r>
-      <w:hyperlink r:id="rId95">
-        <w:r>
-          <w:rPr>
-            <w:lang w:val="en_US" w:bidi="en_US"/>
-          </w:rPr>
-          <w:rPr>
-            <w:color w:val="0000EE"/>
-            <w:u w:val="single"/>
-          </w:rPr>
-          <w:t>6</w:t>
-        </w:r>
-      </w:hyperlink>
+      <w:r>
+        <w:rPr>
+          <w:lang w:val="en_US" w:bidi="en_US"/>
+        </w:rPr>
+        <w:t>6</w:t>
+      </w:r>
       <w:r>
         <w:rPr>
           <w:lang w:val="en_US" w:bidi="en_US"/>
         </w:rPr>
         <w:t xml:space="preserve"> and </w:t>
       </w:r>
-      <w:hyperlink r:id="rId96">
-        <w:r>
-          <w:rPr>
-            <w:lang w:val="en_US" w:bidi="en_US"/>
-          </w:rPr>
-          <w:rPr>
-            <w:color w:val="0000EE"/>
-            <w:u w:val="single"/>
-          </w:rPr>
-          <w:t>7</w:t>
-        </w:r>
-      </w:hyperlink>
+      <w:r>
+        <w:rPr>
+          <w:lang w:val="en_US" w:bidi="en_US"/>
+        </w:rPr>
+        <w:t>7</w:t>
+      </w:r>
       <w:r>
         <w:rPr>
           <w:lang w:val="en_US" w:bidi="en_US"/>
         </w:rPr>
         <w:t xml:space="preserve">, while </w:t>
       </w:r>
-      <w:hyperlink r:id="rId97">
-        <w:r>
-          <w:rPr>
-            <w:lang w:val="en_US" w:bidi="en_US"/>
-          </w:rPr>
-          <w:rPr>
-            <w:color w:val="0000EE"/>
-            <w:u w:val="single"/>
-          </w:rPr>
-          <w:t>4:7–23</w:t>
-        </w:r>
-      </w:hyperlink>
+      <w:r>
+        <w:rPr>
+          <w:lang w:val="en_US" w:bidi="en_US"/>
+        </w:rPr>
+        <w:t>4:7–23</w:t>
+      </w:r>
       <w:r>
         <w:rPr>
           <w:lang w:val="en_US" w:bidi="en_US"/>
         </w:rPr>
         <w:t xml:space="preserve"> fits before </w:t>
       </w:r>
-      <w:hyperlink r:id="rId98">
-        <w:r>
-          <w:rPr>
-            <w:lang w:val="en_US" w:bidi="en_US"/>
-          </w:rPr>
-          <w:rPr>
-            <w:color w:val="0000EE"/>
-            <w:u w:val="single"/>
-          </w:rPr>
-          <w:t>Nehemiah 1</w:t>
-        </w:r>
-      </w:hyperlink>
+      <w:r>
+        <w:rPr>
+          <w:lang w:val="en_US" w:bidi="en_US"/>
+        </w:rPr>
+        <w:t>Nehemiah 1</w:t>
+      </w:r>
       <w:r>
         <w:rPr>
           <w:lang w:val="en_US" w:bidi="en_US"/>
@@ -4645,18 +4051,12 @@
         </w:rPr>
         <w:t xml:space="preserve">Ashurbanipal moved people from other conquered lands into Israel and Aram (see </w:t>
       </w:r>
-      <w:hyperlink r:id="rId99">
-        <w:r>
-          <w:rPr>
-            <w:lang w:val="en_US" w:bidi="en_US"/>
-          </w:rPr>
-          <w:rPr>
-            <w:color w:val="0000EE"/>
-            <w:u w:val="single"/>
-          </w:rPr>
-          <w:t>2 Kings 17:24–41</w:t>
-        </w:r>
-      </w:hyperlink>
+      <w:r>
+        <w:rPr>
+          <w:lang w:val="en_US" w:bidi="en_US"/>
+        </w:rPr>
+        <w:t>2 Kings 17:24–41</w:t>
+      </w:r>
       <w:r>
         <w:rPr>
           <w:lang w:val="en_US" w:bidi="en_US"/>
@@ -4795,36 +4195,24 @@
         </w:rPr>
         <w:t>A tribute was a yearly set tax. Customs were likely sales taxes, and tolls were probably fees for using roads. Earlier rulers had gathered significant revenue from the region (</w:t>
       </w:r>
-      <w:hyperlink r:id="rId100">
-        <w:r>
-          <w:rPr>
-            <w:lang w:val="en_US" w:bidi="en_US"/>
-          </w:rPr>
-          <w:rPr>
-            <w:color w:val="0000EE"/>
-            <w:u w:val="single"/>
-          </w:rPr>
-          <w:t>Ezra 4:20</w:t>
-        </w:r>
-      </w:hyperlink>
+      <w:r>
+        <w:rPr>
+          <w:lang w:val="en_US" w:bidi="en_US"/>
+        </w:rPr>
+        <w:t>Ezra 4:20</w:t>
+      </w:r>
       <w:r>
         <w:rPr>
           <w:lang w:val="en_US" w:bidi="en_US"/>
         </w:rPr>
         <w:t xml:space="preserve">; compare </w:t>
       </w:r>
-      <w:hyperlink r:id="rId101">
-        <w:r>
-          <w:rPr>
-            <w:lang w:val="en_US" w:bidi="en_US"/>
-          </w:rPr>
-          <w:rPr>
-            <w:color w:val="0000EE"/>
-            <w:u w:val="single"/>
-          </w:rPr>
-          <w:t>1 Kings 10:14–15</w:t>
-        </w:r>
-      </w:hyperlink>
+      <w:r>
+        <w:rPr>
+          <w:lang w:val="en_US" w:bidi="en_US"/>
+        </w:rPr>
+        <w:t>1 Kings 10:14–15</w:t>
+      </w:r>
       <w:r>
         <w:rPr>
           <w:lang w:val="en_US" w:bidi="en_US"/>
@@ -4979,18 +4367,12 @@
         </w:rPr>
         <w:t xml:space="preserve">The Persians had access to Babylonian records, which described Jerusalem’s revolts against Nebuchadnezzar (see </w:t>
       </w:r>
-      <w:hyperlink r:id="rId102">
-        <w:r>
-          <w:rPr>
-            <w:lang w:val="en_US" w:bidi="en_US"/>
-          </w:rPr>
-          <w:rPr>
-            <w:color w:val="0000EE"/>
-            <w:u w:val="single"/>
-          </w:rPr>
-          <w:t>2 Kings 24:1–7</w:t>
-        </w:r>
-      </w:hyperlink>
+      <w:r>
+        <w:rPr>
+          <w:lang w:val="en_US" w:bidi="en_US"/>
+        </w:rPr>
+        <w:t>2 Kings 24:1–7</w:t>
+      </w:r>
       <w:r>
         <w:rPr>
           <w:lang w:val="en_US" w:bidi="en_US"/>
@@ -5111,18 +4493,12 @@
         </w:rPr>
         <w:t xml:space="preserve">King Jehoiakim, who ruled from 609 to 598 BC, rebelled against Babylon around 601 BC. King Zedekiah, ruling from 597 to 586 BC, rebelled around 588 BC (see </w:t>
       </w:r>
-      <w:hyperlink r:id="rId103">
-        <w:r>
-          <w:rPr>
-            <w:lang w:val="en_US" w:bidi="en_US"/>
-          </w:rPr>
-          <w:rPr>
-            <w:color w:val="0000EE"/>
-            <w:u w:val="single"/>
-          </w:rPr>
-          <w:t>2 Kings 25:2</w:t>
-        </w:r>
-      </w:hyperlink>
+      <w:r>
+        <w:rPr>
+          <w:lang w:val="en_US" w:bidi="en_US"/>
+        </w:rPr>
+        <w:t>2 Kings 25:2</w:t>
+      </w:r>
       <w:r>
         <w:rPr>
           <w:lang w:val="en_US" w:bidi="en_US"/>
@@ -5177,18 +4553,12 @@
         </w:rPr>
         <w:t xml:space="preserve">Work on the walls stopped until 445 BC. Nehemiah, who served as Artaxerxes’ cup-bearer, received permission to restart the reconstruction (see </w:t>
       </w:r>
-      <w:hyperlink r:id="rId104">
-        <w:r>
-          <w:rPr>
-            <w:lang w:val="en_US" w:bidi="en_US"/>
-          </w:rPr>
-          <w:rPr>
-            <w:color w:val="0000EE"/>
-            <w:u w:val="single"/>
-          </w:rPr>
-          <w:t>Nehemiah 2:1–6</w:t>
-        </w:r>
-      </w:hyperlink>
+      <w:r>
+        <w:rPr>
+          <w:lang w:val="en_US" w:bidi="en_US"/>
+        </w:rPr>
+        <w:t>Nehemiah 2:1–6</w:t>
+      </w:r>
       <w:r>
         <w:rPr>
           <w:lang w:val="en_US" w:bidi="en_US"/>
@@ -5247,18 +4617,12 @@
         </w:rPr>
         <w:t xml:space="preserve">A military unit likely forced the Jews to stop building and enforced the king’s orders. They might have torn down part of the rebuilt wall at this time (see </w:t>
       </w:r>
-      <w:hyperlink r:id="rId105">
-        <w:r>
-          <w:rPr>
-            <w:lang w:val="en_US" w:bidi="en_US"/>
-          </w:rPr>
-          <w:rPr>
-            <w:color w:val="0000EE"/>
-            <w:u w:val="single"/>
-          </w:rPr>
-          <w:t>Nehemiah 1:3</w:t>
-        </w:r>
-      </w:hyperlink>
+      <w:r>
+        <w:rPr>
+          <w:lang w:val="en_US" w:bidi="en_US"/>
+        </w:rPr>
+        <w:t>Nehemiah 1:3</w:t>
+      </w:r>
       <w:r>
         <w:rPr>
           <w:lang w:val="en_US" w:bidi="en_US"/>
@@ -5283,18 +4647,12 @@
         </w:rPr>
         <w:t xml:space="preserve">This verse concludes the parenthetical section that began in </w:t>
       </w:r>
-      <w:hyperlink r:id="rId94">
-        <w:r>
-          <w:rPr>
-            <w:lang w:val="en_US" w:bidi="en_US"/>
-          </w:rPr>
-          <w:rPr>
-            <w:color w:val="0000EE"/>
-            <w:u w:val="single"/>
-          </w:rPr>
-          <w:t>Ezra 4:6</w:t>
-        </w:r>
-      </w:hyperlink>
+      <w:r>
+        <w:rPr>
+          <w:lang w:val="en_US" w:bidi="en_US"/>
+        </w:rPr>
+        <w:t>Ezra 4:6</w:t>
+      </w:r>
       <w:r>
         <w:rPr>
           <w:lang w:val="en_US" w:bidi="en_US"/>
@@ -5349,18 +4707,12 @@
         </w:rPr>
         <w:t xml:space="preserve">The events in the following verses happened about sixteen years after those in </w:t>
       </w:r>
-      <w:hyperlink r:id="rId106">
-        <w:r>
-          <w:rPr>
-            <w:lang w:val="en_US" w:bidi="en_US"/>
-          </w:rPr>
-          <w:rPr>
-            <w:color w:val="0000EE"/>
-            <w:u w:val="single"/>
-          </w:rPr>
-          <w:t>Ezra 4:5</w:t>
-        </w:r>
-      </w:hyperlink>
+      <w:r>
+        <w:rPr>
+          <w:lang w:val="en_US" w:bidi="en_US"/>
+        </w:rPr>
+        <w:t>Ezra 4:5</w:t>
+      </w:r>
       <w:r>
         <w:rPr>
           <w:lang w:val="en_US" w:bidi="en_US"/>
@@ -5463,54 +4815,36 @@
         </w:rPr>
         <w:t>Haggai first delivered his prophecy on August 29, 520 BC (</w:t>
       </w:r>
-      <w:hyperlink r:id="rId39">
-        <w:r>
-          <w:rPr>
-            <w:lang w:val="en_US" w:bidi="en_US"/>
-          </w:rPr>
-          <w:rPr>
-            <w:color w:val="0000EE"/>
-            <w:u w:val="single"/>
-          </w:rPr>
-          <w:t>Haggai 1:1</w:t>
-        </w:r>
-      </w:hyperlink>
+      <w:r>
+        <w:rPr>
+          <w:lang w:val="en_US" w:bidi="en_US"/>
+        </w:rPr>
+        <w:t>Haggai 1:1</w:t>
+      </w:r>
       <w:r>
         <w:rPr>
           <w:lang w:val="en_US" w:bidi="en_US"/>
         </w:rPr>
         <w:t>). Zechariah started prophesying about two months later (</w:t>
       </w:r>
-      <w:hyperlink r:id="rId107">
-        <w:r>
-          <w:rPr>
-            <w:lang w:val="en_US" w:bidi="en_US"/>
-          </w:rPr>
-          <w:rPr>
-            <w:color w:val="0000EE"/>
-            <w:u w:val="single"/>
-          </w:rPr>
-          <w:t>Zechariah 1:1</w:t>
-        </w:r>
-      </w:hyperlink>
+      <w:r>
+        <w:rPr>
+          <w:lang w:val="en_US" w:bidi="en_US"/>
+        </w:rPr>
+        <w:t>Zechariah 1:1</w:t>
+      </w:r>
       <w:r>
         <w:rPr>
           <w:lang w:val="en_US" w:bidi="en_US"/>
         </w:rPr>
         <w:t xml:space="preserve">). The books of Haggai and Zechariah contain their messages (see also </w:t>
       </w:r>
-      <w:hyperlink r:id="rId108">
-        <w:r>
-          <w:rPr>
-            <w:lang w:val="en_US" w:bidi="en_US"/>
-          </w:rPr>
-          <w:rPr>
-            <w:color w:val="0000EE"/>
-            <w:u w:val="single"/>
-          </w:rPr>
-          <w:t>Ezra 6:14</w:t>
-        </w:r>
-      </w:hyperlink>
+      <w:r>
+        <w:rPr>
+          <w:lang w:val="en_US" w:bidi="en_US"/>
+        </w:rPr>
+        <w:t>Ezra 6:14</w:t>
+      </w:r>
       <w:r>
         <w:rPr>
           <w:lang w:val="en_US" w:bidi="en_US"/>
@@ -5569,54 +4903,36 @@
         </w:rPr>
         <w:t xml:space="preserve">The Jewish leaders had not led with faith (see </w:t>
       </w:r>
-      <w:hyperlink r:id="rId39">
-        <w:r>
-          <w:rPr>
-            <w:lang w:val="en_US" w:bidi="en_US"/>
-          </w:rPr>
-          <w:rPr>
-            <w:color w:val="0000EE"/>
-            <w:u w:val="single"/>
-          </w:rPr>
-          <w:t>Haggai 1:1</w:t>
-        </w:r>
-      </w:hyperlink>
+      <w:r>
+        <w:rPr>
+          <w:lang w:val="en_US" w:bidi="en_US"/>
+        </w:rPr>
+        <w:t>Haggai 1:1</w:t>
+      </w:r>
       <w:r>
         <w:rPr>
           <w:lang w:val="en_US" w:bidi="en_US"/>
         </w:rPr>
         <w:t xml:space="preserve">, </w:t>
       </w:r>
-      <w:hyperlink r:id="rId109">
-        <w:r>
-          <w:rPr>
-            <w:lang w:val="en_US" w:bidi="en_US"/>
-          </w:rPr>
-          <w:rPr>
-            <w:color w:val="0000EE"/>
-            <w:u w:val="single"/>
-          </w:rPr>
-          <w:t>12</w:t>
-        </w:r>
-      </w:hyperlink>
+      <w:r>
+        <w:rPr>
+          <w:lang w:val="en_US" w:bidi="en_US"/>
+        </w:rPr>
+        <w:t>12</w:t>
+      </w:r>
       <w:r>
         <w:rPr>
           <w:lang w:val="en_US" w:bidi="en_US"/>
         </w:rPr>
         <w:t>). Now God's spirit motivated them (</w:t>
       </w:r>
-      <w:hyperlink r:id="rId110">
-        <w:r>
-          <w:rPr>
-            <w:lang w:val="en_US" w:bidi="en_US"/>
-          </w:rPr>
-          <w:rPr>
-            <w:color w:val="0000EE"/>
-            <w:u w:val="single"/>
-          </w:rPr>
-          <w:t>Haggai 1:14</w:t>
-        </w:r>
-      </w:hyperlink>
+      <w:r>
+        <w:rPr>
+          <w:lang w:val="en_US" w:bidi="en_US"/>
+        </w:rPr>
+        <w:t>Haggai 1:14</w:t>
+      </w:r>
       <w:r>
         <w:rPr>
           <w:lang w:val="en_US" w:bidi="en_US"/>
@@ -5702,18 +5018,12 @@
         </w:rPr>
         <w:t xml:space="preserve"> Unlike the hostile opposition in </w:t>
       </w:r>
-      <w:hyperlink r:id="rId111">
-        <w:r>
-          <w:rPr>
-            <w:lang w:val="en_US" w:bidi="en_US"/>
-          </w:rPr>
-          <w:rPr>
-            <w:color w:val="0000EE"/>
-            <w:u w:val="single"/>
-          </w:rPr>
-          <w:t>Ezra 4</w:t>
-        </w:r>
-      </w:hyperlink>
+      <w:r>
+        <w:rPr>
+          <w:lang w:val="en_US" w:bidi="en_US"/>
+        </w:rPr>
+        <w:t>Ezra 4</w:t>
+      </w:r>
       <w:r>
         <w:rPr>
           <w:lang w:val="en_US" w:bidi="en_US"/>
@@ -5781,18 +5091,12 @@
         </w:rPr>
         <w:t xml:space="preserve"> All credit goes to God's control of events, not to any human leader or prophet. God promised that the ruins would be rebuilt (</w:t>
       </w:r>
-      <w:hyperlink r:id="rId112">
-        <w:r>
-          <w:rPr>
-            <w:lang w:val="en_US" w:bidi="en_US"/>
-          </w:rPr>
-          <w:rPr>
-            <w:color w:val="0000EE"/>
-            <w:u w:val="single"/>
-          </w:rPr>
-          <w:t>Isaiah 44:26</w:t>
-        </w:r>
-      </w:hyperlink>
+      <w:r>
+        <w:rPr>
+          <w:lang w:val="en_US" w:bidi="en_US"/>
+        </w:rPr>
+        <w:t>Isaiah 44:26</w:t>
+      </w:r>
       <w:r>
         <w:rPr>
           <w:lang w:val="en_US" w:bidi="en_US"/>
@@ -5928,18 +5232,12 @@
         </w:rPr>
         <w:t xml:space="preserve">Ezra includes a copy in Aramaic of Tattenai’s letter to King Darius. Unlike the letter in </w:t>
       </w:r>
-      <w:hyperlink r:id="rId113">
-        <w:r>
-          <w:rPr>
-            <w:lang w:val="en_US" w:bidi="en_US"/>
-          </w:rPr>
-          <w:rPr>
-            <w:color w:val="0000EE"/>
-            <w:u w:val="single"/>
-          </w:rPr>
-          <w:t>Ezra 4:11–16</w:t>
-        </w:r>
-      </w:hyperlink>
+      <w:r>
+        <w:rPr>
+          <w:lang w:val="en_US" w:bidi="en_US"/>
+        </w:rPr>
+        <w:t>Ezra 4:11–16</w:t>
+      </w:r>
       <w:r>
         <w:rPr>
           <w:lang w:val="en_US" w:bidi="en_US"/>
@@ -6029,36 +5327,24 @@
         </w:rPr>
         <w:t>Following the design of Solomon’s temple (</w:t>
       </w:r>
-      <w:hyperlink r:id="rId114">
-        <w:r>
-          <w:rPr>
-            <w:lang w:val="en_US" w:bidi="en_US"/>
-          </w:rPr>
-          <w:rPr>
-            <w:color w:val="0000EE"/>
-            <w:u w:val="single"/>
-          </w:rPr>
-          <w:t>1 Kings 6:36</w:t>
-        </w:r>
-      </w:hyperlink>
+      <w:r>
+        <w:rPr>
+          <w:lang w:val="en_US" w:bidi="en_US"/>
+        </w:rPr>
+        <w:t>1 Kings 6:36</w:t>
+      </w:r>
       <w:r>
         <w:rPr>
           <w:lang w:val="en_US" w:bidi="en_US"/>
         </w:rPr>
         <w:t xml:space="preserve">), builders placed a layer of timber in the walls after every three rows of prepared stones (see </w:t>
       </w:r>
-      <w:hyperlink r:id="rId115">
-        <w:r>
-          <w:rPr>
-            <w:lang w:val="en_US" w:bidi="en_US"/>
-          </w:rPr>
-          <w:rPr>
-            <w:color w:val="0000EE"/>
-            <w:u w:val="single"/>
-          </w:rPr>
-          <w:t>Ezra 6:4</w:t>
-        </w:r>
-      </w:hyperlink>
+      <w:r>
+        <w:rPr>
+          <w:lang w:val="en_US" w:bidi="en_US"/>
+        </w:rPr>
+        <w:t>Ezra 6:4</w:t>
+      </w:r>
       <w:r>
         <w:rPr>
           <w:lang w:val="en_US" w:bidi="en_US"/>
@@ -6149,18 +5435,12 @@
         </w:rPr>
         <w:t xml:space="preserve">: Solomon (see </w:t>
       </w:r>
-      <w:hyperlink r:id="rId116">
-        <w:r>
-          <w:rPr>
-            <w:lang w:val="en_US" w:bidi="en_US"/>
-          </w:rPr>
-          <w:rPr>
-            <w:color w:val="0000EE"/>
-            <w:u w:val="single"/>
-          </w:rPr>
-          <w:t>1 Kings 5–8</w:t>
-        </w:r>
-      </w:hyperlink>
+      <w:r>
+        <w:rPr>
+          <w:lang w:val="en_US" w:bidi="en_US"/>
+        </w:rPr>
+        <w:t>1 Kings 5–8</w:t>
+      </w:r>
       <w:r>
         <w:rPr>
           <w:lang w:val="en_US" w:bidi="en_US"/>
@@ -6228,18 +5508,12 @@
         </w:rPr>
         <w:t xml:space="preserve"> See </w:t>
       </w:r>
-      <w:hyperlink r:id="rId117">
-        <w:r>
-          <w:rPr>
-            <w:lang w:val="en_US" w:bidi="en_US"/>
-          </w:rPr>
-          <w:rPr>
-            <w:color w:val="0000EE"/>
-            <w:u w:val="single"/>
-          </w:rPr>
-          <w:t>2 Kings 25:9–17</w:t>
-        </w:r>
-      </w:hyperlink>
+      <w:r>
+        <w:rPr>
+          <w:lang w:val="en_US" w:bidi="en_US"/>
+        </w:rPr>
+        <w:t>2 Kings 25:9–17</w:t>
+      </w:r>
       <w:r>
         <w:rPr>
           <w:lang w:val="en_US" w:bidi="en_US"/>
@@ -6301,18 +5575,12 @@
         </w:rPr>
         <w:t xml:space="preserve">: See </w:t>
       </w:r>
-      <w:hyperlink r:id="rId118">
-        <w:r>
-          <w:rPr>
-            <w:lang w:val="en_US" w:bidi="en_US"/>
-          </w:rPr>
-          <w:rPr>
-            <w:color w:val="0000EE"/>
-            <w:u w:val="single"/>
-          </w:rPr>
-          <w:t>Ezra 1:1–4</w:t>
-        </w:r>
-      </w:hyperlink>
+      <w:r>
+        <w:rPr>
+          <w:lang w:val="en_US" w:bidi="en_US"/>
+        </w:rPr>
+        <w:t>Ezra 1:1–4</w:t>
+      </w:r>
       <w:r>
         <w:rPr>
           <w:lang w:val="en_US" w:bidi="en_US"/>
@@ -6367,18 +5635,12 @@
         </w:rPr>
         <w:t xml:space="preserve">The Jews gave detailed information that the Persians could verify for accuracy (see </w:t>
       </w:r>
-      <w:hyperlink r:id="rId119">
-        <w:r>
-          <w:rPr>
-            <w:lang w:val="en_US" w:bidi="en_US"/>
-          </w:rPr>
-          <w:rPr>
-            <w:color w:val="0000EE"/>
-            <w:u w:val="single"/>
-          </w:rPr>
-          <w:t>Ezra 1:7–11</w:t>
-        </w:r>
-      </w:hyperlink>
+      <w:r>
+        <w:rPr>
+          <w:lang w:val="en_US" w:bidi="en_US"/>
+        </w:rPr>
+        <w:t>Ezra 1:7–11</w:t>
+      </w:r>
       <w:r>
         <w:rPr>
           <w:lang w:val="en_US" w:bidi="en_US"/>
@@ -6533,18 +5795,12 @@
         </w:rPr>
         <w:t xml:space="preserve">Texts introduced by the term Memorandum were usually summaries listing the main facts of an event for the royal archives (compare </w:t>
       </w:r>
-      <w:hyperlink r:id="rId120">
-        <w:r>
-          <w:rPr>
-            <w:lang w:val="en_US" w:bidi="en_US"/>
-          </w:rPr>
-          <w:rPr>
-            <w:color w:val="0000EE"/>
-            <w:u w:val="single"/>
-          </w:rPr>
-          <w:t>Ezra 1:9–10</w:t>
-        </w:r>
-      </w:hyperlink>
+      <w:r>
+        <w:rPr>
+          <w:lang w:val="en_US" w:bidi="en_US"/>
+        </w:rPr>
+        <w:t>Ezra 1:9–10</w:t>
+      </w:r>
       <w:r>
         <w:rPr>
           <w:lang w:val="en_US" w:bidi="en_US"/>
@@ -6603,18 +5859,12 @@
         </w:rPr>
         <w:t xml:space="preserve">This decree is recorded in </w:t>
       </w:r>
-      <w:hyperlink r:id="rId92">
-        <w:r>
-          <w:rPr>
-            <w:lang w:val="en_US" w:bidi="en_US"/>
-          </w:rPr>
-          <w:rPr>
-            <w:color w:val="0000EE"/>
-            <w:u w:val="single"/>
-          </w:rPr>
-          <w:t>Ezra 1:2–4</w:t>
-        </w:r>
-      </w:hyperlink>
+      <w:r>
+        <w:rPr>
+          <w:lang w:val="en_US" w:bidi="en_US"/>
+        </w:rPr>
+        <w:t>Ezra 1:2–4</w:t>
+      </w:r>
       <w:r>
         <w:rPr>
           <w:lang w:val="en_US" w:bidi="en_US"/>
@@ -6639,54 +5889,36 @@
         </w:rPr>
         <w:t>The temple will be ninety feet high and ninety feet wide. The changes suggested in the New Living Translation note would align these measurements with Solomon’s temple (</w:t>
       </w:r>
-      <w:hyperlink r:id="rId121">
-        <w:r>
-          <w:rPr>
-            <w:lang w:val="en_US" w:bidi="en_US"/>
-          </w:rPr>
-          <w:rPr>
-            <w:color w:val="0000EE"/>
-            <w:u w:val="single"/>
-          </w:rPr>
-          <w:t>1 Kings 6:2</w:t>
-        </w:r>
-      </w:hyperlink>
+      <w:r>
+        <w:rPr>
+          <w:lang w:val="en_US" w:bidi="en_US"/>
+        </w:rPr>
+        <w:t>1 Kings 6:2</w:t>
+      </w:r>
       <w:r>
         <w:rPr>
           <w:lang w:val="en_US" w:bidi="en_US"/>
         </w:rPr>
         <w:t xml:space="preserve">, </w:t>
       </w:r>
-      <w:hyperlink r:id="rId122">
-        <w:r>
-          <w:rPr>
-            <w:lang w:val="en_US" w:bidi="en_US"/>
-          </w:rPr>
-          <w:rPr>
-            <w:color w:val="0000EE"/>
-            <w:u w:val="single"/>
-          </w:rPr>
-          <w:t>17</w:t>
-        </w:r>
-      </w:hyperlink>
+      <w:r>
+        <w:rPr>
+          <w:lang w:val="en_US" w:bidi="en_US"/>
+        </w:rPr>
+        <w:t>17</w:t>
+      </w:r>
       <w:r>
         <w:rPr>
           <w:lang w:val="en_US" w:bidi="en_US"/>
         </w:rPr>
         <w:t xml:space="preserve">, </w:t>
       </w:r>
-      <w:hyperlink r:id="rId123">
-        <w:r>
-          <w:rPr>
-            <w:lang w:val="en_US" w:bidi="en_US"/>
-          </w:rPr>
-          <w:rPr>
-            <w:color w:val="0000EE"/>
-            <w:u w:val="single"/>
-          </w:rPr>
-          <w:t>20</w:t>
-        </w:r>
-      </w:hyperlink>
+      <w:r>
+        <w:rPr>
+          <w:lang w:val="en_US" w:bidi="en_US"/>
+        </w:rPr>
+        <w:t>20</w:t>
+      </w:r>
       <w:r>
         <w:rPr>
           <w:lang w:val="en_US" w:bidi="en_US"/>
@@ -6802,18 +6034,12 @@
         </w:rPr>
         <w:t>This action fulfilled God's promise through Haggai (</w:t>
       </w:r>
-      <w:hyperlink r:id="rId124">
-        <w:r>
-          <w:rPr>
-            <w:lang w:val="en_US" w:bidi="en_US"/>
-          </w:rPr>
-          <w:rPr>
-            <w:color w:val="0000EE"/>
-            <w:u w:val="single"/>
-          </w:rPr>
-          <w:t>Haggai 2:7</w:t>
-        </w:r>
-      </w:hyperlink>
+      <w:r>
+        <w:rPr>
+          <w:lang w:val="en_US" w:bidi="en_US"/>
+        </w:rPr>
+        <w:t>Haggai 2:7</w:t>
+      </w:r>
       <w:r>
         <w:rPr>
           <w:lang w:val="en_US" w:bidi="en_US"/>
@@ -6875,18 +6101,12 @@
         </w:rPr>
         <w:t xml:space="preserve">: In the Cyrus Cylinder, a Persian account of Cyrus's defeat of Babylon, King Cyrus asks, “May all the gods whom I have returned to their sacred cities ask the Babylonian gods Bel and Nebo daily for a long life for me” (see </w:t>
       </w:r>
-      <w:hyperlink r:id="rId118">
-        <w:r>
-          <w:rPr>
-            <w:lang w:val="en_US" w:bidi="en_US"/>
-          </w:rPr>
-          <w:rPr>
-            <w:color w:val="0000EE"/>
-            <w:u w:val="single"/>
-          </w:rPr>
-          <w:t>Ezra 1:1–4</w:t>
-        </w:r>
-      </w:hyperlink>
+      <w:r>
+        <w:rPr>
+          <w:lang w:val="en_US" w:bidi="en_US"/>
+        </w:rPr>
+        <w:t>Ezra 1:1–4</w:t>
+      </w:r>
       <w:r>
         <w:rPr>
           <w:lang w:val="en_US" w:bidi="en_US"/>
@@ -6948,18 +6168,12 @@
         </w:rPr>
         <w:t xml:space="preserve">: Inscriptions and official decrees often included curses on those who went against the king's wishes (see </w:t>
       </w:r>
-      <w:hyperlink r:id="rId125">
-        <w:r>
-          <w:rPr>
-            <w:lang w:val="en_US" w:bidi="en_US"/>
-          </w:rPr>
-          <w:rPr>
-            <w:color w:val="0000EE"/>
-            <w:u w:val="single"/>
-          </w:rPr>
-          <w:t>Daniel 2:5</w:t>
-        </w:r>
-      </w:hyperlink>
+      <w:r>
+        <w:rPr>
+          <w:lang w:val="en_US" w:bidi="en_US"/>
+        </w:rPr>
+        <w:t>Daniel 2:5</w:t>
+      </w:r>
       <w:r>
         <w:rPr>
           <w:lang w:val="en_US" w:bidi="en_US"/>
@@ -7079,72 +6293,48 @@
         </w:rPr>
         <w:t xml:space="preserve"> This blood sacrifice brought God's forgiveness for unintentional sins, ceremonial uncleanness, or thoughtless wrong acts (</w:t>
       </w:r>
-      <w:hyperlink r:id="rId126">
-        <w:r>
-          <w:rPr>
-            <w:lang w:val="en_US" w:bidi="en_US"/>
-          </w:rPr>
-          <w:rPr>
-            <w:color w:val="0000EE"/>
-            <w:u w:val="single"/>
-          </w:rPr>
-          <w:t>Leviticus 4–5</w:t>
-        </w:r>
-      </w:hyperlink>
+      <w:r>
+        <w:rPr>
+          <w:lang w:val="en_US" w:bidi="en_US"/>
+        </w:rPr>
+        <w:t>Leviticus 4–5</w:t>
+      </w:r>
       <w:r>
         <w:rPr>
           <w:lang w:val="en_US" w:bidi="en_US"/>
         </w:rPr>
         <w:t>). Similar sacrifices were made when Moses dedicated the tabernacle (</w:t>
       </w:r>
-      <w:hyperlink r:id="rId127">
-        <w:r>
-          <w:rPr>
-            <w:lang w:val="en_US" w:bidi="en_US"/>
-          </w:rPr>
-          <w:rPr>
-            <w:color w:val="0000EE"/>
-            <w:u w:val="single"/>
-          </w:rPr>
-          <w:t>Numbers 7</w:t>
-        </w:r>
-      </w:hyperlink>
+      <w:r>
+        <w:rPr>
+          <w:lang w:val="en_US" w:bidi="en_US"/>
+        </w:rPr>
+        <w:t>Numbers 7</w:t>
+      </w:r>
       <w:r>
         <w:rPr>
           <w:lang w:val="en_US" w:bidi="en_US"/>
         </w:rPr>
         <w:t>) and when Solomon dedicated the first temple (</w:t>
       </w:r>
-      <w:hyperlink r:id="rId128">
-        <w:r>
-          <w:rPr>
-            <w:lang w:val="en_US" w:bidi="en_US"/>
-          </w:rPr>
-          <w:rPr>
-            <w:color w:val="0000EE"/>
-            <w:u w:val="single"/>
-          </w:rPr>
-          <w:t>2 Chronicles 7:1</w:t>
-        </w:r>
-      </w:hyperlink>
+      <w:r>
+        <w:rPr>
+          <w:lang w:val="en_US" w:bidi="en_US"/>
+        </w:rPr>
+        <w:t>2 Chronicles 7:1</w:t>
+      </w:r>
       <w:r>
         <w:rPr>
           <w:lang w:val="en_US" w:bidi="en_US"/>
         </w:rPr>
         <w:t xml:space="preserve">, </w:t>
       </w:r>
-      <w:hyperlink r:id="rId129">
-        <w:r>
-          <w:rPr>
-            <w:lang w:val="en_US" w:bidi="en_US"/>
-          </w:rPr>
-          <w:rPr>
-            <w:color w:val="0000EE"/>
-            <w:u w:val="single"/>
-          </w:rPr>
-          <w:t>4</w:t>
-        </w:r>
-      </w:hyperlink>
+      <w:r>
+        <w:rPr>
+          <w:lang w:val="en_US" w:bidi="en_US"/>
+        </w:rPr>
+        <w:t>4</w:t>
+      </w:r>
       <w:r>
         <w:rPr>
           <w:lang w:val="en_US" w:bidi="en_US"/>
@@ -7176,90 +6366,60 @@
         </w:rPr>
         <w:t>: Although most returnees were from Judah and Benjamin (</w:t>
       </w:r>
-      <w:hyperlink r:id="rId89">
-        <w:r>
-          <w:rPr>
-            <w:lang w:val="en_US" w:bidi="en_US"/>
-          </w:rPr>
-          <w:rPr>
-            <w:color w:val="0000EE"/>
-            <w:u w:val="single"/>
-          </w:rPr>
-          <w:t>Ezra 1:5</w:t>
-        </w:r>
-      </w:hyperlink>
+      <w:r>
+        <w:rPr>
+          <w:lang w:val="en_US" w:bidi="en_US"/>
+        </w:rPr>
+        <w:t>Ezra 1:5</w:t>
+      </w:r>
       <w:r>
         <w:rPr>
           <w:lang w:val="en_US" w:bidi="en_US"/>
         </w:rPr>
         <w:t xml:space="preserve">; </w:t>
       </w:r>
-      <w:hyperlink r:id="rId130">
-        <w:r>
-          <w:rPr>
-            <w:lang w:val="en_US" w:bidi="en_US"/>
-          </w:rPr>
-          <w:rPr>
-            <w:color w:val="0000EE"/>
-            <w:u w:val="single"/>
-          </w:rPr>
-          <w:t>4:1</w:t>
-        </w:r>
-      </w:hyperlink>
+      <w:r>
+        <w:rPr>
+          <w:lang w:val="en_US" w:bidi="en_US"/>
+        </w:rPr>
+        <w:t>4:1</w:t>
+      </w:r>
       <w:r>
         <w:rPr>
           <w:lang w:val="en_US" w:bidi="en_US"/>
         </w:rPr>
         <w:t>), people from the priestly tribe of Levi are also mentioned (</w:t>
       </w:r>
-      <w:hyperlink r:id="rId89">
-        <w:r>
-          <w:rPr>
-            <w:lang w:val="en_US" w:bidi="en_US"/>
-          </w:rPr>
-          <w:rPr>
-            <w:color w:val="0000EE"/>
-            <w:u w:val="single"/>
-          </w:rPr>
-          <w:t>1:5</w:t>
-        </w:r>
-      </w:hyperlink>
+      <w:r>
+        <w:rPr>
+          <w:lang w:val="en_US" w:bidi="en_US"/>
+        </w:rPr>
+        <w:t>1:5</w:t>
+      </w:r>
       <w:r>
         <w:rPr>
           <w:lang w:val="en_US" w:bidi="en_US"/>
         </w:rPr>
         <w:t xml:space="preserve">; </w:t>
       </w:r>
-      <w:hyperlink r:id="rId131">
-        <w:r>
-          <w:rPr>
-            <w:lang w:val="en_US" w:bidi="en_US"/>
-          </w:rPr>
-          <w:rPr>
-            <w:color w:val="0000EE"/>
-            <w:u w:val="single"/>
-          </w:rPr>
-          <w:t>2:40</w:t>
-        </w:r>
-      </w:hyperlink>
+      <w:r>
+        <w:rPr>
+          <w:lang w:val="en_US" w:bidi="en_US"/>
+        </w:rPr>
+        <w:t>2:40</w:t>
+      </w:r>
       <w:r>
         <w:rPr>
           <w:lang w:val="en_US" w:bidi="en_US"/>
         </w:rPr>
         <w:t xml:space="preserve">, </w:t>
       </w:r>
-      <w:hyperlink r:id="rId132">
-        <w:r>
-          <w:rPr>
-            <w:lang w:val="en_US" w:bidi="en_US"/>
-          </w:rPr>
-          <w:rPr>
-            <w:color w:val="0000EE"/>
-            <w:u w:val="single"/>
-          </w:rPr>
-          <w:t>70</w:t>
-        </w:r>
-      </w:hyperlink>
+      <w:r>
+        <w:rPr>
+          <w:lang w:val="en_US" w:bidi="en_US"/>
+        </w:rPr>
+        <w:t>70</w:t>
+      </w:r>
       <w:r>
         <w:rPr>
           <w:lang w:val="en_US" w:bidi="en_US"/>
@@ -7331,72 +6491,48 @@
         </w:rPr>
         <w:t xml:space="preserve">ee </w:t>
       </w:r>
-      <w:hyperlink r:id="rId133">
-        <w:r>
-          <w:rPr>
-            <w:lang w:val="en_US" w:bidi="en_US"/>
-          </w:rPr>
-          <w:rPr>
-            <w:color w:val="0000EE"/>
-            <w:u w:val="single"/>
-          </w:rPr>
-          <w:t>Exodus 29</w:t>
-        </w:r>
-      </w:hyperlink>
+      <w:r>
+        <w:rPr>
+          <w:lang w:val="en_US" w:bidi="en_US"/>
+        </w:rPr>
+        <w:t>Exodus 29</w:t>
+      </w:r>
       <w:r>
         <w:rPr>
           <w:lang w:val="en_US" w:bidi="en_US"/>
         </w:rPr>
         <w:t xml:space="preserve">, </w:t>
       </w:r>
-      <w:hyperlink r:id="rId134">
-        <w:r>
-          <w:rPr>
-            <w:lang w:val="en_US" w:bidi="en_US"/>
-          </w:rPr>
-          <w:rPr>
-            <w:color w:val="0000EE"/>
-            <w:u w:val="single"/>
-          </w:rPr>
-          <w:t>Leviticus 8</w:t>
-        </w:r>
-      </w:hyperlink>
+      <w:r>
+        <w:rPr>
+          <w:lang w:val="en_US" w:bidi="en_US"/>
+        </w:rPr>
+        <w:t>Leviticus 8</w:t>
+      </w:r>
       <w:r>
         <w:rPr>
           <w:lang w:val="en_US" w:bidi="en_US"/>
         </w:rPr>
         <w:t xml:space="preserve">, and </w:t>
       </w:r>
-      <w:hyperlink r:id="rId135">
-        <w:r>
-          <w:rPr>
-            <w:lang w:val="en_US" w:bidi="en_US"/>
-          </w:rPr>
-          <w:rPr>
-            <w:color w:val="0000EE"/>
-            <w:u w:val="single"/>
-          </w:rPr>
-          <w:t>Numbers 3</w:t>
-        </w:r>
-      </w:hyperlink>
+      <w:r>
+        <w:rPr>
+          <w:lang w:val="en_US" w:bidi="en_US"/>
+        </w:rPr>
+        <w:t>Numbers 3</w:t>
+      </w:r>
       <w:r>
         <w:rPr>
           <w:lang w:val="en_US" w:bidi="en_US"/>
         </w:rPr>
         <w:t>. The temple staff followed the organization set by David (</w:t>
       </w:r>
-      <w:hyperlink r:id="rId136">
-        <w:r>
-          <w:rPr>
-            <w:lang w:val="en_US" w:bidi="en_US"/>
-          </w:rPr>
-          <w:rPr>
-            <w:color w:val="0000EE"/>
-            <w:u w:val="single"/>
-          </w:rPr>
-          <w:t>1 Chronicles 23–27</w:t>
-        </w:r>
-      </w:hyperlink>
+      <w:r>
+        <w:rPr>
+          <w:lang w:val="en_US" w:bidi="en_US"/>
+        </w:rPr>
+        <w:t>1 Chronicles 23–27</w:t>
+      </w:r>
       <w:r>
         <w:rPr>
           <w:lang w:val="en_US" w:bidi="en_US"/>
@@ -7421,18 +6557,12 @@
         </w:rPr>
         <w:t xml:space="preserve">This verse ends the Aramaic section that started in </w:t>
       </w:r>
-      <w:hyperlink r:id="rId137">
-        <w:r>
-          <w:rPr>
-            <w:lang w:val="en_US" w:bidi="en_US"/>
-          </w:rPr>
-          <w:rPr>
-            <w:color w:val="0000EE"/>
-            <w:u w:val="single"/>
-          </w:rPr>
-          <w:t>Ezra 4:8</w:t>
-        </w:r>
-      </w:hyperlink>
+      <w:r>
+        <w:rPr>
+          <w:lang w:val="en_US" w:bidi="en_US"/>
+        </w:rPr>
+        <w:t>Ezra 4:8</w:t>
+      </w:r>
       <w:r>
         <w:rPr>
           <w:lang w:val="en_US" w:bidi="en_US"/>
@@ -7487,18 +6617,12 @@
         </w:rPr>
         <w:t>The Passover celebration remembers when God spared the firstborn of families who marked their doorposts with blood (</w:t>
       </w:r>
-      <w:hyperlink r:id="rId138">
-        <w:r>
-          <w:rPr>
-            <w:lang w:val="en_US" w:bidi="en_US"/>
-          </w:rPr>
-          <w:rPr>
-            <w:color w:val="0000EE"/>
-            <w:u w:val="single"/>
-          </w:rPr>
-          <w:t>Exodus 12–13</w:t>
-        </w:r>
-      </w:hyperlink>
+      <w:r>
+        <w:rPr>
+          <w:lang w:val="en_US" w:bidi="en_US"/>
+        </w:rPr>
+        <w:t>Exodus 12–13</w:t>
+      </w:r>
       <w:r>
         <w:rPr>
           <w:lang w:val="en_US" w:bidi="en_US"/>
@@ -7560,54 +6684,36 @@
         </w:rPr>
         <w:t xml:space="preserve">: They acted according to the law of Moses (see </w:t>
       </w:r>
-      <w:hyperlink r:id="rId139">
-        <w:r>
-          <w:rPr>
-            <w:lang w:val="en_US" w:bidi="en_US"/>
-          </w:rPr>
-          <w:rPr>
-            <w:color w:val="0000EE"/>
-            <w:u w:val="single"/>
-          </w:rPr>
-          <w:t>Leviticus 9</w:t>
-        </w:r>
-      </w:hyperlink>
+      <w:r>
+        <w:rPr>
+          <w:lang w:val="en_US" w:bidi="en_US"/>
+        </w:rPr>
+        <w:t>Leviticus 9</w:t>
+      </w:r>
       <w:r>
         <w:rPr>
           <w:lang w:val="en_US" w:bidi="en_US"/>
         </w:rPr>
         <w:t xml:space="preserve">; </w:t>
       </w:r>
-      <w:hyperlink r:id="rId140">
-        <w:r>
-          <w:rPr>
-            <w:lang w:val="en_US" w:bidi="en_US"/>
-          </w:rPr>
-          <w:rPr>
-            <w:color w:val="0000EE"/>
-            <w:u w:val="single"/>
-          </w:rPr>
-          <w:t>Numbers 8</w:t>
-        </w:r>
-      </w:hyperlink>
+      <w:r>
+        <w:rPr>
+          <w:lang w:val="en_US" w:bidi="en_US"/>
+        </w:rPr>
+        <w:t>Numbers 8</w:t>
+      </w:r>
       <w:r>
         <w:rPr>
           <w:lang w:val="en_US" w:bidi="en_US"/>
         </w:rPr>
         <w:t xml:space="preserve">; </w:t>
       </w:r>
-      <w:hyperlink r:id="rId141">
-        <w:r>
-          <w:rPr>
-            <w:lang w:val="en_US" w:bidi="en_US"/>
-          </w:rPr>
-          <w:rPr>
-            <w:color w:val="0000EE"/>
-            <w:u w:val="single"/>
-          </w:rPr>
-          <w:t>2 Chronicles 29</w:t>
-        </w:r>
-      </w:hyperlink>
+      <w:r>
+        <w:rPr>
+          <w:lang w:val="en_US" w:bidi="en_US"/>
+        </w:rPr>
+        <w:t>2 Chronicles 29</w:t>
+      </w:r>
       <w:r>
         <w:rPr>
           <w:lang w:val="en_US" w:bidi="en_US"/>
@@ -7669,36 +6775,24 @@
         </w:rPr>
         <w:t xml:space="preserve">: The exclusion of foreigners in </w:t>
       </w:r>
-      <w:hyperlink r:id="rId67">
-        <w:r>
-          <w:rPr>
-            <w:lang w:val="en_US" w:bidi="en_US"/>
-          </w:rPr>
-          <w:rPr>
-            <w:color w:val="0000EE"/>
-            <w:u w:val="single"/>
-          </w:rPr>
-          <w:t>Ezra 4:1–5</w:t>
-        </w:r>
-      </w:hyperlink>
+      <w:r>
+        <w:rPr>
+          <w:lang w:val="en_US" w:bidi="en_US"/>
+        </w:rPr>
+        <w:t>Ezra 4:1–5</w:t>
+      </w:r>
       <w:r>
         <w:rPr>
           <w:lang w:val="en_US" w:bidi="en_US"/>
         </w:rPr>
         <w:t xml:space="preserve"> was due to their pagan religious practices, not their ethnicity (see also </w:t>
       </w:r>
-      <w:hyperlink r:id="rId142">
-        <w:r>
-          <w:rPr>
-            <w:lang w:val="en_US" w:bidi="en_US"/>
-          </w:rPr>
-          <w:rPr>
-            <w:color w:val="0000EE"/>
-            <w:u w:val="single"/>
-          </w:rPr>
-          <w:t>9:1–2</w:t>
-        </w:r>
-      </w:hyperlink>
+      <w:r>
+        <w:rPr>
+          <w:lang w:val="en_US" w:bidi="en_US"/>
+        </w:rPr>
+        <w:t>9:1–2</w:t>
+      </w:r>
       <w:r>
         <w:rPr>
           <w:lang w:val="en_US" w:bidi="en_US"/>
@@ -7757,36 +6851,24 @@
         </w:rPr>
         <w:t xml:space="preserve">Passover marked the start of the seven-day Festival of Unleavened Bread (see </w:t>
       </w:r>
-      <w:hyperlink r:id="rId143">
-        <w:r>
-          <w:rPr>
-            <w:lang w:val="en_US" w:bidi="en_US"/>
-          </w:rPr>
-          <w:rPr>
-            <w:color w:val="0000EE"/>
-            <w:u w:val="single"/>
-          </w:rPr>
-          <w:t>Exodus 12:15–20</w:t>
-        </w:r>
-      </w:hyperlink>
+      <w:r>
+        <w:rPr>
+          <w:lang w:val="en_US" w:bidi="en_US"/>
+        </w:rPr>
+        <w:t>Exodus 12:15–20</w:t>
+      </w:r>
       <w:r>
         <w:rPr>
           <w:lang w:val="en_US" w:bidi="en_US"/>
         </w:rPr>
         <w:t xml:space="preserve">; </w:t>
       </w:r>
-      <w:hyperlink r:id="rId144">
-        <w:r>
-          <w:rPr>
-            <w:lang w:val="en_US" w:bidi="en_US"/>
-          </w:rPr>
-          <w:rPr>
-            <w:color w:val="0000EE"/>
-            <w:u w:val="single"/>
-          </w:rPr>
-          <w:t>Leviticus 23:6–8</w:t>
-        </w:r>
-      </w:hyperlink>
+      <w:r>
+        <w:rPr>
+          <w:lang w:val="en_US" w:bidi="en_US"/>
+        </w:rPr>
+        <w:t>Leviticus 23:6–8</w:t>
+      </w:r>
       <w:r>
         <w:rPr>
           <w:lang w:val="en_US" w:bidi="en_US"/>
@@ -7870,18 +6952,12 @@
         </w:rPr>
         <w:t>Many years later, Ezra arrived in Jerusalem in 458 BC (</w:t>
       </w:r>
-      <w:hyperlink r:id="rId145">
-        <w:r>
-          <w:rPr>
-            <w:lang w:val="en_US" w:bidi="en_US"/>
-          </w:rPr>
-          <w:rPr>
-            <w:color w:val="0000EE"/>
-            <w:u w:val="single"/>
-          </w:rPr>
-          <w:t>Ezra 7:7–8</w:t>
-        </w:r>
-      </w:hyperlink>
+      <w:r>
+        <w:rPr>
+          <w:lang w:val="en_US" w:bidi="en_US"/>
+        </w:rPr>
+        <w:t>Ezra 7:7–8</w:t>
+      </w:r>
       <w:r>
         <w:rPr>
           <w:lang w:val="en_US" w:bidi="en_US"/>
@@ -7957,18 +7033,12 @@
         </w:rPr>
         <w:t>Seraiah was the high priest under Zedekiah; Nebuchadnezzar executed him in 586 BC (</w:t>
       </w:r>
-      <w:hyperlink r:id="rId146">
-        <w:r>
-          <w:rPr>
-            <w:lang w:val="en_US" w:bidi="en_US"/>
-          </w:rPr>
-          <w:rPr>
-            <w:color w:val="0000EE"/>
-            <w:u w:val="single"/>
-          </w:rPr>
-          <w:t>2 Kings 25:18–21</w:t>
-        </w:r>
-      </w:hyperlink>
+      <w:r>
+        <w:rPr>
+          <w:lang w:val="en_US" w:bidi="en_US"/>
+        </w:rPr>
+        <w:t>2 Kings 25:18–21</w:t>
+      </w:r>
       <w:r>
         <w:rPr>
           <w:lang w:val="en_US" w:bidi="en_US"/>
@@ -8023,36 +7093,24 @@
         </w:rPr>
         <w:t>Ezra highlights his authority by listing his genealogy (record of ancestors). He traces his family line through Zadok, who served as priest under Solomon, and back to Aaron, the high priest and brother of Moses (</w:t>
       </w:r>
-      <w:hyperlink r:id="rId147">
-        <w:r>
-          <w:rPr>
-            <w:lang w:val="en_US" w:bidi="en_US"/>
-          </w:rPr>
-          <w:rPr>
-            <w:color w:val="0000EE"/>
-            <w:u w:val="single"/>
-          </w:rPr>
-          <w:t>1 Kings 2:35</w:t>
-        </w:r>
-      </w:hyperlink>
+      <w:r>
+        <w:rPr>
+          <w:lang w:val="en_US" w:bidi="en_US"/>
+        </w:rPr>
+        <w:t>1 Kings 2:35</w:t>
+      </w:r>
       <w:r>
         <w:rPr>
           <w:lang w:val="en_US" w:bidi="en_US"/>
         </w:rPr>
         <w:t xml:space="preserve">). This genealogy is clearly shortened. It includes only 16 generations from Aaron to about eighty years after the exile, while </w:t>
       </w:r>
-      <w:hyperlink r:id="rId148">
-        <w:r>
-          <w:rPr>
-            <w:lang w:val="en_US" w:bidi="en_US"/>
-          </w:rPr>
-          <w:rPr>
-            <w:color w:val="0000EE"/>
-            <w:u w:val="single"/>
-          </w:rPr>
-          <w:t>1 Chronicles 6:3–15</w:t>
-        </w:r>
-      </w:hyperlink>
+      <w:r>
+        <w:rPr>
+          <w:lang w:val="en_US" w:bidi="en_US"/>
+        </w:rPr>
+        <w:t>1 Chronicles 6:3–15</w:t>
+      </w:r>
       <w:r>
         <w:rPr>
           <w:lang w:val="en_US" w:bidi="en_US"/>
@@ -8181,18 +7239,12 @@
         </w:rPr>
         <w:t>Ezra and his group planned to leave Babylon on April 8 but actually departed on April 19, 458 BC (</w:t>
       </w:r>
-      <w:hyperlink r:id="rId149">
-        <w:r>
-          <w:rPr>
-            <w:lang w:val="en_US" w:bidi="en_US"/>
-          </w:rPr>
-          <w:rPr>
-            <w:color w:val="0000EE"/>
-            <w:u w:val="single"/>
-          </w:rPr>
-          <w:t>Ezra 8:31</w:t>
-        </w:r>
-      </w:hyperlink>
+      <w:r>
+        <w:rPr>
+          <w:lang w:val="en_US" w:bidi="en_US"/>
+        </w:rPr>
+        <w:t>Ezra 8:31</w:t>
+      </w:r>
       <w:r>
         <w:rPr>
           <w:lang w:val="en_US" w:bidi="en_US"/>
@@ -8217,72 +7269,48 @@
         </w:rPr>
         <w:t xml:space="preserve">To cover the 800-mile journey in four months, Ezra's group walked about ten miles per day, five days a week. Ezra knew his success was due to the gracious hand of his God (see also </w:t>
       </w:r>
-      <w:hyperlink r:id="rId150">
-        <w:r>
-          <w:rPr>
-            <w:lang w:val="en_US" w:bidi="en_US"/>
-          </w:rPr>
-          <w:rPr>
-            <w:color w:val="0000EE"/>
-            <w:u w:val="single"/>
-          </w:rPr>
-          <w:t>Ezra 7:6</w:t>
-        </w:r>
-      </w:hyperlink>
+      <w:r>
+        <w:rPr>
+          <w:lang w:val="en_US" w:bidi="en_US"/>
+        </w:rPr>
+        <w:t>Ezra 7:6</w:t>
+      </w:r>
       <w:r>
         <w:rPr>
           <w:lang w:val="en_US" w:bidi="en_US"/>
         </w:rPr>
         <w:t xml:space="preserve">, </w:t>
       </w:r>
-      <w:hyperlink r:id="rId151">
-        <w:r>
-          <w:rPr>
-            <w:lang w:val="en_US" w:bidi="en_US"/>
-          </w:rPr>
-          <w:rPr>
-            <w:color w:val="0000EE"/>
-            <w:u w:val="single"/>
-          </w:rPr>
-          <w:t>28</w:t>
-        </w:r>
-      </w:hyperlink>
+      <w:r>
+        <w:rPr>
+          <w:lang w:val="en_US" w:bidi="en_US"/>
+        </w:rPr>
+        <w:t>28</w:t>
+      </w:r>
       <w:r>
         <w:rPr>
           <w:lang w:val="en_US" w:bidi="en_US"/>
         </w:rPr>
         <w:t xml:space="preserve">; </w:t>
       </w:r>
-      <w:hyperlink r:id="rId152">
-        <w:r>
-          <w:rPr>
-            <w:lang w:val="en_US" w:bidi="en_US"/>
-          </w:rPr>
-          <w:rPr>
-            <w:color w:val="0000EE"/>
-            <w:u w:val="single"/>
-          </w:rPr>
-          <w:t>8:22</w:t>
-        </w:r>
-      </w:hyperlink>
+      <w:r>
+        <w:rPr>
+          <w:lang w:val="en_US" w:bidi="en_US"/>
+        </w:rPr>
+        <w:t>8:22</w:t>
+      </w:r>
       <w:r>
         <w:rPr>
           <w:lang w:val="en_US" w:bidi="en_US"/>
         </w:rPr>
         <w:t xml:space="preserve">, </w:t>
       </w:r>
-      <w:hyperlink r:id="rId149">
-        <w:r>
-          <w:rPr>
-            <w:lang w:val="en_US" w:bidi="en_US"/>
-          </w:rPr>
-          <w:rPr>
-            <w:color w:val="0000EE"/>
-            <w:u w:val="single"/>
-          </w:rPr>
-          <w:t>31</w:t>
-        </w:r>
-      </w:hyperlink>
+      <w:r>
+        <w:rPr>
+          <w:lang w:val="en_US" w:bidi="en_US"/>
+        </w:rPr>
+        <w:t>31</w:t>
+      </w:r>
       <w:r>
         <w:rPr>
           <w:lang w:val="en_US" w:bidi="en_US"/>
@@ -8457,72 +7485,48 @@
         </w:rPr>
         <w:t>In this letter, King Artaxerxes gave Ezra the authority to assess the situation in Jerusalem (</w:t>
       </w:r>
-      <w:hyperlink r:id="rId153">
-        <w:r>
-          <w:rPr>
-            <w:lang w:val="en_US" w:bidi="en_US"/>
-          </w:rPr>
-          <w:rPr>
-            <w:color w:val="0000EE"/>
-            <w:u w:val="single"/>
-          </w:rPr>
-          <w:t>Ezra 7:14</w:t>
-        </w:r>
-      </w:hyperlink>
+      <w:r>
+        <w:rPr>
+          <w:lang w:val="en_US" w:bidi="en_US"/>
+        </w:rPr>
+        <w:t>Ezra 7:14</w:t>
+      </w:r>
       <w:r>
         <w:rPr>
           <w:lang w:val="en_US" w:bidi="en_US"/>
         </w:rPr>
         <w:t>), offer voluntary gifts to God (</w:t>
       </w:r>
-      <w:hyperlink r:id="rId154">
-        <w:r>
-          <w:rPr>
-            <w:lang w:val="en_US" w:bidi="en_US"/>
-          </w:rPr>
-          <w:rPr>
-            <w:color w:val="0000EE"/>
-            <w:u w:val="single"/>
-          </w:rPr>
-          <w:t>7:15–20</w:t>
-        </w:r>
-      </w:hyperlink>
+      <w:r>
+        <w:rPr>
+          <w:lang w:val="en_US" w:bidi="en_US"/>
+        </w:rPr>
+        <w:t>7:15–20</w:t>
+      </w:r>
       <w:r>
         <w:rPr>
           <w:lang w:val="en_US" w:bidi="en_US"/>
         </w:rPr>
         <w:t>), acquire supplies and funds from local leaders (</w:t>
       </w:r>
-      <w:hyperlink r:id="rId155">
-        <w:r>
-          <w:rPr>
-            <w:lang w:val="en_US" w:bidi="en_US"/>
-          </w:rPr>
-          <w:rPr>
-            <w:color w:val="0000EE"/>
-            <w:u w:val="single"/>
-          </w:rPr>
-          <w:t>7:21–24</w:t>
-        </w:r>
-      </w:hyperlink>
+      <w:r>
+        <w:rPr>
+          <w:lang w:val="en_US" w:bidi="en_US"/>
+        </w:rPr>
+        <w:t>7:21–24</w:t>
+      </w:r>
       <w:r>
         <w:rPr>
           <w:lang w:val="en_US" w:bidi="en_US"/>
         </w:rPr>
         <w:t>), and implement legal reforms (</w:t>
       </w:r>
-      <w:hyperlink r:id="rId156">
-        <w:r>
-          <w:rPr>
-            <w:lang w:val="en_US" w:bidi="en_US"/>
-          </w:rPr>
-          <w:rPr>
-            <w:color w:val="0000EE"/>
-            <w:u w:val="single"/>
-          </w:rPr>
-          <w:t>7:25–26</w:t>
-        </w:r>
-      </w:hyperlink>
+      <w:r>
+        <w:rPr>
+          <w:lang w:val="en_US" w:bidi="en_US"/>
+        </w:rPr>
+        <w:t>7:25–26</w:t>
+      </w:r>
       <w:r>
         <w:rPr>
           <w:lang w:val="en_US" w:bidi="en_US"/>
@@ -8601,18 +7605,12 @@
         </w:rPr>
         <w:t xml:space="preserve"> 1.6.4–5). </w:t>
       </w:r>
-      <w:hyperlink r:id="rId157">
-        <w:r>
-          <w:rPr>
-            <w:lang w:val="en_US" w:bidi="en_US"/>
-          </w:rPr>
-          <w:rPr>
-            <w:color w:val="0000EE"/>
-            <w:u w:val="single"/>
-          </w:rPr>
-          <w:t>Esther 1:14</w:t>
-        </w:r>
-      </w:hyperlink>
+      <w:r>
+        <w:rPr>
+          <w:lang w:val="en_US" w:bidi="en_US"/>
+        </w:rPr>
+        <w:t>Esther 1:14</w:t>
+      </w:r>
       <w:r>
         <w:rPr>
           <w:lang w:val="en_US" w:bidi="en_US"/>
@@ -8683,36 +7681,24 @@
         </w:rPr>
         <w:t xml:space="preserve"> (</w:t>
       </w:r>
-      <w:hyperlink r:id="rId158">
-        <w:r>
-          <w:rPr>
-            <w:lang w:val="en_US" w:bidi="en_US"/>
-          </w:rPr>
-          <w:rPr>
-            <w:color w:val="0000EE"/>
-            <w:u w:val="single"/>
-          </w:rPr>
-          <w:t>Ezra 7:10</w:t>
-        </w:r>
-      </w:hyperlink>
+      <w:r>
+        <w:rPr>
+          <w:lang w:val="en_US" w:bidi="en_US"/>
+        </w:rPr>
+        <w:t>Ezra 7:10</w:t>
+      </w:r>
       <w:r>
         <w:rPr>
           <w:lang w:val="en_US" w:bidi="en_US"/>
         </w:rPr>
         <w:t>). This suggests that a Persian wrote this letter (</w:t>
       </w:r>
-      <w:hyperlink r:id="rId159">
-        <w:r>
-          <w:rPr>
-            <w:lang w:val="en_US" w:bidi="en_US"/>
-          </w:rPr>
-          <w:rPr>
-            <w:color w:val="0000EE"/>
-            <w:u w:val="single"/>
-          </w:rPr>
-          <w:t>Ezra 7:11–26</w:t>
-        </w:r>
-      </w:hyperlink>
+      <w:r>
+        <w:rPr>
+          <w:lang w:val="en_US" w:bidi="en_US"/>
+        </w:rPr>
+        <w:t>Ezra 7:11–26</w:t>
+      </w:r>
       <w:r>
         <w:rPr>
           <w:lang w:val="en_US" w:bidi="en_US"/>
@@ -8780,36 +7766,24 @@
         </w:rPr>
         <w:t xml:space="preserve"> God's temple was in Jerusalem. Artaxerxes likely believed he was helping rebuild the house of Jerusalem's local god (see </w:t>
       </w:r>
-      <w:hyperlink r:id="rId160">
-        <w:r>
-          <w:rPr>
-            <w:lang w:val="en_US" w:bidi="en_US"/>
-          </w:rPr>
-          <w:rPr>
-            <w:color w:val="0000EE"/>
-            <w:u w:val="single"/>
-          </w:rPr>
-          <w:t>1 Kings 8:27</w:t>
-        </w:r>
-      </w:hyperlink>
+      <w:r>
+        <w:rPr>
+          <w:lang w:val="en_US" w:bidi="en_US"/>
+        </w:rPr>
+        <w:t>1 Kings 8:27</w:t>
+      </w:r>
       <w:r>
         <w:rPr>
           <w:lang w:val="en_US" w:bidi="en_US"/>
         </w:rPr>
         <w:t xml:space="preserve">; </w:t>
       </w:r>
-      <w:hyperlink r:id="rId161">
-        <w:r>
-          <w:rPr>
-            <w:lang w:val="en_US" w:bidi="en_US"/>
-          </w:rPr>
-          <w:rPr>
-            <w:color w:val="0000EE"/>
-            <w:u w:val="single"/>
-          </w:rPr>
-          <w:t>Psalm 24:1</w:t>
-        </w:r>
-      </w:hyperlink>
+      <w:r>
+        <w:rPr>
+          <w:lang w:val="en_US" w:bidi="en_US"/>
+        </w:rPr>
+        <w:t>Psalm 24:1</w:t>
+      </w:r>
       <w:r>
         <w:rPr>
           <w:lang w:val="en_US" w:bidi="en_US"/>
@@ -8864,54 +7838,36 @@
         </w:rPr>
         <w:t>Like Cyrus (</w:t>
       </w:r>
-      <w:hyperlink r:id="rId162">
-        <w:r>
-          <w:rPr>
-            <w:lang w:val="en_US" w:bidi="en_US"/>
-          </w:rPr>
-          <w:rPr>
-            <w:color w:val="0000EE"/>
-            <w:u w:val="single"/>
-          </w:rPr>
-          <w:t>Ezra 1:4</w:t>
-        </w:r>
-      </w:hyperlink>
+      <w:r>
+        <w:rPr>
+          <w:lang w:val="en_US" w:bidi="en_US"/>
+        </w:rPr>
+        <w:t>Ezra 1:4</w:t>
+      </w:r>
       <w:r>
         <w:rPr>
           <w:lang w:val="en_US" w:bidi="en_US"/>
         </w:rPr>
         <w:t xml:space="preserve">, </w:t>
       </w:r>
-      <w:hyperlink r:id="rId62">
-        <w:r>
-          <w:rPr>
-            <w:lang w:val="en_US" w:bidi="en_US"/>
-          </w:rPr>
-          <w:rPr>
-            <w:color w:val="0000EE"/>
-            <w:u w:val="single"/>
-          </w:rPr>
-          <w:t>6</w:t>
-        </w:r>
-      </w:hyperlink>
+      <w:r>
+        <w:rPr>
+          <w:lang w:val="en_US" w:bidi="en_US"/>
+        </w:rPr>
+        <w:t>6</w:t>
+      </w:r>
       <w:r>
         <w:rPr>
           <w:lang w:val="en_US" w:bidi="en_US"/>
         </w:rPr>
         <w:t>), Artaxerxes allowed Jews in Babylon to send voluntary offerings to Jerusalem. A large amount was collected from the king, his council, and Jewish contributors (</w:t>
       </w:r>
-      <w:hyperlink r:id="rId163">
-        <w:r>
-          <w:rPr>
-            <w:lang w:val="en_US" w:bidi="en_US"/>
-          </w:rPr>
-          <w:rPr>
-            <w:color w:val="0000EE"/>
-            <w:u w:val="single"/>
-          </w:rPr>
-          <w:t>Ezra 8:25–27</w:t>
-        </w:r>
-      </w:hyperlink>
+      <w:r>
+        <w:rPr>
+          <w:lang w:val="en_US" w:bidi="en_US"/>
+        </w:rPr>
+        <w:t>Ezra 8:25–27</w:t>
+      </w:r>
       <w:r>
         <w:rPr>
           <w:lang w:val="en_US" w:bidi="en_US"/>
@@ -8966,108 +7922,72 @@
         </w:rPr>
         <w:t xml:space="preserve">The items listed were usually used as offerings in worship (compare </w:t>
       </w:r>
-      <w:hyperlink r:id="rId164">
-        <w:r>
-          <w:rPr>
-            <w:lang w:val="en_US" w:bidi="en_US"/>
-          </w:rPr>
-          <w:rPr>
-            <w:color w:val="0000EE"/>
-            <w:u w:val="single"/>
-          </w:rPr>
-          <w:t>Exodus 27:20</w:t>
-        </w:r>
-      </w:hyperlink>
+      <w:r>
+        <w:rPr>
+          <w:lang w:val="en_US" w:bidi="en_US"/>
+        </w:rPr>
+        <w:t>Exodus 27:20</w:t>
+      </w:r>
       <w:r>
         <w:rPr>
           <w:lang w:val="en_US" w:bidi="en_US"/>
         </w:rPr>
         <w:t xml:space="preserve">; </w:t>
       </w:r>
-      <w:hyperlink r:id="rId165">
-        <w:r>
-          <w:rPr>
-            <w:lang w:val="en_US" w:bidi="en_US"/>
-          </w:rPr>
-          <w:rPr>
-            <w:color w:val="0000EE"/>
-            <w:u w:val="single"/>
-          </w:rPr>
-          <w:t>29:2</w:t>
-        </w:r>
-      </w:hyperlink>
+      <w:r>
+        <w:rPr>
+          <w:lang w:val="en_US" w:bidi="en_US"/>
+        </w:rPr>
+        <w:t>29:2</w:t>
+      </w:r>
       <w:r>
         <w:rPr>
           <w:lang w:val="en_US" w:bidi="en_US"/>
         </w:rPr>
         <w:t xml:space="preserve">; </w:t>
       </w:r>
-      <w:hyperlink r:id="rId166">
-        <w:r>
-          <w:rPr>
-            <w:lang w:val="en_US" w:bidi="en_US"/>
-          </w:rPr>
-          <w:rPr>
-            <w:color w:val="0000EE"/>
-            <w:u w:val="single"/>
-          </w:rPr>
-          <w:t>Leviticus 2:4</w:t>
-        </w:r>
-      </w:hyperlink>
+      <w:r>
+        <w:rPr>
+          <w:lang w:val="en_US" w:bidi="en_US"/>
+        </w:rPr>
+        <w:t>Leviticus 2:4</w:t>
+      </w:r>
       <w:r>
         <w:rPr>
           <w:lang w:val="en_US" w:bidi="en_US"/>
         </w:rPr>
         <w:t xml:space="preserve">, </w:t>
       </w:r>
-      <w:hyperlink r:id="rId167">
-        <w:r>
-          <w:rPr>
-            <w:lang w:val="en_US" w:bidi="en_US"/>
-          </w:rPr>
-          <w:rPr>
-            <w:color w:val="0000EE"/>
-            <w:u w:val="single"/>
-          </w:rPr>
-          <w:t>13</w:t>
-        </w:r>
-      </w:hyperlink>
+      <w:r>
+        <w:rPr>
+          <w:lang w:val="en_US" w:bidi="en_US"/>
+        </w:rPr>
+        <w:t>13</w:t>
+      </w:r>
       <w:r>
         <w:rPr>
           <w:lang w:val="en_US" w:bidi="en_US"/>
         </w:rPr>
         <w:t xml:space="preserve">; </w:t>
       </w:r>
-      <w:hyperlink r:id="rId168">
-        <w:r>
-          <w:rPr>
-            <w:lang w:val="en_US" w:bidi="en_US"/>
-          </w:rPr>
-          <w:rPr>
-            <w:color w:val="0000EE"/>
-            <w:u w:val="single"/>
-          </w:rPr>
-          <w:t>14:10</w:t>
-        </w:r>
-      </w:hyperlink>
+      <w:r>
+        <w:rPr>
+          <w:lang w:val="en_US" w:bidi="en_US"/>
+        </w:rPr>
+        <w:t>14:10</w:t>
+      </w:r>
       <w:r>
         <w:rPr>
           <w:lang w:val="en_US" w:bidi="en_US"/>
         </w:rPr>
         <w:t xml:space="preserve">; </w:t>
       </w:r>
-      <w:hyperlink r:id="rId169">
-        <w:r>
-          <w:rPr>
-            <w:lang w:val="en_US" w:bidi="en_US"/>
-          </w:rPr>
-          <w:rPr>
-            <w:color w:val="0000EE"/>
-            <w:u w:val="single"/>
-          </w:rPr>
-          <w:t>Numbers 28:7</w:t>
-        </w:r>
-      </w:hyperlink>
+      <w:r>
+        <w:rPr>
+          <w:lang w:val="en_US" w:bidi="en_US"/>
+        </w:rPr>
+        <w:t>Numbers 28:7</w:t>
+      </w:r>
       <w:r>
         <w:rPr>
           <w:lang w:val="en_US" w:bidi="en_US"/>
@@ -9129,54 +8049,36 @@
         </w:rPr>
         <w:t>: The Jews used this title for the Lord (</w:t>
       </w:r>
-      <w:hyperlink r:id="rId170">
-        <w:r>
-          <w:rPr>
-            <w:lang w:val="en_US" w:bidi="en_US"/>
-          </w:rPr>
-          <w:rPr>
-            <w:color w:val="0000EE"/>
-            <w:u w:val="single"/>
-          </w:rPr>
-          <w:t>Ezra 5:11–12</w:t>
-        </w:r>
-      </w:hyperlink>
+      <w:r>
+        <w:rPr>
+          <w:lang w:val="en_US" w:bidi="en_US"/>
+        </w:rPr>
+        <w:t>Ezra 5:11–12</w:t>
+      </w:r>
       <w:r>
         <w:rPr>
           <w:lang w:val="en_US" w:bidi="en_US"/>
         </w:rPr>
         <w:t>), and Cyrus also used it (</w:t>
       </w:r>
-      <w:hyperlink r:id="rId171">
-        <w:r>
-          <w:rPr>
-            <w:lang w:val="en_US" w:bidi="en_US"/>
-          </w:rPr>
-          <w:rPr>
-            <w:color w:val="0000EE"/>
-            <w:u w:val="single"/>
-          </w:rPr>
-          <w:t>1:2</w:t>
-        </w:r>
-      </w:hyperlink>
+      <w:r>
+        <w:rPr>
+          <w:lang w:val="en_US" w:bidi="en_US"/>
+        </w:rPr>
+        <w:t>1:2</w:t>
+      </w:r>
       <w:r>
         <w:rPr>
           <w:lang w:val="en_US" w:bidi="en_US"/>
         </w:rPr>
         <w:t>). The Persian king likely believed, like others in the ancient Near East, that each country's god or gods controlled their territory. Artaxerxes did not want to risk angering God and disrupting the peace of his empire by failing to provide the worship God of Jerusalem required (</w:t>
       </w:r>
-      <w:hyperlink r:id="rId172">
-        <w:r>
-          <w:rPr>
-            <w:lang w:val="en_US" w:bidi="en_US"/>
-          </w:rPr>
-          <w:rPr>
-            <w:color w:val="0000EE"/>
-            <w:u w:val="single"/>
-          </w:rPr>
-          <w:t>Ezra 7:19</w:t>
-        </w:r>
-      </w:hyperlink>
+      <w:r>
+        <w:rPr>
+          <w:lang w:val="en_US" w:bidi="en_US"/>
+        </w:rPr>
+        <w:t>Ezra 7:19</w:t>
+      </w:r>
       <w:r>
         <w:rPr>
           <w:lang w:val="en_US" w:bidi="en_US"/>
@@ -9404,18 +8306,12 @@
         </w:rPr>
         <w:t>: Only a few Levites had come earlier with Sheshbazzar (</w:t>
       </w:r>
-      <w:hyperlink r:id="rId131">
-        <w:r>
-          <w:rPr>
-            <w:lang w:val="en_US" w:bidi="en_US"/>
-          </w:rPr>
-          <w:rPr>
-            <w:color w:val="0000EE"/>
-            <w:u w:val="single"/>
-          </w:rPr>
-          <w:t>Ezra 2:40</w:t>
-        </w:r>
-      </w:hyperlink>
+      <w:r>
+        <w:rPr>
+          <w:lang w:val="en_US" w:bidi="en_US"/>
+        </w:rPr>
+        <w:t>Ezra 2:40</w:t>
+      </w:r>
       <w:r>
         <w:rPr>
           <w:lang w:val="en_US" w:bidi="en_US"/>
@@ -9470,18 +8366,12 @@
         </w:rPr>
         <w:t xml:space="preserve">The Hebrew term translated as "men of discernment" refers to those who could interpret and explain the Torah. These men were likely respected for their expertise in Scripture (compare </w:t>
       </w:r>
-      <w:hyperlink r:id="rId173">
-        <w:r>
-          <w:rPr>
-            <w:lang w:val="en_US" w:bidi="en_US"/>
-          </w:rPr>
-          <w:rPr>
-            <w:color w:val="0000EE"/>
-            <w:u w:val="single"/>
-          </w:rPr>
-          <w:t>Nehemiah 8:8–9</w:t>
-        </w:r>
-      </w:hyperlink>
+      <w:r>
+        <w:rPr>
+          <w:lang w:val="en_US" w:bidi="en_US"/>
+        </w:rPr>
+        <w:t>Nehemiah 8:8–9</w:t>
+      </w:r>
       <w:r>
         <w:rPr>
           <w:lang w:val="en_US" w:bidi="en_US"/>
@@ -9604,18 +8494,12 @@
         </w:rPr>
         <w:t xml:space="preserve">: See </w:t>
       </w:r>
-      <w:hyperlink r:id="rId174">
-        <w:r>
-          <w:rPr>
-            <w:lang w:val="en_US" w:bidi="en_US"/>
-          </w:rPr>
-          <w:rPr>
-            <w:color w:val="0000EE"/>
-            <w:u w:val="single"/>
-          </w:rPr>
-          <w:t>1 Chronicles 24–26</w:t>
-        </w:r>
-      </w:hyperlink>
+      <w:r>
+        <w:rPr>
+          <w:lang w:val="en_US" w:bidi="en_US"/>
+        </w:rPr>
+        <w:t>1 Chronicles 24–26</w:t>
+      </w:r>
       <w:r>
         <w:rPr>
           <w:lang w:val="en_US" w:bidi="en_US"/>
@@ -9787,72 +8671,48 @@
         </w:rPr>
         <w:t>: In the Old Testament, people often fasted while praying to show their need before God (</w:t>
       </w:r>
-      <w:hyperlink r:id="rId175">
-        <w:r>
-          <w:rPr>
-            <w:lang w:val="en_US" w:bidi="en_US"/>
-          </w:rPr>
-          <w:rPr>
-            <w:color w:val="0000EE"/>
-            <w:u w:val="single"/>
-          </w:rPr>
-          <w:t>1 Kings 21:9</w:t>
-        </w:r>
-      </w:hyperlink>
+      <w:r>
+        <w:rPr>
+          <w:lang w:val="en_US" w:bidi="en_US"/>
+        </w:rPr>
+        <w:t>1 Kings 21:9</w:t>
+      </w:r>
       <w:r>
         <w:rPr>
           <w:lang w:val="en_US" w:bidi="en_US"/>
         </w:rPr>
         <w:t xml:space="preserve">; </w:t>
       </w:r>
-      <w:hyperlink r:id="rId176">
-        <w:r>
-          <w:rPr>
-            <w:lang w:val="en_US" w:bidi="en_US"/>
-          </w:rPr>
-          <w:rPr>
-            <w:color w:val="0000EE"/>
-            <w:u w:val="single"/>
-          </w:rPr>
-          <w:t>2 Chronicles 20:3</w:t>
-        </w:r>
-      </w:hyperlink>
+      <w:r>
+        <w:rPr>
+          <w:lang w:val="en_US" w:bidi="en_US"/>
+        </w:rPr>
+        <w:t>2 Chronicles 20:3</w:t>
+      </w:r>
       <w:r>
         <w:rPr>
           <w:lang w:val="en_US" w:bidi="en_US"/>
         </w:rPr>
         <w:t xml:space="preserve">; </w:t>
       </w:r>
-      <w:hyperlink r:id="rId177">
-        <w:r>
-          <w:rPr>
-            <w:lang w:val="en_US" w:bidi="en_US"/>
-          </w:rPr>
-          <w:rPr>
-            <w:color w:val="0000EE"/>
-            <w:u w:val="single"/>
-          </w:rPr>
-          <w:t>Nehemiah 1:4</w:t>
-        </w:r>
-      </w:hyperlink>
+      <w:r>
+        <w:rPr>
+          <w:lang w:val="en_US" w:bidi="en_US"/>
+        </w:rPr>
+        <w:t>Nehemiah 1:4</w:t>
+      </w:r>
       <w:r>
         <w:rPr>
           <w:lang w:val="en_US" w:bidi="en_US"/>
         </w:rPr>
         <w:t xml:space="preserve">; </w:t>
       </w:r>
-      <w:hyperlink r:id="rId178">
-        <w:r>
-          <w:rPr>
-            <w:lang w:val="en_US" w:bidi="en_US"/>
-          </w:rPr>
-          <w:rPr>
-            <w:color w:val="0000EE"/>
-            <w:u w:val="single"/>
-          </w:rPr>
-          <w:t>Daniel 9:3</w:t>
-        </w:r>
-      </w:hyperlink>
+      <w:r>
+        <w:rPr>
+          <w:lang w:val="en_US" w:bidi="en_US"/>
+        </w:rPr>
+        <w:t>Daniel 9:3</w:t>
+      </w:r>
       <w:r>
         <w:rPr>
           <w:lang w:val="en_US" w:bidi="en_US"/>
@@ -9907,18 +8767,12 @@
         </w:rPr>
         <w:t>The leaders were responsible for transporting offerings for the temple and sacrifices. Since these gifts were holy and belonged to God (</w:t>
       </w:r>
-      <w:hyperlink r:id="rId179">
-        <w:r>
-          <w:rPr>
-            <w:lang w:val="en_US" w:bidi="en_US"/>
-          </w:rPr>
-          <w:rPr>
-            <w:color w:val="0000EE"/>
-            <w:u w:val="single"/>
-          </w:rPr>
-          <w:t>Ezra 8:28</w:t>
-        </w:r>
-      </w:hyperlink>
+      <w:r>
+        <w:rPr>
+          <w:lang w:val="en_US" w:bidi="en_US"/>
+        </w:rPr>
+        <w:t>Ezra 8:28</w:t>
+      </w:r>
       <w:r>
         <w:rPr>
           <w:lang w:val="en_US" w:bidi="en_US"/>
@@ -10034,18 +8888,12 @@
         </w:rPr>
         <w:t xml:space="preserve">It took twelve days to organize, encourage some Levites to join, and pray for God's protection. Only then could Ezra lead the people toward Jerusalem (see </w:t>
       </w:r>
-      <w:hyperlink r:id="rId180">
-        <w:r>
-          <w:rPr>
-            <w:lang w:val="en_US" w:bidi="en_US"/>
-          </w:rPr>
-          <w:rPr>
-            <w:color w:val="0000EE"/>
-            <w:u w:val="single"/>
-          </w:rPr>
-          <w:t>Ezra 7:9</w:t>
-        </w:r>
-      </w:hyperlink>
+      <w:r>
+        <w:rPr>
+          <w:lang w:val="en_US" w:bidi="en_US"/>
+        </w:rPr>
+        <w:t>Ezra 7:9</w:t>
+      </w:r>
       <w:r>
         <w:rPr>
           <w:lang w:val="en_US" w:bidi="en_US"/>
@@ -10107,18 +8955,12 @@
         </w:rPr>
         <w:t xml:space="preserve">: Many Jews who came to Jerusalem with Ezra likely offered their first sacrifice. This was probably a moving spiritual experience for them to confess their sins and dedicate their lives to God. For details on the burnt offering, see </w:t>
       </w:r>
-      <w:hyperlink r:id="rId181">
-        <w:r>
-          <w:rPr>
-            <w:lang w:val="en_US" w:bidi="en_US"/>
-          </w:rPr>
-          <w:rPr>
-            <w:color w:val="0000EE"/>
-            <w:u w:val="single"/>
-          </w:rPr>
-          <w:t>Leviticus 1</w:t>
-        </w:r>
-      </w:hyperlink>
+      <w:r>
+        <w:rPr>
+          <w:lang w:val="en_US" w:bidi="en_US"/>
+        </w:rPr>
+        <w:t>Leviticus 1</w:t>
+      </w:r>
       <w:r>
         <w:rPr>
           <w:lang w:val="en_US" w:bidi="en_US"/>
@@ -10177,36 +9019,24 @@
         </w:rPr>
         <w:t xml:space="preserve">The events that follow occurred about four months after Ezra arrived (compare </w:t>
       </w:r>
-      <w:hyperlink r:id="rId180">
-        <w:r>
-          <w:rPr>
-            <w:lang w:val="en_US" w:bidi="en_US"/>
-          </w:rPr>
-          <w:rPr>
-            <w:color w:val="0000EE"/>
-            <w:u w:val="single"/>
-          </w:rPr>
-          <w:t>Ezra 7:9</w:t>
-        </w:r>
-      </w:hyperlink>
+      <w:r>
+        <w:rPr>
+          <w:lang w:val="en_US" w:bidi="en_US"/>
+        </w:rPr>
+        <w:t>Ezra 7:9</w:t>
+      </w:r>
       <w:r>
         <w:rPr>
           <w:lang w:val="en_US" w:bidi="en_US"/>
         </w:rPr>
         <w:t xml:space="preserve">; </w:t>
       </w:r>
-      <w:hyperlink r:id="rId182">
-        <w:r>
-          <w:rPr>
-            <w:lang w:val="en_US" w:bidi="en_US"/>
-          </w:rPr>
-          <w:rPr>
-            <w:color w:val="0000EE"/>
-            <w:u w:val="single"/>
-          </w:rPr>
-          <w:t>10:9</w:t>
-        </w:r>
-      </w:hyperlink>
+      <w:r>
+        <w:rPr>
+          <w:lang w:val="en_US" w:bidi="en_US"/>
+        </w:rPr>
+        <w:t>10:9</w:t>
+      </w:r>
       <w:r>
         <w:rPr>
           <w:lang w:val="en_US" w:bidi="en_US"/>
@@ -10231,36 +9061,24 @@
         </w:rPr>
         <w:t xml:space="preserve">Intermarriage with non-Israelites was risky because Israelites might worship other gods and adopt harmful religious practices (compare </w:t>
       </w:r>
-      <w:hyperlink r:id="rId67">
-        <w:r>
-          <w:rPr>
-            <w:lang w:val="en_US" w:bidi="en_US"/>
-          </w:rPr>
-          <w:rPr>
-            <w:color w:val="0000EE"/>
-            <w:u w:val="single"/>
-          </w:rPr>
-          <w:t>Ezra 4:1–5</w:t>
-        </w:r>
-      </w:hyperlink>
+      <w:r>
+        <w:rPr>
+          <w:lang w:val="en_US" w:bidi="en_US"/>
+        </w:rPr>
+        <w:t>Ezra 4:1–5</w:t>
+      </w:r>
       <w:r>
         <w:rPr>
           <w:lang w:val="en_US" w:bidi="en_US"/>
         </w:rPr>
         <w:t xml:space="preserve">; </w:t>
       </w:r>
-      <w:hyperlink r:id="rId183">
-        <w:r>
-          <w:rPr>
-            <w:lang w:val="en_US" w:bidi="en_US"/>
-          </w:rPr>
-          <w:rPr>
-            <w:color w:val="0000EE"/>
-            <w:u w:val="single"/>
-          </w:rPr>
-          <w:t>Deuteronomy 7:1–4</w:t>
-        </w:r>
-      </w:hyperlink>
+      <w:r>
+        <w:rPr>
+          <w:lang w:val="en_US" w:bidi="en_US"/>
+        </w:rPr>
+        <w:t>Deuteronomy 7:1–4</w:t>
+      </w:r>
       <w:r>
         <w:rPr>
           <w:lang w:val="en_US" w:bidi="en_US"/>
@@ -10305,72 +9123,48 @@
         </w:rPr>
         <w:t xml:space="preserve"> Israel was a holy covenant nation (</w:t>
       </w:r>
-      <w:hyperlink r:id="rId184">
-        <w:r>
-          <w:rPr>
-            <w:lang w:val="en_US" w:bidi="en_US"/>
-          </w:rPr>
-          <w:rPr>
-            <w:color w:val="0000EE"/>
-            <w:u w:val="single"/>
-          </w:rPr>
-          <w:t>Exodus 19:6</w:t>
-        </w:r>
-      </w:hyperlink>
+      <w:r>
+        <w:rPr>
+          <w:lang w:val="en_US" w:bidi="en_US"/>
+        </w:rPr>
+        <w:t>Exodus 19:6</w:t>
+      </w:r>
       <w:r>
         <w:rPr>
           <w:lang w:val="en_US" w:bidi="en_US"/>
         </w:rPr>
         <w:t>) and was not supposed to engage in pagan practices (</w:t>
       </w:r>
-      <w:hyperlink r:id="rId185">
-        <w:r>
-          <w:rPr>
-            <w:lang w:val="en_US" w:bidi="en_US"/>
-          </w:rPr>
-          <w:rPr>
-            <w:color w:val="0000EE"/>
-            <w:u w:val="single"/>
-          </w:rPr>
-          <w:t>Leviticus 19:2–4</w:t>
-        </w:r>
-      </w:hyperlink>
+      <w:r>
+        <w:rPr>
+          <w:lang w:val="en_US" w:bidi="en_US"/>
+        </w:rPr>
+        <w:t>Leviticus 19:2–4</w:t>
+      </w:r>
       <w:r>
         <w:rPr>
           <w:lang w:val="en_US" w:bidi="en_US"/>
         </w:rPr>
         <w:t xml:space="preserve">; </w:t>
       </w:r>
-      <w:hyperlink r:id="rId186">
-        <w:r>
-          <w:rPr>
-            <w:lang w:val="en_US" w:bidi="en_US"/>
-          </w:rPr>
-          <w:rPr>
-            <w:color w:val="0000EE"/>
-            <w:u w:val="single"/>
-          </w:rPr>
-          <w:t>20:6–8</w:t>
-        </w:r>
-      </w:hyperlink>
+      <w:r>
+        <w:rPr>
+          <w:lang w:val="en_US" w:bidi="en_US"/>
+        </w:rPr>
+        <w:t>20:6–8</w:t>
+      </w:r>
       <w:r>
         <w:rPr>
           <w:lang w:val="en_US" w:bidi="en_US"/>
         </w:rPr>
         <w:t xml:space="preserve">, </w:t>
       </w:r>
-      <w:hyperlink r:id="rId187">
-        <w:r>
-          <w:rPr>
-            <w:lang w:val="en_US" w:bidi="en_US"/>
-          </w:rPr>
-          <w:rPr>
-            <w:color w:val="0000EE"/>
-            <w:u w:val="single"/>
-          </w:rPr>
-          <w:t>22–26</w:t>
-        </w:r>
-      </w:hyperlink>
+      <w:r>
+        <w:rPr>
+          <w:lang w:val="en_US" w:bidi="en_US"/>
+        </w:rPr>
+        <w:t>22–26</w:t>
+      </w:r>
       <w:r>
         <w:rPr>
           <w:lang w:val="en_US" w:bidi="en_US"/>
@@ -10425,18 +9219,12 @@
         </w:rPr>
         <w:t>Ezra addressed the issue of marrying idol-worshipping foreigners. The Jewish leaders had permitted this practice, even though the early settlers had promised to stay away from pagan influences (</w:t>
       </w:r>
-      <w:hyperlink r:id="rId67">
-        <w:r>
-          <w:rPr>
-            <w:lang w:val="en_US" w:bidi="en_US"/>
-          </w:rPr>
-          <w:rPr>
-            <w:color w:val="0000EE"/>
-            <w:u w:val="single"/>
-          </w:rPr>
-          <w:t>Ezra 4:1–5</w:t>
-        </w:r>
-      </w:hyperlink>
+      <w:r>
+        <w:rPr>
+          <w:lang w:val="en_US" w:bidi="en_US"/>
+        </w:rPr>
+        <w:t>Ezra 4:1–5</w:t>
+      </w:r>
       <w:r>
         <w:rPr>
           <w:lang w:val="en_US" w:bidi="en_US"/>
@@ -10504,54 +9292,36 @@
         </w:rPr>
         <w:t xml:space="preserve"> Compare </w:t>
       </w:r>
-      <w:hyperlink r:id="rId188">
-        <w:r>
-          <w:rPr>
-            <w:lang w:val="en_US" w:bidi="en_US"/>
-          </w:rPr>
-          <w:rPr>
-            <w:color w:val="0000EE"/>
-            <w:u w:val="single"/>
-          </w:rPr>
-          <w:t>Genesis 37:34</w:t>
-        </w:r>
-      </w:hyperlink>
+      <w:r>
+        <w:rPr>
+          <w:lang w:val="en_US" w:bidi="en_US"/>
+        </w:rPr>
+        <w:t>Genesis 37:34</w:t>
+      </w:r>
       <w:r>
         <w:rPr>
           <w:lang w:val="en_US" w:bidi="en_US"/>
         </w:rPr>
         <w:t xml:space="preserve">; </w:t>
       </w:r>
-      <w:hyperlink r:id="rId189">
-        <w:r>
-          <w:rPr>
-            <w:lang w:val="en_US" w:bidi="en_US"/>
-          </w:rPr>
-          <w:rPr>
-            <w:color w:val="0000EE"/>
-            <w:u w:val="single"/>
-          </w:rPr>
-          <w:t>2 Kings 22:11</w:t>
-        </w:r>
-      </w:hyperlink>
+      <w:r>
+        <w:rPr>
+          <w:lang w:val="en_US" w:bidi="en_US"/>
+        </w:rPr>
+        <w:t>2 Kings 22:11</w:t>
+      </w:r>
       <w:r>
         <w:rPr>
           <w:lang w:val="en_US" w:bidi="en_US"/>
         </w:rPr>
         <w:t xml:space="preserve">; </w:t>
       </w:r>
-      <w:hyperlink r:id="rId190">
-        <w:r>
-          <w:rPr>
-            <w:lang w:val="en_US" w:bidi="en_US"/>
-          </w:rPr>
-          <w:rPr>
-            <w:color w:val="0000EE"/>
-            <w:u w:val="single"/>
-          </w:rPr>
-          <w:t>Job 1:20</w:t>
-        </w:r>
-      </w:hyperlink>
+      <w:r>
+        <w:rPr>
+          <w:lang w:val="en_US" w:bidi="en_US"/>
+        </w:rPr>
+        <w:t>Job 1:20</w:t>
+      </w:r>
       <w:r>
         <w:rPr>
           <w:lang w:val="en_US" w:bidi="en_US"/>
@@ -10775,36 +9545,24 @@
         </w:rPr>
         <w:t xml:space="preserve">Ezra’s prayer serves as a model for intercessory prayer (compare </w:t>
       </w:r>
-      <w:hyperlink r:id="rId191">
-        <w:r>
-          <w:rPr>
-            <w:lang w:val="en_US" w:bidi="en_US"/>
-          </w:rPr>
-          <w:rPr>
-            <w:color w:val="0000EE"/>
-            <w:u w:val="single"/>
-          </w:rPr>
-          <w:t>Nehemiah 1:5–11</w:t>
-        </w:r>
-      </w:hyperlink>
+      <w:r>
+        <w:rPr>
+          <w:lang w:val="en_US" w:bidi="en_US"/>
+        </w:rPr>
+        <w:t>Nehemiah 1:5–11</w:t>
+      </w:r>
       <w:r>
         <w:rPr>
           <w:lang w:val="en_US" w:bidi="en_US"/>
         </w:rPr>
         <w:t xml:space="preserve">; </w:t>
       </w:r>
-      <w:hyperlink r:id="rId192">
-        <w:r>
-          <w:rPr>
-            <w:lang w:val="en_US" w:bidi="en_US"/>
-          </w:rPr>
-          <w:rPr>
-            <w:color w:val="0000EE"/>
-            <w:u w:val="single"/>
-          </w:rPr>
-          <w:t>Daniel 9:4–19</w:t>
-        </w:r>
-      </w:hyperlink>
+      <w:r>
+        <w:rPr>
+          <w:lang w:val="en_US" w:bidi="en_US"/>
+        </w:rPr>
+        <w:t>Daniel 9:4–19</w:t>
+      </w:r>
       <w:r>
         <w:rPr>
           <w:lang w:val="en_US" w:bidi="en_US"/>
@@ -10829,18 +9587,12 @@
         </w:rPr>
         <w:t>Confessing sin (</w:t>
       </w:r>
-      <w:hyperlink r:id="rId193">
-        <w:r>
-          <w:rPr>
-            <w:lang w:val="en_US" w:bidi="en_US"/>
-          </w:rPr>
-          <w:rPr>
-            <w:color w:val="0000EE"/>
-            <w:u w:val="single"/>
-          </w:rPr>
-          <w:t>Ezra 9:6–7</w:t>
-        </w:r>
-      </w:hyperlink>
+      <w:r>
+        <w:rPr>
+          <w:lang w:val="en_US" w:bidi="en_US"/>
+        </w:rPr>
+        <w:t>Ezra 9:6–7</w:t>
+      </w:r>
       <w:r>
         <w:rPr>
           <w:lang w:val="en_US" w:bidi="en_US"/>
@@ -10865,18 +9617,12 @@
         </w:rPr>
         <w:t>Recalling God’s past kindness (</w:t>
       </w:r>
-      <w:hyperlink r:id="rId194">
-        <w:r>
-          <w:rPr>
-            <w:lang w:val="en_US" w:bidi="en_US"/>
-          </w:rPr>
-          <w:rPr>
-            <w:color w:val="0000EE"/>
-            <w:u w:val="single"/>
-          </w:rPr>
-          <w:t>Ezra 9:8–9</w:t>
-        </w:r>
-      </w:hyperlink>
+      <w:r>
+        <w:rPr>
+          <w:lang w:val="en_US" w:bidi="en_US"/>
+        </w:rPr>
+        <w:t>Ezra 9:8–9</w:t>
+      </w:r>
       <w:r>
         <w:rPr>
           <w:lang w:val="en_US" w:bidi="en_US"/>
@@ -10901,18 +9647,12 @@
         </w:rPr>
         <w:t>Admitting the people have ignored God (</w:t>
       </w:r>
-      <w:hyperlink r:id="rId195">
-        <w:r>
-          <w:rPr>
-            <w:lang w:val="en_US" w:bidi="en_US"/>
-          </w:rPr>
-          <w:rPr>
-            <w:color w:val="0000EE"/>
-            <w:u w:val="single"/>
-          </w:rPr>
-          <w:t>Ezra 9:10–12</w:t>
-        </w:r>
-      </w:hyperlink>
+      <w:r>
+        <w:rPr>
+          <w:lang w:val="en_US" w:bidi="en_US"/>
+        </w:rPr>
+        <w:t>Ezra 9:10–12</w:t>
+      </w:r>
       <w:r>
         <w:rPr>
           <w:lang w:val="en_US" w:bidi="en_US"/>
@@ -10937,18 +9677,12 @@
         </w:rPr>
         <w:t>Acknowledging their unworthiness (</w:t>
       </w:r>
-      <w:hyperlink r:id="rId196">
-        <w:r>
-          <w:rPr>
-            <w:lang w:val="en_US" w:bidi="en_US"/>
-          </w:rPr>
-          <w:rPr>
-            <w:color w:val="0000EE"/>
-            <w:u w:val="single"/>
-          </w:rPr>
-          <w:t>Ezra 9:13–15</w:t>
-        </w:r>
-      </w:hyperlink>
+      <w:r>
+        <w:rPr>
+          <w:lang w:val="en_US" w:bidi="en_US"/>
+        </w:rPr>
+        <w:t>Ezra 9:13–15</w:t>
+      </w:r>
       <w:r>
         <w:rPr>
           <w:lang w:val="en_US" w:bidi="en_US"/>
@@ -11090,18 +9824,12 @@
         </w:rPr>
         <w:t xml:space="preserve">God's abundant grace and unfailing love should influence how people respond to him (see </w:t>
       </w:r>
-      <w:hyperlink r:id="rId197">
-        <w:r>
-          <w:rPr>
-            <w:lang w:val="en_US" w:bidi="en_US"/>
-          </w:rPr>
-          <w:rPr>
-            <w:color w:val="0000EE"/>
-            <w:u w:val="single"/>
-          </w:rPr>
-          <w:t>Deuteronomy 30:1–5</w:t>
-        </w:r>
-      </w:hyperlink>
+      <w:r>
+        <w:rPr>
+          <w:lang w:val="en_US" w:bidi="en_US"/>
+        </w:rPr>
+        <w:t>Deuteronomy 30:1–5</w:t>
+      </w:r>
       <w:r>
         <w:rPr>
           <w:lang w:val="en_US" w:bidi="en_US"/>
@@ -11133,54 +9861,36 @@
         </w:rPr>
         <w:t>: Babylon and Assyria had tortured and exiled their enemies (</w:t>
       </w:r>
-      <w:hyperlink r:id="rId198">
-        <w:r>
-          <w:rPr>
-            <w:lang w:val="en_US" w:bidi="en_US"/>
-          </w:rPr>
-          <w:rPr>
-            <w:color w:val="0000EE"/>
-            <w:u w:val="single"/>
-          </w:rPr>
-          <w:t>2 Kings 17</w:t>
-        </w:r>
-      </w:hyperlink>
+      <w:r>
+        <w:rPr>
+          <w:lang w:val="en_US" w:bidi="en_US"/>
+        </w:rPr>
+        <w:t>2 Kings 17</w:t>
+      </w:r>
       <w:r>
         <w:rPr>
           <w:lang w:val="en_US" w:bidi="en_US"/>
         </w:rPr>
         <w:t xml:space="preserve">; </w:t>
       </w:r>
-      <w:hyperlink r:id="rId199">
-        <w:r>
-          <w:rPr>
-            <w:lang w:val="en_US" w:bidi="en_US"/>
-          </w:rPr>
-          <w:rPr>
-            <w:color w:val="0000EE"/>
-            <w:u w:val="single"/>
-          </w:rPr>
-          <w:t>25</w:t>
-        </w:r>
-      </w:hyperlink>
+      <w:r>
+        <w:rPr>
+          <w:lang w:val="en_US" w:bidi="en_US"/>
+        </w:rPr>
+        <w:t>25</w:t>
+      </w:r>
       <w:r>
         <w:rPr>
           <w:lang w:val="en_US" w:bidi="en_US"/>
         </w:rPr>
         <w:t xml:space="preserve">), but Persia treated exiled people kindly and returned them to their homelands (see </w:t>
       </w:r>
-      <w:hyperlink r:id="rId200">
-        <w:r>
-          <w:rPr>
-            <w:lang w:val="en_US" w:bidi="en_US"/>
-          </w:rPr>
-          <w:rPr>
-            <w:color w:val="0000EE"/>
-            <w:u w:val="single"/>
-          </w:rPr>
-          <w:t>Ezra 1:1–3</w:t>
-        </w:r>
-      </w:hyperlink>
+      <w:r>
+        <w:rPr>
+          <w:lang w:val="en_US" w:bidi="en_US"/>
+        </w:rPr>
+        <w:t>Ezra 1:1–3</w:t>
+      </w:r>
       <w:r>
         <w:rPr>
           <w:lang w:val="en_US" w:bidi="en_US"/>
@@ -11273,126 +9983,84 @@
         </w:rPr>
         <w:t xml:space="preserve"> God clearly explained what he expected from his people (see </w:t>
       </w:r>
-      <w:hyperlink r:id="rId201">
-        <w:r>
-          <w:rPr>
-            <w:lang w:val="en_US" w:bidi="en_US"/>
-          </w:rPr>
-          <w:rPr>
-            <w:color w:val="0000EE"/>
-            <w:u w:val="single"/>
-          </w:rPr>
-          <w:t>Deuteronomy 7:3–4</w:t>
-        </w:r>
-      </w:hyperlink>
+      <w:r>
+        <w:rPr>
+          <w:lang w:val="en_US" w:bidi="en_US"/>
+        </w:rPr>
+        <w:t>Deuteronomy 7:3–4</w:t>
+      </w:r>
       <w:r>
         <w:rPr>
           <w:lang w:val="en_US" w:bidi="en_US"/>
         </w:rPr>
         <w:t xml:space="preserve">; </w:t>
       </w:r>
-      <w:hyperlink r:id="rId202">
-        <w:r>
-          <w:rPr>
-            <w:lang w:val="en_US" w:bidi="en_US"/>
-          </w:rPr>
-          <w:rPr>
-            <w:color w:val="0000EE"/>
-            <w:u w:val="single"/>
-          </w:rPr>
-          <w:t>Malachi 2:10–12</w:t>
-        </w:r>
-      </w:hyperlink>
+      <w:r>
+        <w:rPr>
+          <w:lang w:val="en_US" w:bidi="en_US"/>
+        </w:rPr>
+        <w:t>Malachi 2:10–12</w:t>
+      </w:r>
       <w:r>
         <w:rPr>
           <w:lang w:val="en_US" w:bidi="en_US"/>
         </w:rPr>
         <w:t xml:space="preserve">). He promised great blessings if they followed his covenant rules (see </w:t>
       </w:r>
-      <w:hyperlink r:id="rId203">
-        <w:r>
-          <w:rPr>
-            <w:lang w:val="en_US" w:bidi="en_US"/>
-          </w:rPr>
-          <w:rPr>
-            <w:color w:val="0000EE"/>
-            <w:u w:val="single"/>
-          </w:rPr>
-          <w:t>Leviticus 26:1–13</w:t>
-        </w:r>
-      </w:hyperlink>
+      <w:r>
+        <w:rPr>
+          <w:lang w:val="en_US" w:bidi="en_US"/>
+        </w:rPr>
+        <w:t>Leviticus 26:1–13</w:t>
+      </w:r>
       <w:r>
         <w:rPr>
           <w:lang w:val="en_US" w:bidi="en_US"/>
         </w:rPr>
         <w:t xml:space="preserve">; </w:t>
       </w:r>
-      <w:hyperlink r:id="rId204">
-        <w:r>
-          <w:rPr>
-            <w:lang w:val="en_US" w:bidi="en_US"/>
-          </w:rPr>
-          <w:rPr>
-            <w:color w:val="0000EE"/>
-            <w:u w:val="single"/>
-          </w:rPr>
-          <w:t>Deuteronomy 28:1–14</w:t>
-        </w:r>
-      </w:hyperlink>
+      <w:r>
+        <w:rPr>
+          <w:lang w:val="en_US" w:bidi="en_US"/>
+        </w:rPr>
+        <w:t>Deuteronomy 28:1–14</w:t>
+      </w:r>
       <w:r>
         <w:rPr>
           <w:lang w:val="en_US" w:bidi="en_US"/>
         </w:rPr>
         <w:t xml:space="preserve">; </w:t>
       </w:r>
-      <w:hyperlink r:id="rId205">
-        <w:r>
-          <w:rPr>
-            <w:lang w:val="en_US" w:bidi="en_US"/>
-          </w:rPr>
-          <w:rPr>
-            <w:color w:val="0000EE"/>
-            <w:u w:val="single"/>
-          </w:rPr>
-          <w:t>Jeremiah 32:36–33:18</w:t>
-        </w:r>
-      </w:hyperlink>
+      <w:r>
+        <w:rPr>
+          <w:lang w:val="en_US" w:bidi="en_US"/>
+        </w:rPr>
+        <w:t>Jeremiah 32:36–33:18</w:t>
+      </w:r>
       <w:r>
         <w:rPr>
           <w:lang w:val="en_US" w:bidi="en_US"/>
         </w:rPr>
         <w:t xml:space="preserve">; </w:t>
       </w:r>
-      <w:hyperlink r:id="rId206">
-        <w:r>
-          <w:rPr>
-            <w:lang w:val="en_US" w:bidi="en_US"/>
-          </w:rPr>
-          <w:rPr>
-            <w:color w:val="0000EE"/>
-            <w:u w:val="single"/>
-          </w:rPr>
-          <w:t>Ezekiel 37:15–28</w:t>
-        </w:r>
-      </w:hyperlink>
+      <w:r>
+        <w:rPr>
+          <w:lang w:val="en_US" w:bidi="en_US"/>
+        </w:rPr>
+        <w:t>Ezekiel 37:15–28</w:t>
+      </w:r>
       <w:r>
         <w:rPr>
           <w:lang w:val="en_US" w:bidi="en_US"/>
         </w:rPr>
         <w:t xml:space="preserve">; </w:t>
       </w:r>
-      <w:hyperlink r:id="rId207">
-        <w:r>
-          <w:rPr>
-            <w:lang w:val="en_US" w:bidi="en_US"/>
-          </w:rPr>
-          <w:rPr>
-            <w:color w:val="0000EE"/>
-            <w:u w:val="single"/>
-          </w:rPr>
-          <w:t>Hosea 14:1–8</w:t>
-        </w:r>
-      </w:hyperlink>
+      <w:r>
+        <w:rPr>
+          <w:lang w:val="en_US" w:bidi="en_US"/>
+        </w:rPr>
+        <w:t>Hosea 14:1–8</w:t>
+      </w:r>
       <w:r>
         <w:rPr>
           <w:lang w:val="en_US" w:bidi="en_US"/>
@@ -11681,18 +10349,12 @@
         </w:rPr>
         <w:t xml:space="preserve">Women usually received custody of their children when a marriage ended (compare Hagar and Ishmael, </w:t>
       </w:r>
-      <w:hyperlink r:id="rId208">
-        <w:r>
-          <w:rPr>
-            <w:lang w:val="en_US" w:bidi="en_US"/>
-          </w:rPr>
-          <w:rPr>
-            <w:color w:val="0000EE"/>
-            <w:u w:val="single"/>
-          </w:rPr>
-          <w:t>Genesis 21:14</w:t>
-        </w:r>
-      </w:hyperlink>
+      <w:r>
+        <w:rPr>
+          <w:lang w:val="en_US" w:bidi="en_US"/>
+        </w:rPr>
+        <w:t>Genesis 21:14</w:t>
+      </w:r>
       <w:r>
         <w:rPr>
           <w:lang w:val="en_US" w:bidi="en_US"/>
@@ -11754,18 +10416,12 @@
         </w:rPr>
         <w:t xml:space="preserve">: As an expert in the law (see </w:t>
       </w:r>
-      <w:hyperlink r:id="rId158">
-        <w:r>
-          <w:rPr>
-            <w:lang w:val="en_US" w:bidi="en_US"/>
-          </w:rPr>
-          <w:rPr>
-            <w:color w:val="0000EE"/>
-            <w:u w:val="single"/>
-          </w:rPr>
-          <w:t>Ezra 7:10</w:t>
-        </w:r>
-      </w:hyperlink>
+      <w:r>
+        <w:rPr>
+          <w:lang w:val="en_US" w:bidi="en_US"/>
+        </w:rPr>
+        <w:t>Ezra 7:10</w:t>
+      </w:r>
       <w:r>
         <w:rPr>
           <w:lang w:val="en_US" w:bidi="en_US"/>
@@ -11820,36 +10476,24 @@
         </w:rPr>
         <w:t xml:space="preserve">The solemn oath included a promise to act and a self-imposed curse if the promise was broken (see </w:t>
       </w:r>
-      <w:hyperlink r:id="rId209">
-        <w:r>
-          <w:rPr>
-            <w:lang w:val="en_US" w:bidi="en_US"/>
-          </w:rPr>
-          <w:rPr>
-            <w:color w:val="0000EE"/>
-            <w:u w:val="single"/>
-          </w:rPr>
-          <w:t>Ruth 1:16–17</w:t>
-        </w:r>
-      </w:hyperlink>
+      <w:r>
+        <w:rPr>
+          <w:lang w:val="en_US" w:bidi="en_US"/>
+        </w:rPr>
+        <w:t>Ruth 1:16–17</w:t>
+      </w:r>
       <w:r>
         <w:rPr>
           <w:lang w:val="en_US" w:bidi="en_US"/>
         </w:rPr>
         <w:t xml:space="preserve">; </w:t>
       </w:r>
-      <w:hyperlink r:id="rId210">
-        <w:r>
-          <w:rPr>
-            <w:lang w:val="en_US" w:bidi="en_US"/>
-          </w:rPr>
-          <w:rPr>
-            <w:color w:val="0000EE"/>
-            <w:u w:val="single"/>
-          </w:rPr>
-          <w:t>1 Samuel 14:24–28</w:t>
-        </w:r>
-      </w:hyperlink>
+      <w:r>
+        <w:rPr>
+          <w:lang w:val="en_US" w:bidi="en_US"/>
+        </w:rPr>
+        <w:t>1 Samuel 14:24–28</w:t>
+      </w:r>
       <w:r>
         <w:rPr>
           <w:lang w:val="en_US" w:bidi="en_US"/>
@@ -12026,18 +10670,12 @@
         </w:rPr>
         <w:t>It is unclear why these four people opposed the plan. They might have wanted a stricter penalty, or perhaps they or their family members did not want to divorce their foreign wives. The fact that there were only four dissenters shows the policy had overwhelming support among the rest of the exiles. Sadly, a few years later, a similar problem of intermarriage with foreign wives created another crisis within the community (</w:t>
       </w:r>
-      <w:hyperlink r:id="rId211">
-        <w:r>
-          <w:rPr>
-            <w:lang w:val="en_US" w:bidi="en_US"/>
-          </w:rPr>
-          <w:rPr>
-            <w:color w:val="0000EE"/>
-            <w:u w:val="single"/>
-          </w:rPr>
-          <w:t>Nehemiah 9–10</w:t>
-        </w:r>
-      </w:hyperlink>
+      <w:r>
+        <w:rPr>
+          <w:lang w:val="en_US" w:bidi="en_US"/>
+        </w:rPr>
+        <w:t>Nehemiah 9–10</w:t>
+      </w:r>
       <w:r>
         <w:rPr>
           <w:lang w:val="en_US" w:bidi="en_US"/>
